--- a/ITESCA/maestria-en-gestion-administrativa/plan-de-negocios-mga/reporte-plan-de-negocios-Actividad-12-Recursos-Humanos.docx
+++ b/ITESCA/maestria-en-gestion-administrativa/plan-de-negocios-mga/reporte-plan-de-negocios-Actividad-12-Recursos-Humanos.docx
@@ -39,38 +39,75 @@
       </w:r>
     </w:p>
     <w:p>
+      <w:pPr>
+        <w:jc w:val="center"/>
+      </w:pPr>
       <w:r>
         <w:t>Instituto Tecnológico Superior de Cajeme</w:t>
       </w:r>
     </w:p>
     <w:p>
+      <w:pPr>
+        <w:jc w:val="center"/>
+      </w:pPr>
       <w:r>
         <w:t>Maestría en Gestión Administrativa</w:t>
       </w:r>
     </w:p>
     <w:p>
+      <w:pPr>
+        <w:jc w:val="center"/>
+      </w:pPr>
       <w:r>
         <w:t>Plan de Negocios · GGPN01 · Periodo 2026-II</w:t>
       </w:r>
     </w:p>
     <w:p>
+      <w:pPr>
+        <w:pStyle w:val="Title"/>
+        <w:jc w:val="center"/>
+      </w:pPr>
       <w:r>
+        <w:rPr>
+          <w:b/>
+          <w:color w:val="000000"/>
+          <w:sz w:val="40"/>
+        </w:rPr>
         <w:t>Administración de recursos humanos: puestos y funciones</w:t>
       </w:r>
     </w:p>
     <w:p>
+      <w:pPr>
+        <w:jc w:val="center"/>
+      </w:pPr>
       <w:r>
-        <w:t>Caso de referencia: AM Taller Autocentro</w:t>
+        <w:t>AM Taller Autocentro</w:t>
+        <w:br/>
+        <w:t>Actividad 12 - Puestos y funciones</w:t>
+        <w:br/>
+        <w:t>Propuesta de organización del personal</w:t>
       </w:r>
     </w:p>
     <w:p>
+      <w:pPr>
+        <w:jc w:val="center"/>
+      </w:pPr>
       <w:r>
-        <w:t>Borrador para revisión; precios, existencias, demanda y datos del estudiante por confirmar.</w:t>
+        <w:t>Martín Jonathan de la Cruz Muñoz</w:t>
+        <w:br/>
+        <w:t>Matrícula 26130503</w:t>
+        <w:br/>
+        <w:t>Docente Celia Velázquez Reyna</w:t>
       </w:r>
     </w:p>
     <w:p>
+      <w:pPr>
+        <w:jc w:val="center"/>
+      </w:pPr>
       <w:r>
-        <w:t>Fecha de preparación: 20 de septiembre de 2026</w:t>
+        <w:t>Monterrey, Nuevo León</w:t>
+        <w:br/>
+        <w:t>5 de octubre de 2026</w:t>
       </w:r>
     </w:p>
     <w:p>
@@ -80,862 +117,7835 @@
     </w:p>
     <w:p>
       <w:pPr>
-        <w:pStyle w:val="FirstParagraph"/>
+        <w:pStyle w:val="Heading1"/>
+        <w:keepNext/>
+        <w:pageBreakBefore w:val="0"/>
       </w:pPr>
       <w:r>
         <w:rPr>
           <w:b/>
-          <w:bCs/>
+          <w:sz w:val="30"/>
         </w:rPr>
-        <w:t xml:space="preserve">Borrador hipotético pendiente de confirmación.</w:t>
-      </w:r>
-      <w:r>
-        <w:t xml:space="preserve"> </w:t>
-      </w:r>
-      <w:r>
-        <w:t xml:space="preserve">La presente propuesta define los puestos y las funciones necesarios para operar AM Taller Autocentro. Su contenido no acredita contrataciones, relaciones laborales ni prestación efectiva de servicios profesionales. Se adopta el supuesto de que, durante la fase inicial, una sola persona podría concentrar varias responsabilidades; no obstante, las funciones se presentan por separado para delimitar responsabilidades, establecer controles y facilitar una eventual ampliación del proyecto.</w:t>
+        <w:t>Introducción</w:t>
       </w:r>
     </w:p>
-    <w:bookmarkStart w:id="20" w:name="estructura-organizativa-propuesta"/>
     <w:p>
-      <w:pPr>
-        <w:pStyle w:val="Heading1"/>
-      </w:pPr>
+      <w:pPr/>
       <w:r>
-        <w:t xml:space="preserve">Estructura organizativa propuesta</w:t>
+        <w:t>Un taller no se organiza únicamente al identificar quién repara un vehículo: también necesita responsables de atender solicitudes, verificar recursos, obtener autorizaciones, controlar insumos, cobrar y dar seguimiento. Para AM Taller Autocentro, el riesgo administrativo consiste en que esas tareas queden implícitas cuando varias funciones se concentran en una sola persona. La estructura propuesta distribuye responsabilidades sin afirmar que exista una plantilla contratada, maquinaria disponible o una capacidad de atención ya medida.</w:t>
+      </w:r>
+    </w:p>
+    <w:p>
+      <w:pPr/>
+      <w:r>
+        <w:t>La organización se vincula con el proceso de cambio de aceite y filtro en vehículo ligero: sus 16 pasos sirven como referencia para asignar ejecución, apoyos y registros. Se consideran además las funciones de llantas y refaccionaria del proyecto, sin incorporarlas automáticamente a ese mantenimiento. La consigna permite diseñar puestos aunque el microproyecto opere individualmente y sugiere una tabla por puesto (Instituto Tecnológico Superior de Cajeme, s. f.). El criterio es distinguir funciones necesarias de contrataciones efectivas y conservar un responsable identificable para cada tarea relevante.</w:t>
       </w:r>
     </w:p>
     <w:p>
       <w:pPr>
-        <w:pStyle w:val="FirstParagraph"/>
+        <w:pStyle w:val="Heading1"/>
+        <w:keepNext/>
+        <w:pageBreakBefore w:val="0"/>
       </w:pPr>
       <w:r>
-        <w:t xml:space="preserve">La organización se divide en cuatro áreas funcionales: administración, ventas y atención, operación técnica, y servicios profesionales de apoyo. Esta separación responde a las necesidades previstas de un taller, llantera y refaccionaria con agenda de citas, control de inventario y revisión de proveedores. La definición de puestos no implica que todos deban contratarse desde el inicio, pues su incorporación dependerá del volumen real de trabajo, la capacidad financiera y las obligaciones aplicables.</w:t>
+        <w:rPr>
+          <w:b/>
+          <w:sz w:val="30"/>
+        </w:rPr>
+        <w:t>Puestos, funciones y coordinación del servicio</w:t>
       </w:r>
     </w:p>
     <w:p>
       <w:pPr>
-        <w:pStyle w:val="BodyText"/>
+        <w:pStyle w:val="Heading2"/>
+        <w:keepNext/>
+        <w:pageBreakBefore w:val="0"/>
       </w:pPr>
       <w:r>
-        <w:t xml:space="preserve">La coordinación general supervisaría la recepción de solicitudes, programación de trabajos, autorización de compras y control administrativo. La operación comprendería los servicios de mecánica y llantas, mientras que la gestión de refacciones atendería cotizaciones, compatibilidades e inventario. Los servicios contables, jurídicos, tecnológicos y de seguridad podrían contratarse externamente cuando se confirme su necesidad y alcance.</w:t>
+        <w:rPr>
+          <w:b/>
+          <w:sz w:val="24"/>
+        </w:rPr>
+        <w:t>Estructura funcional propuesta</w:t>
       </w:r>
     </w:p>
-    <w:bookmarkEnd w:id="20"/>
-    <w:bookmarkStart w:id="27" w:name="puestos-y-funciones"/>
     <w:p>
-      <w:pPr>
-        <w:pStyle w:val="Heading1"/>
-      </w:pPr>
+      <w:pPr/>
       <w:r>
-        <w:t xml:space="preserve">Puestos y funciones</w:t>
+        <w:t>La función principal expresa el resultado permanente esperado del puesto; las actividades precisan las acciones recurrentes para obtenerlo. El glosario del curso distingue funciones, responsabilidades y representación organizativa en sus apartados 4.2 y 4.3 (Propuesta de glosario de conceptos, 2024). Aquí se añaden límites de decisión y registros para hacer verificable la coordinación, sin convertir la descripción en un contrato laboral o en una nómina presupuestada.</w:t>
       </w:r>
     </w:p>
-    <w:bookmarkStart w:id="21" w:name="X5a706d88d61db2d249dc2ea31c50a688a088eb7"/>
     <w:p>
-      <w:pPr>
-        <w:pStyle w:val="Heading2"/>
-      </w:pPr>
+      <w:pPr/>
       <w:r>
-        <w:t xml:space="preserve">Responsable de administración y coordinación general</w:t>
+        <w:t>Se propone una estructura funcional sencilla: coordinación general articula recepción y ventas, operación técnica, refacciones e inventario y limpieza. Contabilidad y asesoría jurídica se contemplan como servicios independientes por alcance definido. La formalización de funciones y las relaciones de supervisión permiten conectar tareas especializadas, mientras la complejidad de la estructura debe adecuarse al trabajo que realmente puede coordinarse (OpenStax, s. f.). Los ocho puestos representan funciones de diseño, no ocho contrataciones ni ocho plazas de tiempo completo.</w:t>
+      </w:r>
+    </w:p>
+    <w:p>
+      <w:pPr/>
+      <w:r>
+        <w:t>Coordinación general (P1) supervisa P2 a P6 y gestiona la relación con P7 y P8. P3 y P4 conservan el criterio técnico de su especialidad; P2 no diagnostica ni autoriza reparaciones en nombre del cliente. P5 confirma existencias y compatibilidad con apoyo técnico. El cliente decide la aceptación del alcance y del importe: ninguna aprobación interna reemplaza esa autorización.</w:t>
       </w:r>
     </w:p>
     <w:p>
       <w:pPr>
-        <w:pStyle w:val="FirstParagraph"/>
+        <w:pStyle w:val="Heading2"/>
+        <w:keepNext/>
+        <w:pageBreakBefore w:val="0"/>
       </w:pPr>
       <w:r>
         <w:rPr>
           <w:b/>
-          <w:bCs/>
+          <w:sz w:val="24"/>
         </w:rPr>
-        <w:t xml:space="preserve">Función principal:</w:t>
-      </w:r>
-      <w:r>
-        <w:t xml:space="preserve"> </w:t>
-      </w:r>
-      <w:r>
-        <w:t xml:space="preserve">dirigir la operación administrativa y coordinar los recursos humanos, materiales y financieros del proyecto.</w:t>
+        <w:t>Organigrama funcional</w:t>
       </w:r>
     </w:p>
     <w:p>
       <w:pPr>
-        <w:pStyle w:val="BodyText"/>
+        <w:keepNext/>
+      </w:pPr>
+      <w:r>
+        <w:drawing>
+          <wp:inline>
+            <wp:extent cx="5943600" cy="2005965"/>
+            <wp:docPr id="2" name="Picture 2"/>
+            <wp:cNvGraphicFramePr>
+              <a:graphicFrameLocks noChangeAspect="1"/>
+            </wp:cNvGraphicFramePr>
+            <a:graphic>
+              <a:graphicData uri="http://schemas.openxmlformats.org/drawingml/2006/picture">
+                <pic:pic>
+                  <pic:nvPicPr>
+                    <pic:cNvPr id="0" name="organigrama.png"/>
+                    <pic:cNvPicPr/>
+                  </pic:nvPicPr>
+                  <pic:blipFill>
+                    <a:blip r:embed="rId12"/>
+                    <a:stretch>
+                      <a:fillRect/>
+                    </a:stretch>
+                  </pic:blipFill>
+                  <pic:spPr>
+                    <a:xfrm>
+                      <a:off x="0" y="0"/>
+                      <a:ext cx="5943600" cy="2005965"/>
+                    </a:xfrm>
+                    <a:prstGeom prst="rect"/>
+                  </pic:spPr>
+                </pic:pic>
+              </a:graphicData>
+            </a:graphic>
+          </wp:inline>
+        </w:drawing>
+      </w:r>
+    </w:p>
+    <w:p>
+      <w:pPr/>
+      <w:r>
+        <w:t>Figura 1. Organigrama funcional propuesto. Elaboración propia. Línea continua: coordinación de funciones internas. Línea discontinua: servicio profesional externo. (*) P6 puede contratarse por alcance; P1 mantiene su coordinación. El esquema representa funciones propuestas, no ocho contrataciones.</w:t>
+      </w:r>
+    </w:p>
+    <w:p>
+      <w:pPr>
+        <w:pStyle w:val="Heading2"/>
+        <w:keepNext/>
+        <w:pageBreakBefore w:val="0"/>
       </w:pPr>
       <w:r>
         <w:rPr>
           <w:b/>
-          <w:bCs/>
+          <w:sz w:val="24"/>
         </w:rPr>
-        <w:t xml:space="preserve">Actividades propuestas:</w:t>
+        <w:t>Fichas de puestos</w:t>
+      </w:r>
+    </w:p>
+    <w:p>
+      <w:pPr/>
+      <w:r>
+        <w:t>Las funciones se proponen para la etapa de diseño. Su agrupación o separación dependerá de competencias, carga de trabajo y recursos comprobados; los servicios profesionales se contratarían por un encargo específico.</w:t>
       </w:r>
     </w:p>
     <w:p>
       <w:pPr>
-        <w:numPr>
-          <w:ilvl w:val="0"/>
-          <w:numId w:val="1001"/>
-        </w:numPr>
+        <w:pStyle w:val="Heading3"/>
+        <w:keepNext/>
       </w:pPr>
       <w:r>
-        <w:t xml:space="preserve">Establecer objetivos de operación y revisar su cumplimiento.</w:t>
+        <w:rPr>
+          <w:b/>
+        </w:rPr>
+        <w:t>P1. Coordinación general y administración</w:t>
+      </w:r>
+    </w:p>
+    <w:tbl>
+      <w:tblPr>
+        <w:tblW w:type="auto" w:w="0"/>
+        <w:jc w:val="center"/>
+        <w:tblLayout w:type="fixed"/>
+        <w:tblLook w:firstColumn="1" w:firstRow="1" w:lastColumn="0" w:lastRow="0" w:noHBand="0" w:noVBand="1" w:val="04A0"/>
+      </w:tblPr>
+      <w:tblGrid>
+        <w:gridCol w:w="1800"/>
+        <w:gridCol w:w="7560"/>
+      </w:tblGrid>
+      <w:tr>
+        <w:trPr>
+          <w:cantSplit/>
+          <w:tblHeader/>
+        </w:trPr>
+        <w:tc>
+          <w:tcPr>
+            <w:tcW w:type="dxa" w:w="1800"/>
+            <w:vAlign w:val="center"/>
+            <w:tcBorders>
+              <w:top w:val="single" w:sz="4" w:color="D9D9D9"/>
+              <w:bottom w:val="single" w:sz="4" w:color="D9D9D9"/>
+              <w:left w:val="single" w:sz="4" w:color="D9D9D9"/>
+              <w:right w:val="single" w:sz="4" w:color="D9D9D9"/>
+            </w:tcBorders>
+            <w:shd w:fill="E7EDF2"/>
+          </w:tcPr>
+          <w:p>
+            <w:pPr>
+              <w:keepNext/>
+              <w:spacing w:line="252" w:lineRule="auto" w:before="20" w:after="20"/>
+            </w:pPr>
+            <w:r>
+              <w:rPr>
+                <w:rFonts w:ascii="Arial" w:hAnsi="Arial"/>
+                <w:b/>
+                <w:sz w:val="20"/>
+              </w:rPr>
+              <w:t>Puesto P1</w:t>
+            </w:r>
+          </w:p>
+        </w:tc>
+        <w:tc>
+          <w:tcPr>
+            <w:tcW w:type="dxa" w:w="7560"/>
+            <w:vAlign w:val="center"/>
+            <w:tcBorders>
+              <w:top w:val="single" w:sz="4" w:color="D9D9D9"/>
+              <w:bottom w:val="single" w:sz="4" w:color="D9D9D9"/>
+              <w:left w:val="single" w:sz="4" w:color="D9D9D9"/>
+              <w:right w:val="single" w:sz="4" w:color="D9D9D9"/>
+            </w:tcBorders>
+            <w:shd w:fill="E7EDF2"/>
+          </w:tcPr>
+          <w:p>
+            <w:pPr>
+              <w:keepNext/>
+              <w:spacing w:line="252" w:lineRule="auto" w:before="20" w:after="20"/>
+            </w:pPr>
+            <w:r>
+              <w:rPr>
+                <w:rFonts w:ascii="Arial" w:hAnsi="Arial"/>
+                <w:b/>
+                <w:sz w:val="20"/>
+              </w:rPr>
+              <w:t>Coordinación general y administración</w:t>
+            </w:r>
+          </w:p>
+        </w:tc>
+      </w:tr>
+      <w:tr>
+        <w:trPr>
+          <w:cantSplit/>
+        </w:trPr>
+        <w:tc>
+          <w:tcPr>
+            <w:tcW w:type="dxa" w:w="1800"/>
+            <w:vAlign w:val="center"/>
+            <w:tcBorders>
+              <w:top w:val="single" w:sz="4" w:color="D9D9D9"/>
+              <w:bottom w:val="single" w:sz="4" w:color="D9D9D9"/>
+              <w:left w:val="single" w:sz="4" w:color="D9D9D9"/>
+              <w:right w:val="single" w:sz="4" w:color="D9D9D9"/>
+            </w:tcBorders>
+          </w:tcPr>
+          <w:p>
+            <w:pPr>
+              <w:keepNext/>
+              <w:spacing w:line="252" w:lineRule="auto" w:before="20" w:after="20"/>
+            </w:pPr>
+            <w:r>
+              <w:rPr>
+                <w:rFonts w:ascii="Arial" w:hAnsi="Arial"/>
+                <w:b w:val="0"/>
+                <w:sz w:val="20"/>
+              </w:rPr>
+              <w:t>Ubicación y enlaces</w:t>
+            </w:r>
+          </w:p>
+        </w:tc>
+        <w:tc>
+          <w:tcPr>
+            <w:tcW w:type="dxa" w:w="7560"/>
+            <w:vAlign w:val="center"/>
+            <w:tcBorders>
+              <w:top w:val="single" w:sz="4" w:color="D9D9D9"/>
+              <w:bottom w:val="single" w:sz="4" w:color="D9D9D9"/>
+              <w:left w:val="single" w:sz="4" w:color="D9D9D9"/>
+              <w:right w:val="single" w:sz="4" w:color="D9D9D9"/>
+            </w:tcBorders>
+          </w:tcPr>
+          <w:p>
+            <w:pPr>
+              <w:keepNext/>
+              <w:spacing w:line="252" w:lineRule="auto" w:before="20" w:after="20"/>
+            </w:pPr>
+            <w:r>
+              <w:rPr>
+                <w:rFonts w:ascii="Arial" w:hAnsi="Arial"/>
+                <w:b w:val="0"/>
+                <w:sz w:val="20"/>
+              </w:rPr>
+              <w:t>Dirección y administración.</w:t>
+              <w:br/>
+              <w:t>Supervisa P2–P6 y coordina los encargos de P7–P8.</w:t>
+            </w:r>
+          </w:p>
+        </w:tc>
+      </w:tr>
+      <w:tr>
+        <w:trPr>
+          <w:cantSplit/>
+        </w:trPr>
+        <w:tc>
+          <w:tcPr>
+            <w:tcW w:type="dxa" w:w="1800"/>
+            <w:vAlign w:val="center"/>
+            <w:tcBorders>
+              <w:top w:val="single" w:sz="4" w:color="D9D9D9"/>
+              <w:bottom w:val="single" w:sz="4" w:color="D9D9D9"/>
+              <w:left w:val="single" w:sz="4" w:color="D9D9D9"/>
+              <w:right w:val="single" w:sz="4" w:color="D9D9D9"/>
+            </w:tcBorders>
+          </w:tcPr>
+          <w:p>
+            <w:pPr>
+              <w:keepNext/>
+              <w:spacing w:line="252" w:lineRule="auto" w:before="20" w:after="20"/>
+            </w:pPr>
+            <w:r>
+              <w:rPr>
+                <w:rFonts w:ascii="Arial" w:hAnsi="Arial"/>
+                <w:b w:val="0"/>
+                <w:sz w:val="20"/>
+              </w:rPr>
+              <w:t>Función principal</w:t>
+            </w:r>
+          </w:p>
+        </w:tc>
+        <w:tc>
+          <w:tcPr>
+            <w:tcW w:type="dxa" w:w="7560"/>
+            <w:vAlign w:val="center"/>
+            <w:tcBorders>
+              <w:top w:val="single" w:sz="4" w:color="D9D9D9"/>
+              <w:bottom w:val="single" w:sz="4" w:color="D9D9D9"/>
+              <w:left w:val="single" w:sz="4" w:color="D9D9D9"/>
+              <w:right w:val="single" w:sz="4" w:color="D9D9D9"/>
+            </w:tcBorders>
+          </w:tcPr>
+          <w:p>
+            <w:pPr>
+              <w:keepNext/>
+              <w:spacing w:line="252" w:lineRule="auto" w:before="20" w:after="20"/>
+            </w:pPr>
+            <w:r>
+              <w:rPr>
+                <w:rFonts w:ascii="Arial" w:hAnsi="Arial"/>
+                <w:b w:val="0"/>
+                <w:sz w:val="20"/>
+              </w:rPr>
+              <w:t>Organizar recursos, prioridades y controles para que cada servicio tenga responsables y respaldo documental.</w:t>
+            </w:r>
+          </w:p>
+        </w:tc>
+      </w:tr>
+      <w:tr>
+        <w:trPr>
+          <w:cantSplit/>
+        </w:trPr>
+        <w:tc>
+          <w:tcPr>
+            <w:tcW w:type="dxa" w:w="1800"/>
+            <w:vAlign w:val="center"/>
+            <w:tcBorders>
+              <w:top w:val="single" w:sz="4" w:color="D9D9D9"/>
+              <w:bottom w:val="single" w:sz="4" w:color="D9D9D9"/>
+              <w:left w:val="single" w:sz="4" w:color="D9D9D9"/>
+              <w:right w:val="single" w:sz="4" w:color="D9D9D9"/>
+            </w:tcBorders>
+          </w:tcPr>
+          <w:p>
+            <w:pPr>
+              <w:keepNext/>
+              <w:spacing w:line="252" w:lineRule="auto" w:before="20" w:after="20"/>
+            </w:pPr>
+            <w:r>
+              <w:rPr>
+                <w:rFonts w:ascii="Arial" w:hAnsi="Arial"/>
+                <w:b w:val="0"/>
+                <w:sz w:val="20"/>
+              </w:rPr>
+              <w:t>Actividades</w:t>
+            </w:r>
+          </w:p>
+        </w:tc>
+        <w:tc>
+          <w:tcPr>
+            <w:tcW w:type="dxa" w:w="7560"/>
+            <w:vAlign w:val="center"/>
+            <w:tcBorders>
+              <w:top w:val="single" w:sz="4" w:color="D9D9D9"/>
+              <w:bottom w:val="single" w:sz="4" w:color="D9D9D9"/>
+              <w:left w:val="single" w:sz="4" w:color="D9D9D9"/>
+              <w:right w:val="single" w:sz="4" w:color="D9D9D9"/>
+            </w:tcBorders>
+          </w:tcPr>
+          <w:p>
+            <w:pPr>
+              <w:keepNext/>
+              <w:spacing w:line="252" w:lineRule="auto" w:before="20" w:after="20"/>
+            </w:pPr>
+            <w:r>
+              <w:rPr>
+                <w:rFonts w:ascii="Arial" w:hAnsi="Arial"/>
+                <w:b w:val="0"/>
+                <w:sz w:val="20"/>
+              </w:rPr>
+              <w:t>1. Asignar responsables y suplencias; comprobar carga y agenda antes de comprometer fechas.</w:t>
+              <w:br/>
+              <w:t>2. Autorizar y documentar compras, pagos y ajustes dentro del presupuesto.</w:t>
+              <w:br/>
+              <w:t>3. Seleccionar e inducir personal, verificando competencias antes de asignar trabajo técnico.</w:t>
+              <w:br/>
+              <w:t>4. Revisar caja, inventario, reclamaciones y cierres; coordinar proveedores y mantenimiento.</w:t>
+              <w:br/>
+              <w:t>5. Organizar el sondeo real y conservarlo separado de los registros de operación.</w:t>
+            </w:r>
+          </w:p>
+        </w:tc>
+      </w:tr>
+      <w:tr>
+        <w:trPr>
+          <w:cantSplit/>
+        </w:trPr>
+        <w:tc>
+          <w:tcPr>
+            <w:tcW w:type="dxa" w:w="1800"/>
+            <w:vAlign w:val="center"/>
+            <w:tcBorders>
+              <w:top w:val="single" w:sz="4" w:color="D9D9D9"/>
+              <w:bottom w:val="single" w:sz="4" w:color="D9D9D9"/>
+              <w:left w:val="single" w:sz="4" w:color="D9D9D9"/>
+              <w:right w:val="single" w:sz="4" w:color="D9D9D9"/>
+            </w:tcBorders>
+          </w:tcPr>
+          <w:p>
+            <w:pPr>
+              <w:keepNext/>
+              <w:spacing w:line="252" w:lineRule="auto" w:before="20" w:after="20"/>
+            </w:pPr>
+            <w:r>
+              <w:rPr>
+                <w:rFonts w:ascii="Arial" w:hAnsi="Arial"/>
+                <w:b w:val="0"/>
+                <w:sz w:val="20"/>
+              </w:rPr>
+              <w:t>Límite de decisión</w:t>
+            </w:r>
+          </w:p>
+        </w:tc>
+        <w:tc>
+          <w:tcPr>
+            <w:tcW w:type="dxa" w:w="7560"/>
+            <w:vAlign w:val="center"/>
+            <w:tcBorders>
+              <w:top w:val="single" w:sz="4" w:color="D9D9D9"/>
+              <w:bottom w:val="single" w:sz="4" w:color="D9D9D9"/>
+              <w:left w:val="single" w:sz="4" w:color="D9D9D9"/>
+              <w:right w:val="single" w:sz="4" w:color="D9D9D9"/>
+            </w:tcBorders>
+          </w:tcPr>
+          <w:p>
+            <w:pPr>
+              <w:keepNext/>
+              <w:spacing w:line="252" w:lineRule="auto" w:before="20" w:after="20"/>
+            </w:pPr>
+            <w:r>
+              <w:rPr>
+                <w:rFonts w:ascii="Arial" w:hAnsi="Arial"/>
+                <w:b w:val="0"/>
+                <w:sz w:val="20"/>
+              </w:rPr>
+              <w:t>Decide prioridades administrativas y detiene servicios sin recursos o controles suficientes. No sustituye la autorización del cliente ni el juicio técnico especializado.</w:t>
+            </w:r>
+          </w:p>
+        </w:tc>
+      </w:tr>
+      <w:tr>
+        <w:trPr>
+          <w:cantSplit/>
+        </w:trPr>
+        <w:tc>
+          <w:tcPr>
+            <w:tcW w:type="dxa" w:w="1800"/>
+            <w:vAlign w:val="center"/>
+            <w:tcBorders>
+              <w:top w:val="single" w:sz="4" w:color="D9D9D9"/>
+              <w:bottom w:val="single" w:sz="4" w:color="D9D9D9"/>
+              <w:left w:val="single" w:sz="4" w:color="D9D9D9"/>
+              <w:right w:val="single" w:sz="4" w:color="D9D9D9"/>
+            </w:tcBorders>
+          </w:tcPr>
+          <w:p>
+            <w:pPr>
+              <w:keepNext/>
+              <w:spacing w:line="252" w:lineRule="auto" w:before="20" w:after="20"/>
+            </w:pPr>
+            <w:r>
+              <w:rPr>
+                <w:rFonts w:ascii="Arial" w:hAnsi="Arial"/>
+                <w:b w:val="0"/>
+                <w:sz w:val="20"/>
+              </w:rPr>
+              <w:t>Registros</w:t>
+            </w:r>
+          </w:p>
+        </w:tc>
+        <w:tc>
+          <w:tcPr>
+            <w:tcW w:type="dxa" w:w="7560"/>
+            <w:vAlign w:val="center"/>
+            <w:tcBorders>
+              <w:top w:val="single" w:sz="4" w:color="D9D9D9"/>
+              <w:bottom w:val="single" w:sz="4" w:color="D9D9D9"/>
+              <w:left w:val="single" w:sz="4" w:color="D9D9D9"/>
+              <w:right w:val="single" w:sz="4" w:color="D9D9D9"/>
+            </w:tcBorders>
+          </w:tcPr>
+          <w:p>
+            <w:pPr>
+              <w:keepNext/>
+              <w:spacing w:line="252" w:lineRule="auto" w:before="20" w:after="20"/>
+            </w:pPr>
+            <w:r>
+              <w:rPr>
+                <w:rFonts w:ascii="Arial" w:hAnsi="Arial"/>
+                <w:b w:val="0"/>
+                <w:sz w:val="20"/>
+              </w:rPr>
+              <w:t>Agenda, asignación por orden, autorizaciones de compra, conciliación de caja, revisión de incidencias e inducción.</w:t>
+            </w:r>
+          </w:p>
+        </w:tc>
+      </w:tr>
+      <w:tr>
+        <w:trPr>
+          <w:cantSplit/>
+        </w:trPr>
+        <w:tc>
+          <w:tcPr>
+            <w:tcW w:type="dxa" w:w="1800"/>
+            <w:vAlign w:val="center"/>
+            <w:tcBorders>
+              <w:top w:val="single" w:sz="4" w:color="D9D9D9"/>
+              <w:bottom w:val="single" w:sz="4" w:color="D9D9D9"/>
+              <w:left w:val="single" w:sz="4" w:color="D9D9D9"/>
+              <w:right w:val="single" w:sz="4" w:color="D9D9D9"/>
+            </w:tcBorders>
+          </w:tcPr>
+          <w:p>
+            <w:pPr>
+              <w:keepNext w:val="0"/>
+              <w:spacing w:line="252" w:lineRule="auto" w:before="20" w:after="20"/>
+            </w:pPr>
+            <w:r>
+              <w:rPr>
+                <w:rFonts w:ascii="Arial" w:hAnsi="Arial"/>
+                <w:b w:val="0"/>
+                <w:sz w:val="20"/>
+              </w:rPr>
+              <w:t>Perfil funcional</w:t>
+            </w:r>
+          </w:p>
+        </w:tc>
+        <w:tc>
+          <w:tcPr>
+            <w:tcW w:type="dxa" w:w="7560"/>
+            <w:vAlign w:val="center"/>
+            <w:tcBorders>
+              <w:top w:val="single" w:sz="4" w:color="D9D9D9"/>
+              <w:bottom w:val="single" w:sz="4" w:color="D9D9D9"/>
+              <w:left w:val="single" w:sz="4" w:color="D9D9D9"/>
+              <w:right w:val="single" w:sz="4" w:color="D9D9D9"/>
+            </w:tcBorders>
+          </w:tcPr>
+          <w:p>
+            <w:pPr>
+              <w:keepNext w:val="0"/>
+              <w:spacing w:line="252" w:lineRule="auto" w:before="20" w:after="20"/>
+            </w:pPr>
+            <w:r>
+              <w:rPr>
+                <w:rFonts w:ascii="Arial" w:hAnsi="Arial"/>
+                <w:b w:val="0"/>
+                <w:sz w:val="20"/>
+              </w:rPr>
+              <w:t>Organización, control documental, nociones de costos, comunicación y capacidad para coordinar especialistas.</w:t>
+            </w:r>
+          </w:p>
+        </w:tc>
+      </w:tr>
+    </w:tbl>
+    <w:p/>
+    <w:p>
+      <w:pPr>
+        <w:pStyle w:val="Heading3"/>
+        <w:keepNext/>
+      </w:pPr>
+      <w:r>
+        <w:rPr>
+          <w:b/>
+        </w:rPr>
+        <w:t>P2. Recepción, ventas y caja</w:t>
+      </w:r>
+    </w:p>
+    <w:tbl>
+      <w:tblPr>
+        <w:tblW w:type="auto" w:w="0"/>
+        <w:jc w:val="center"/>
+        <w:tblLayout w:type="fixed"/>
+        <w:tblLook w:firstColumn="1" w:firstRow="1" w:lastColumn="0" w:lastRow="0" w:noHBand="0" w:noVBand="1" w:val="04A0"/>
+      </w:tblPr>
+      <w:tblGrid>
+        <w:gridCol w:w="1800"/>
+        <w:gridCol w:w="7560"/>
+      </w:tblGrid>
+      <w:tr>
+        <w:trPr>
+          <w:cantSplit/>
+          <w:tblHeader/>
+        </w:trPr>
+        <w:tc>
+          <w:tcPr>
+            <w:tcW w:type="dxa" w:w="1800"/>
+            <w:vAlign w:val="center"/>
+            <w:tcBorders>
+              <w:top w:val="single" w:sz="4" w:color="D9D9D9"/>
+              <w:bottom w:val="single" w:sz="4" w:color="D9D9D9"/>
+              <w:left w:val="single" w:sz="4" w:color="D9D9D9"/>
+              <w:right w:val="single" w:sz="4" w:color="D9D9D9"/>
+            </w:tcBorders>
+            <w:shd w:fill="E7EDF2"/>
+          </w:tcPr>
+          <w:p>
+            <w:pPr>
+              <w:keepNext/>
+              <w:spacing w:line="252" w:lineRule="auto" w:before="20" w:after="20"/>
+            </w:pPr>
+            <w:r>
+              <w:rPr>
+                <w:rFonts w:ascii="Arial" w:hAnsi="Arial"/>
+                <w:b/>
+                <w:sz w:val="20"/>
+              </w:rPr>
+              <w:t>Puesto P2</w:t>
+            </w:r>
+          </w:p>
+        </w:tc>
+        <w:tc>
+          <w:tcPr>
+            <w:tcW w:type="dxa" w:w="7560"/>
+            <w:vAlign w:val="center"/>
+            <w:tcBorders>
+              <w:top w:val="single" w:sz="4" w:color="D9D9D9"/>
+              <w:bottom w:val="single" w:sz="4" w:color="D9D9D9"/>
+              <w:left w:val="single" w:sz="4" w:color="D9D9D9"/>
+              <w:right w:val="single" w:sz="4" w:color="D9D9D9"/>
+            </w:tcBorders>
+            <w:shd w:fill="E7EDF2"/>
+          </w:tcPr>
+          <w:p>
+            <w:pPr>
+              <w:keepNext/>
+              <w:spacing w:line="252" w:lineRule="auto" w:before="20" w:after="20"/>
+            </w:pPr>
+            <w:r>
+              <w:rPr>
+                <w:rFonts w:ascii="Arial" w:hAnsi="Arial"/>
+                <w:b/>
+                <w:sz w:val="20"/>
+              </w:rPr>
+              <w:t>Recepción, ventas y caja</w:t>
+            </w:r>
+          </w:p>
+        </w:tc>
+      </w:tr>
+      <w:tr>
+        <w:trPr>
+          <w:cantSplit/>
+        </w:trPr>
+        <w:tc>
+          <w:tcPr>
+            <w:tcW w:type="dxa" w:w="1800"/>
+            <w:vAlign w:val="center"/>
+            <w:tcBorders>
+              <w:top w:val="single" w:sz="4" w:color="D9D9D9"/>
+              <w:bottom w:val="single" w:sz="4" w:color="D9D9D9"/>
+              <w:left w:val="single" w:sz="4" w:color="D9D9D9"/>
+              <w:right w:val="single" w:sz="4" w:color="D9D9D9"/>
+            </w:tcBorders>
+          </w:tcPr>
+          <w:p>
+            <w:pPr>
+              <w:keepNext/>
+              <w:spacing w:line="252" w:lineRule="auto" w:before="20" w:after="20"/>
+            </w:pPr>
+            <w:r>
+              <w:rPr>
+                <w:rFonts w:ascii="Arial" w:hAnsi="Arial"/>
+                <w:b w:val="0"/>
+                <w:sz w:val="20"/>
+              </w:rPr>
+              <w:t>Ubicación y enlaces</w:t>
+            </w:r>
+          </w:p>
+        </w:tc>
+        <w:tc>
+          <w:tcPr>
+            <w:tcW w:type="dxa" w:w="7560"/>
+            <w:vAlign w:val="center"/>
+            <w:tcBorders>
+              <w:top w:val="single" w:sz="4" w:color="D9D9D9"/>
+              <w:bottom w:val="single" w:sz="4" w:color="D9D9D9"/>
+              <w:left w:val="single" w:sz="4" w:color="D9D9D9"/>
+              <w:right w:val="single" w:sz="4" w:color="D9D9D9"/>
+            </w:tcBorders>
+          </w:tcPr>
+          <w:p>
+            <w:pPr>
+              <w:keepNext/>
+              <w:spacing w:line="252" w:lineRule="auto" w:before="20" w:after="20"/>
+            </w:pPr>
+            <w:r>
+              <w:rPr>
+                <w:rFonts w:ascii="Arial" w:hAnsi="Arial"/>
+                <w:b w:val="0"/>
+                <w:sz w:val="20"/>
+              </w:rPr>
+              <w:t>Atención comercial y caja.</w:t>
+              <w:br/>
+              <w:t>Reporta a P1; se enlaza con P3, P4 y P5.</w:t>
+            </w:r>
+          </w:p>
+        </w:tc>
+      </w:tr>
+      <w:tr>
+        <w:trPr>
+          <w:cantSplit/>
+        </w:trPr>
+        <w:tc>
+          <w:tcPr>
+            <w:tcW w:type="dxa" w:w="1800"/>
+            <w:vAlign w:val="center"/>
+            <w:tcBorders>
+              <w:top w:val="single" w:sz="4" w:color="D9D9D9"/>
+              <w:bottom w:val="single" w:sz="4" w:color="D9D9D9"/>
+              <w:left w:val="single" w:sz="4" w:color="D9D9D9"/>
+              <w:right w:val="single" w:sz="4" w:color="D9D9D9"/>
+            </w:tcBorders>
+          </w:tcPr>
+          <w:p>
+            <w:pPr>
+              <w:keepNext/>
+              <w:spacing w:line="252" w:lineRule="auto" w:before="20" w:after="20"/>
+            </w:pPr>
+            <w:r>
+              <w:rPr>
+                <w:rFonts w:ascii="Arial" w:hAnsi="Arial"/>
+                <w:b w:val="0"/>
+                <w:sz w:val="20"/>
+              </w:rPr>
+              <w:t>Función principal</w:t>
+            </w:r>
+          </w:p>
+        </w:tc>
+        <w:tc>
+          <w:tcPr>
+            <w:tcW w:type="dxa" w:w="7560"/>
+            <w:vAlign w:val="center"/>
+            <w:tcBorders>
+              <w:top w:val="single" w:sz="4" w:color="D9D9D9"/>
+              <w:bottom w:val="single" w:sz="4" w:color="D9D9D9"/>
+              <w:left w:val="single" w:sz="4" w:color="D9D9D9"/>
+              <w:right w:val="single" w:sz="4" w:color="D9D9D9"/>
+            </w:tcBorders>
+          </w:tcPr>
+          <w:p>
+            <w:pPr>
+              <w:keepNext/>
+              <w:spacing w:line="252" w:lineRule="auto" w:before="20" w:after="20"/>
+            </w:pPr>
+            <w:r>
+              <w:rPr>
+                <w:rFonts w:ascii="Arial" w:hAnsi="Arial"/>
+                <w:b w:val="0"/>
+                <w:sz w:val="20"/>
+              </w:rPr>
+              <w:t>Conducir la atención del cliente desde la solicitud hasta el cierre, manteniendo autorizaciones e importes trazables.</w:t>
+            </w:r>
+          </w:p>
+        </w:tc>
+      </w:tr>
+      <w:tr>
+        <w:trPr>
+          <w:cantSplit/>
+        </w:trPr>
+        <w:tc>
+          <w:tcPr>
+            <w:tcW w:type="dxa" w:w="1800"/>
+            <w:vAlign w:val="center"/>
+            <w:tcBorders>
+              <w:top w:val="single" w:sz="4" w:color="D9D9D9"/>
+              <w:bottom w:val="single" w:sz="4" w:color="D9D9D9"/>
+              <w:left w:val="single" w:sz="4" w:color="D9D9D9"/>
+              <w:right w:val="single" w:sz="4" w:color="D9D9D9"/>
+            </w:tcBorders>
+          </w:tcPr>
+          <w:p>
+            <w:pPr>
+              <w:keepNext/>
+              <w:spacing w:line="252" w:lineRule="auto" w:before="20" w:after="20"/>
+            </w:pPr>
+            <w:r>
+              <w:rPr>
+                <w:rFonts w:ascii="Arial" w:hAnsi="Arial"/>
+                <w:b w:val="0"/>
+                <w:sz w:val="20"/>
+              </w:rPr>
+              <w:t>Actividades</w:t>
+            </w:r>
+          </w:p>
+        </w:tc>
+        <w:tc>
+          <w:tcPr>
+            <w:tcW w:type="dxa" w:w="7560"/>
+            <w:vAlign w:val="center"/>
+            <w:tcBorders>
+              <w:top w:val="single" w:sz="4" w:color="D9D9D9"/>
+              <w:bottom w:val="single" w:sz="4" w:color="D9D9D9"/>
+              <w:left w:val="single" w:sz="4" w:color="D9D9D9"/>
+              <w:right w:val="single" w:sz="4" w:color="D9D9D9"/>
+            </w:tcBorders>
+          </w:tcPr>
+          <w:p>
+            <w:pPr>
+              <w:keepNext/>
+              <w:spacing w:line="252" w:lineRule="auto" w:before="20" w:after="20"/>
+            </w:pPr>
+            <w:r>
+              <w:rPr>
+                <w:rFonts w:ascii="Arial" w:hAnsi="Arial"/>
+                <w:b w:val="0"/>
+                <w:sz w:val="20"/>
+              </w:rPr>
+              <w:t>1. Abrir folio con solicitud, datos indispensables y condiciones de recepción.</w:t>
+              <w:br/>
+              <w:t>2. Explicar la cotización verificada y obtener aceptación antes del trabajo cobrable.</w:t>
+              <w:br/>
+              <w:t>3. Gestionar citas y reautorizaciones de alcance, costo o plazo.</w:t>
+              <w:br/>
+              <w:t>4. Conciliar servicio e importe; registrar cobro y cierre terminado, no ejecutado o reprogramado.</w:t>
+              <w:br/>
+              <w:t>5. Aplicar el instrumento de sondeo por conveniencia y registrar respuestas reales sobre servicio, frecuencia, gasto y satisfacción.</w:t>
+            </w:r>
+          </w:p>
+        </w:tc>
+      </w:tr>
+      <w:tr>
+        <w:trPr>
+          <w:cantSplit/>
+        </w:trPr>
+        <w:tc>
+          <w:tcPr>
+            <w:tcW w:type="dxa" w:w="1800"/>
+            <w:vAlign w:val="center"/>
+            <w:tcBorders>
+              <w:top w:val="single" w:sz="4" w:color="D9D9D9"/>
+              <w:bottom w:val="single" w:sz="4" w:color="D9D9D9"/>
+              <w:left w:val="single" w:sz="4" w:color="D9D9D9"/>
+              <w:right w:val="single" w:sz="4" w:color="D9D9D9"/>
+            </w:tcBorders>
+          </w:tcPr>
+          <w:p>
+            <w:pPr>
+              <w:keepNext/>
+              <w:spacing w:line="252" w:lineRule="auto" w:before="20" w:after="20"/>
+            </w:pPr>
+            <w:r>
+              <w:rPr>
+                <w:rFonts w:ascii="Arial" w:hAnsi="Arial"/>
+                <w:b w:val="0"/>
+                <w:sz w:val="20"/>
+              </w:rPr>
+              <w:t>Límite de decisión</w:t>
+            </w:r>
+          </w:p>
+        </w:tc>
+        <w:tc>
+          <w:tcPr>
+            <w:tcW w:type="dxa" w:w="7560"/>
+            <w:vAlign w:val="center"/>
+            <w:tcBorders>
+              <w:top w:val="single" w:sz="4" w:color="D9D9D9"/>
+              <w:bottom w:val="single" w:sz="4" w:color="D9D9D9"/>
+              <w:left w:val="single" w:sz="4" w:color="D9D9D9"/>
+              <w:right w:val="single" w:sz="4" w:color="D9D9D9"/>
+            </w:tcBorders>
+          </w:tcPr>
+          <w:p>
+            <w:pPr>
+              <w:keepNext/>
+              <w:spacing w:line="252" w:lineRule="auto" w:before="20" w:after="20"/>
+            </w:pPr>
+            <w:r>
+              <w:rPr>
+                <w:rFonts w:ascii="Arial" w:hAnsi="Arial"/>
+                <w:b w:val="0"/>
+                <w:sz w:val="20"/>
+              </w:rPr>
+              <w:t>Programa y comunica dentro de lo aprobado. No diagnostica, concede cambios no autorizados ni registra ausencia de respuesta como satisfacción.</w:t>
+            </w:r>
+          </w:p>
+        </w:tc>
+      </w:tr>
+      <w:tr>
+        <w:trPr>
+          <w:cantSplit/>
+        </w:trPr>
+        <w:tc>
+          <w:tcPr>
+            <w:tcW w:type="dxa" w:w="1800"/>
+            <w:vAlign w:val="center"/>
+            <w:tcBorders>
+              <w:top w:val="single" w:sz="4" w:color="D9D9D9"/>
+              <w:bottom w:val="single" w:sz="4" w:color="D9D9D9"/>
+              <w:left w:val="single" w:sz="4" w:color="D9D9D9"/>
+              <w:right w:val="single" w:sz="4" w:color="D9D9D9"/>
+            </w:tcBorders>
+          </w:tcPr>
+          <w:p>
+            <w:pPr>
+              <w:keepNext/>
+              <w:spacing w:line="252" w:lineRule="auto" w:before="20" w:after="20"/>
+            </w:pPr>
+            <w:r>
+              <w:rPr>
+                <w:rFonts w:ascii="Arial" w:hAnsi="Arial"/>
+                <w:b w:val="0"/>
+                <w:sz w:val="20"/>
+              </w:rPr>
+              <w:t>Registros</w:t>
+            </w:r>
+          </w:p>
+        </w:tc>
+        <w:tc>
+          <w:tcPr>
+            <w:tcW w:type="dxa" w:w="7560"/>
+            <w:vAlign w:val="center"/>
+            <w:tcBorders>
+              <w:top w:val="single" w:sz="4" w:color="D9D9D9"/>
+              <w:bottom w:val="single" w:sz="4" w:color="D9D9D9"/>
+              <w:left w:val="single" w:sz="4" w:color="D9D9D9"/>
+              <w:right w:val="single" w:sz="4" w:color="D9D9D9"/>
+            </w:tcBorders>
+          </w:tcPr>
+          <w:p>
+            <w:pPr>
+              <w:keepNext/>
+              <w:spacing w:line="252" w:lineRule="auto" w:before="20" w:after="20"/>
+            </w:pPr>
+            <w:r>
+              <w:rPr>
+                <w:rFonts w:ascii="Arial" w:hAnsi="Arial"/>
+                <w:b w:val="0"/>
+                <w:sz w:val="20"/>
+              </w:rPr>
+              <w:t>Solicitud, cotización, aceptación, registro de caja, constancia de entrega y seguimiento consentido; base del sondeo separada.</w:t>
+            </w:r>
+          </w:p>
+        </w:tc>
+      </w:tr>
+      <w:tr>
+        <w:trPr>
+          <w:cantSplit/>
+        </w:trPr>
+        <w:tc>
+          <w:tcPr>
+            <w:tcW w:type="dxa" w:w="1800"/>
+            <w:vAlign w:val="center"/>
+            <w:tcBorders>
+              <w:top w:val="single" w:sz="4" w:color="D9D9D9"/>
+              <w:bottom w:val="single" w:sz="4" w:color="D9D9D9"/>
+              <w:left w:val="single" w:sz="4" w:color="D9D9D9"/>
+              <w:right w:val="single" w:sz="4" w:color="D9D9D9"/>
+            </w:tcBorders>
+          </w:tcPr>
+          <w:p>
+            <w:pPr>
+              <w:keepNext w:val="0"/>
+              <w:spacing w:line="252" w:lineRule="auto" w:before="20" w:after="20"/>
+            </w:pPr>
+            <w:r>
+              <w:rPr>
+                <w:rFonts w:ascii="Arial" w:hAnsi="Arial"/>
+                <w:b w:val="0"/>
+                <w:sz w:val="20"/>
+              </w:rPr>
+              <w:t>Perfil funcional</w:t>
+            </w:r>
+          </w:p>
+        </w:tc>
+        <w:tc>
+          <w:tcPr>
+            <w:tcW w:type="dxa" w:w="7560"/>
+            <w:vAlign w:val="center"/>
+            <w:tcBorders>
+              <w:top w:val="single" w:sz="4" w:color="D9D9D9"/>
+              <w:bottom w:val="single" w:sz="4" w:color="D9D9D9"/>
+              <w:left w:val="single" w:sz="4" w:color="D9D9D9"/>
+              <w:right w:val="single" w:sz="4" w:color="D9D9D9"/>
+            </w:tcBorders>
+          </w:tcPr>
+          <w:p>
+            <w:pPr>
+              <w:keepNext w:val="0"/>
+              <w:spacing w:line="252" w:lineRule="auto" w:before="20" w:after="20"/>
+            </w:pPr>
+            <w:r>
+              <w:rPr>
+                <w:rFonts w:ascii="Arial" w:hAnsi="Arial"/>
+                <w:b w:val="0"/>
+                <w:sz w:val="20"/>
+              </w:rPr>
+              <w:t>Atención respetuosa, cálculo básico, manejo de agenda, registro exacto y resguardo de información.</w:t>
+            </w:r>
+          </w:p>
+        </w:tc>
+      </w:tr>
+    </w:tbl>
+    <w:p/>
+    <w:p>
+      <w:pPr>
+        <w:pStyle w:val="Heading3"/>
+        <w:keepNext/>
+      </w:pPr>
+      <w:r>
+        <w:rPr>
+          <w:b/>
+        </w:rPr>
+        <w:t>P3. Técnico de mantenimiento automotriz</w:t>
+      </w:r>
+    </w:p>
+    <w:tbl>
+      <w:tblPr>
+        <w:tblW w:type="auto" w:w="0"/>
+        <w:jc w:val="center"/>
+        <w:tblLayout w:type="fixed"/>
+        <w:tblLook w:firstColumn="1" w:firstRow="1" w:lastColumn="0" w:lastRow="0" w:noHBand="0" w:noVBand="1" w:val="04A0"/>
+      </w:tblPr>
+      <w:tblGrid>
+        <w:gridCol w:w="1800"/>
+        <w:gridCol w:w="7560"/>
+      </w:tblGrid>
+      <w:tr>
+        <w:trPr>
+          <w:cantSplit/>
+          <w:tblHeader/>
+        </w:trPr>
+        <w:tc>
+          <w:tcPr>
+            <w:tcW w:type="dxa" w:w="1800"/>
+            <w:vAlign w:val="center"/>
+            <w:tcBorders>
+              <w:top w:val="single" w:sz="4" w:color="D9D9D9"/>
+              <w:bottom w:val="single" w:sz="4" w:color="D9D9D9"/>
+              <w:left w:val="single" w:sz="4" w:color="D9D9D9"/>
+              <w:right w:val="single" w:sz="4" w:color="D9D9D9"/>
+            </w:tcBorders>
+            <w:shd w:fill="E7EDF2"/>
+          </w:tcPr>
+          <w:p>
+            <w:pPr>
+              <w:keepNext/>
+              <w:spacing w:line="252" w:lineRule="auto" w:before="20" w:after="20"/>
+            </w:pPr>
+            <w:r>
+              <w:rPr>
+                <w:rFonts w:ascii="Arial" w:hAnsi="Arial"/>
+                <w:b/>
+                <w:sz w:val="20"/>
+              </w:rPr>
+              <w:t>Puesto P3</w:t>
+            </w:r>
+          </w:p>
+        </w:tc>
+        <w:tc>
+          <w:tcPr>
+            <w:tcW w:type="dxa" w:w="7560"/>
+            <w:vAlign w:val="center"/>
+            <w:tcBorders>
+              <w:top w:val="single" w:sz="4" w:color="D9D9D9"/>
+              <w:bottom w:val="single" w:sz="4" w:color="D9D9D9"/>
+              <w:left w:val="single" w:sz="4" w:color="D9D9D9"/>
+              <w:right w:val="single" w:sz="4" w:color="D9D9D9"/>
+            </w:tcBorders>
+            <w:shd w:fill="E7EDF2"/>
+          </w:tcPr>
+          <w:p>
+            <w:pPr>
+              <w:keepNext/>
+              <w:spacing w:line="252" w:lineRule="auto" w:before="20" w:after="20"/>
+            </w:pPr>
+            <w:r>
+              <w:rPr>
+                <w:rFonts w:ascii="Arial" w:hAnsi="Arial"/>
+                <w:b/>
+                <w:sz w:val="20"/>
+              </w:rPr>
+              <w:t>Técnico de mantenimiento automotriz</w:t>
+            </w:r>
+          </w:p>
+        </w:tc>
+      </w:tr>
+      <w:tr>
+        <w:trPr>
+          <w:cantSplit/>
+        </w:trPr>
+        <w:tc>
+          <w:tcPr>
+            <w:tcW w:type="dxa" w:w="1800"/>
+            <w:vAlign w:val="center"/>
+            <w:tcBorders>
+              <w:top w:val="single" w:sz="4" w:color="D9D9D9"/>
+              <w:bottom w:val="single" w:sz="4" w:color="D9D9D9"/>
+              <w:left w:val="single" w:sz="4" w:color="D9D9D9"/>
+              <w:right w:val="single" w:sz="4" w:color="D9D9D9"/>
+            </w:tcBorders>
+          </w:tcPr>
+          <w:p>
+            <w:pPr>
+              <w:keepNext/>
+              <w:spacing w:line="252" w:lineRule="auto" w:before="20" w:after="20"/>
+            </w:pPr>
+            <w:r>
+              <w:rPr>
+                <w:rFonts w:ascii="Arial" w:hAnsi="Arial"/>
+                <w:b w:val="0"/>
+                <w:sz w:val="20"/>
+              </w:rPr>
+              <w:t>Ubicación y enlaces</w:t>
+            </w:r>
+          </w:p>
+        </w:tc>
+        <w:tc>
+          <w:tcPr>
+            <w:tcW w:type="dxa" w:w="7560"/>
+            <w:vAlign w:val="center"/>
+            <w:tcBorders>
+              <w:top w:val="single" w:sz="4" w:color="D9D9D9"/>
+              <w:bottom w:val="single" w:sz="4" w:color="D9D9D9"/>
+              <w:left w:val="single" w:sz="4" w:color="D9D9D9"/>
+              <w:right w:val="single" w:sz="4" w:color="D9D9D9"/>
+            </w:tcBorders>
+          </w:tcPr>
+          <w:p>
+            <w:pPr>
+              <w:keepNext/>
+              <w:spacing w:line="252" w:lineRule="auto" w:before="20" w:after="20"/>
+            </w:pPr>
+            <w:r>
+              <w:rPr>
+                <w:rFonts w:ascii="Arial" w:hAnsi="Arial"/>
+                <w:b w:val="0"/>
+                <w:sz w:val="20"/>
+              </w:rPr>
+              <w:t>Mantenimiento automotriz.</w:t>
+              <w:br/>
+              <w:t>P1 coordina recursos; P3 responde técnicamente. Revisión independiente: otra persona competente.</w:t>
+            </w:r>
+          </w:p>
+        </w:tc>
+      </w:tr>
+      <w:tr>
+        <w:trPr>
+          <w:cantSplit/>
+        </w:trPr>
+        <w:tc>
+          <w:tcPr>
+            <w:tcW w:type="dxa" w:w="1800"/>
+            <w:vAlign w:val="center"/>
+            <w:tcBorders>
+              <w:top w:val="single" w:sz="4" w:color="D9D9D9"/>
+              <w:bottom w:val="single" w:sz="4" w:color="D9D9D9"/>
+              <w:left w:val="single" w:sz="4" w:color="D9D9D9"/>
+              <w:right w:val="single" w:sz="4" w:color="D9D9D9"/>
+            </w:tcBorders>
+          </w:tcPr>
+          <w:p>
+            <w:pPr>
+              <w:keepNext/>
+              <w:spacing w:line="252" w:lineRule="auto" w:before="20" w:after="20"/>
+            </w:pPr>
+            <w:r>
+              <w:rPr>
+                <w:rFonts w:ascii="Arial" w:hAnsi="Arial"/>
+                <w:b w:val="0"/>
+                <w:sz w:val="20"/>
+              </w:rPr>
+              <w:t>Función principal</w:t>
+            </w:r>
+          </w:p>
+        </w:tc>
+        <w:tc>
+          <w:tcPr>
+            <w:tcW w:type="dxa" w:w="7560"/>
+            <w:vAlign w:val="center"/>
+            <w:tcBorders>
+              <w:top w:val="single" w:sz="4" w:color="D9D9D9"/>
+              <w:bottom w:val="single" w:sz="4" w:color="D9D9D9"/>
+              <w:left w:val="single" w:sz="4" w:color="D9D9D9"/>
+              <w:right w:val="single" w:sz="4" w:color="D9D9D9"/>
+            </w:tcBorders>
+          </w:tcPr>
+          <w:p>
+            <w:pPr>
+              <w:keepNext/>
+              <w:spacing w:line="252" w:lineRule="auto" w:before="20" w:after="20"/>
+            </w:pPr>
+            <w:r>
+              <w:rPr>
+                <w:rFonts w:ascii="Arial" w:hAnsi="Arial"/>
+                <w:b w:val="0"/>
+                <w:sz w:val="20"/>
+              </w:rPr>
+              <w:t>Diagnosticar, ejecutar y verificar el mantenimiento autorizado dentro de la competencia y los recursos disponibles.</w:t>
+            </w:r>
+          </w:p>
+        </w:tc>
+      </w:tr>
+      <w:tr>
+        <w:trPr>
+          <w:cantSplit/>
+        </w:trPr>
+        <w:tc>
+          <w:tcPr>
+            <w:tcW w:type="dxa" w:w="1800"/>
+            <w:vAlign w:val="center"/>
+            <w:tcBorders>
+              <w:top w:val="single" w:sz="4" w:color="D9D9D9"/>
+              <w:bottom w:val="single" w:sz="4" w:color="D9D9D9"/>
+              <w:left w:val="single" w:sz="4" w:color="D9D9D9"/>
+              <w:right w:val="single" w:sz="4" w:color="D9D9D9"/>
+            </w:tcBorders>
+          </w:tcPr>
+          <w:p>
+            <w:pPr>
+              <w:keepNext/>
+              <w:spacing w:line="252" w:lineRule="auto" w:before="20" w:after="20"/>
+            </w:pPr>
+            <w:r>
+              <w:rPr>
+                <w:rFonts w:ascii="Arial" w:hAnsi="Arial"/>
+                <w:b w:val="0"/>
+                <w:sz w:val="20"/>
+              </w:rPr>
+              <w:t>Actividades</w:t>
+            </w:r>
+          </w:p>
+        </w:tc>
+        <w:tc>
+          <w:tcPr>
+            <w:tcW w:type="dxa" w:w="7560"/>
+            <w:vAlign w:val="center"/>
+            <w:tcBorders>
+              <w:top w:val="single" w:sz="4" w:color="D9D9D9"/>
+              <w:bottom w:val="single" w:sz="4" w:color="D9D9D9"/>
+              <w:left w:val="single" w:sz="4" w:color="D9D9D9"/>
+              <w:right w:val="single" w:sz="4" w:color="D9D9D9"/>
+            </w:tcBorders>
+          </w:tcPr>
+          <w:p>
+            <w:pPr>
+              <w:keepNext/>
+              <w:spacing w:line="252" w:lineRule="auto" w:before="20" w:after="20"/>
+            </w:pPr>
+            <w:r>
+              <w:rPr>
+                <w:rFonts w:ascii="Arial" w:hAnsi="Arial"/>
+                <w:b w:val="0"/>
+                <w:sz w:val="20"/>
+              </w:rPr>
+              <w:t>1. Comprobar viabilidad con información del fabricante, competencia y recursos disponibles.</w:t>
+              <w:br/>
+              <w:t>2. Inspeccionar dentro de lo autorizado y comunicar hallazgos a P2 antes de ampliar el trabajo.</w:t>
+              <w:br/>
+              <w:t>3. Validar insumos con P5 y preparar el puesto sin delegar maniobras técnicas a limpieza.</w:t>
+              <w:br/>
+              <w:t>4. Ejecutar lo autorizado; registrar materiales, tiempo activo y desviaciones.</w:t>
+              <w:br/>
+              <w:t>5. Realizar autocontrol, corregir desviaciones y cumplir la revisión adicional exigible antes de liberar la orden.</w:t>
+            </w:r>
+          </w:p>
+        </w:tc>
+      </w:tr>
+      <w:tr>
+        <w:trPr>
+          <w:cantSplit/>
+        </w:trPr>
+        <w:tc>
+          <w:tcPr>
+            <w:tcW w:type="dxa" w:w="1800"/>
+            <w:vAlign w:val="center"/>
+            <w:tcBorders>
+              <w:top w:val="single" w:sz="4" w:color="D9D9D9"/>
+              <w:bottom w:val="single" w:sz="4" w:color="D9D9D9"/>
+              <w:left w:val="single" w:sz="4" w:color="D9D9D9"/>
+              <w:right w:val="single" w:sz="4" w:color="D9D9D9"/>
+            </w:tcBorders>
+          </w:tcPr>
+          <w:p>
+            <w:pPr>
+              <w:keepNext/>
+              <w:spacing w:line="252" w:lineRule="auto" w:before="20" w:after="20"/>
+            </w:pPr>
+            <w:r>
+              <w:rPr>
+                <w:rFonts w:ascii="Arial" w:hAnsi="Arial"/>
+                <w:b w:val="0"/>
+                <w:sz w:val="20"/>
+              </w:rPr>
+              <w:t>Límite de decisión</w:t>
+            </w:r>
+          </w:p>
+        </w:tc>
+        <w:tc>
+          <w:tcPr>
+            <w:tcW w:type="dxa" w:w="7560"/>
+            <w:vAlign w:val="center"/>
+            <w:tcBorders>
+              <w:top w:val="single" w:sz="4" w:color="D9D9D9"/>
+              <w:bottom w:val="single" w:sz="4" w:color="D9D9D9"/>
+              <w:left w:val="single" w:sz="4" w:color="D9D9D9"/>
+              <w:right w:val="single" w:sz="4" w:color="D9D9D9"/>
+            </w:tcBorders>
+          </w:tcPr>
+          <w:p>
+            <w:pPr>
+              <w:keepNext/>
+              <w:spacing w:line="252" w:lineRule="auto" w:before="20" w:after="20"/>
+            </w:pPr>
+            <w:r>
+              <w:rPr>
+                <w:rFonts w:ascii="Arial" w:hAnsi="Arial"/>
+                <w:b w:val="0"/>
+                <w:sz w:val="20"/>
+              </w:rPr>
+              <w:t>Detiene una intervención insegura, fuera de capacidad o de alcance. No añade cobros ni aprueba trabajos adicionales sin aceptación del cliente.</w:t>
+            </w:r>
+          </w:p>
+        </w:tc>
+      </w:tr>
+      <w:tr>
+        <w:trPr>
+          <w:cantSplit/>
+        </w:trPr>
+        <w:tc>
+          <w:tcPr>
+            <w:tcW w:type="dxa" w:w="1800"/>
+            <w:vAlign w:val="center"/>
+            <w:tcBorders>
+              <w:top w:val="single" w:sz="4" w:color="D9D9D9"/>
+              <w:bottom w:val="single" w:sz="4" w:color="D9D9D9"/>
+              <w:left w:val="single" w:sz="4" w:color="D9D9D9"/>
+              <w:right w:val="single" w:sz="4" w:color="D9D9D9"/>
+            </w:tcBorders>
+          </w:tcPr>
+          <w:p>
+            <w:pPr>
+              <w:keepNext/>
+              <w:spacing w:line="252" w:lineRule="auto" w:before="20" w:after="20"/>
+            </w:pPr>
+            <w:r>
+              <w:rPr>
+                <w:rFonts w:ascii="Arial" w:hAnsi="Arial"/>
+                <w:b w:val="0"/>
+                <w:sz w:val="20"/>
+              </w:rPr>
+              <w:t>Registros</w:t>
+            </w:r>
+          </w:p>
+        </w:tc>
+        <w:tc>
+          <w:tcPr>
+            <w:tcW w:type="dxa" w:w="7560"/>
+            <w:vAlign w:val="center"/>
+            <w:tcBorders>
+              <w:top w:val="single" w:sz="4" w:color="D9D9D9"/>
+              <w:bottom w:val="single" w:sz="4" w:color="D9D9D9"/>
+              <w:left w:val="single" w:sz="4" w:color="D9D9D9"/>
+              <w:right w:val="single" w:sz="4" w:color="D9D9D9"/>
+            </w:tcBorders>
+          </w:tcPr>
+          <w:p>
+            <w:pPr>
+              <w:keepNext/>
+              <w:spacing w:line="252" w:lineRule="auto" w:before="20" w:after="20"/>
+            </w:pPr>
+            <w:r>
+              <w:rPr>
+                <w:rFonts w:ascii="Arial" w:hAnsi="Arial"/>
+                <w:b w:val="0"/>
+                <w:sz w:val="20"/>
+              </w:rPr>
+              <w:t>Lista técnica, hallazgos, orden vigente, consumo de insumos y registro de revisión y corrección.</w:t>
+            </w:r>
+          </w:p>
+        </w:tc>
+      </w:tr>
+      <w:tr>
+        <w:trPr>
+          <w:cantSplit/>
+        </w:trPr>
+        <w:tc>
+          <w:tcPr>
+            <w:tcW w:type="dxa" w:w="1800"/>
+            <w:vAlign w:val="center"/>
+            <w:tcBorders>
+              <w:top w:val="single" w:sz="4" w:color="D9D9D9"/>
+              <w:bottom w:val="single" w:sz="4" w:color="D9D9D9"/>
+              <w:left w:val="single" w:sz="4" w:color="D9D9D9"/>
+              <w:right w:val="single" w:sz="4" w:color="D9D9D9"/>
+            </w:tcBorders>
+          </w:tcPr>
+          <w:p>
+            <w:pPr>
+              <w:keepNext w:val="0"/>
+              <w:spacing w:line="252" w:lineRule="auto" w:before="20" w:after="20"/>
+            </w:pPr>
+            <w:r>
+              <w:rPr>
+                <w:rFonts w:ascii="Arial" w:hAnsi="Arial"/>
+                <w:b w:val="0"/>
+                <w:sz w:val="20"/>
+              </w:rPr>
+              <w:t>Perfil funcional</w:t>
+            </w:r>
+          </w:p>
+        </w:tc>
+        <w:tc>
+          <w:tcPr>
+            <w:tcW w:type="dxa" w:w="7560"/>
+            <w:vAlign w:val="center"/>
+            <w:tcBorders>
+              <w:top w:val="single" w:sz="4" w:color="D9D9D9"/>
+              <w:bottom w:val="single" w:sz="4" w:color="D9D9D9"/>
+              <w:left w:val="single" w:sz="4" w:color="D9D9D9"/>
+              <w:right w:val="single" w:sz="4" w:color="D9D9D9"/>
+            </w:tcBorders>
+          </w:tcPr>
+          <w:p>
+            <w:pPr>
+              <w:keepNext w:val="0"/>
+              <w:spacing w:line="252" w:lineRule="auto" w:before="20" w:after="20"/>
+            </w:pPr>
+            <w:r>
+              <w:rPr>
+                <w:rFonts w:ascii="Arial" w:hAnsi="Arial"/>
+                <w:b w:val="0"/>
+                <w:sz w:val="20"/>
+              </w:rPr>
+              <w:t>Competencia demostrable en el mantenimiento asignado, consulta de especificaciones, uso seguro de herramientas y registro técnico.</w:t>
+            </w:r>
+          </w:p>
+        </w:tc>
+      </w:tr>
+    </w:tbl>
+    <w:p/>
+    <w:p>
+      <w:pPr>
+        <w:pStyle w:val="Heading3"/>
+        <w:keepNext/>
+      </w:pPr>
+      <w:r>
+        <w:rPr>
+          <w:b/>
+        </w:rPr>
+        <w:t>P4. Técnico de llantas</w:t>
+      </w:r>
+    </w:p>
+    <w:tbl>
+      <w:tblPr>
+        <w:tblW w:type="auto" w:w="0"/>
+        <w:jc w:val="center"/>
+        <w:tblLayout w:type="fixed"/>
+        <w:tblLook w:firstColumn="1" w:firstRow="1" w:lastColumn="0" w:lastRow="0" w:noHBand="0" w:noVBand="1" w:val="04A0"/>
+      </w:tblPr>
+      <w:tblGrid>
+        <w:gridCol w:w="1800"/>
+        <w:gridCol w:w="7560"/>
+      </w:tblGrid>
+      <w:tr>
+        <w:trPr>
+          <w:cantSplit/>
+          <w:tblHeader/>
+        </w:trPr>
+        <w:tc>
+          <w:tcPr>
+            <w:tcW w:type="dxa" w:w="1800"/>
+            <w:vAlign w:val="center"/>
+            <w:tcBorders>
+              <w:top w:val="single" w:sz="4" w:color="D9D9D9"/>
+              <w:bottom w:val="single" w:sz="4" w:color="D9D9D9"/>
+              <w:left w:val="single" w:sz="4" w:color="D9D9D9"/>
+              <w:right w:val="single" w:sz="4" w:color="D9D9D9"/>
+            </w:tcBorders>
+            <w:shd w:fill="E7EDF2"/>
+          </w:tcPr>
+          <w:p>
+            <w:pPr>
+              <w:keepNext/>
+              <w:spacing w:line="252" w:lineRule="auto" w:before="20" w:after="20"/>
+            </w:pPr>
+            <w:r>
+              <w:rPr>
+                <w:rFonts w:ascii="Arial" w:hAnsi="Arial"/>
+                <w:b/>
+                <w:sz w:val="20"/>
+              </w:rPr>
+              <w:t>Puesto P4</w:t>
+            </w:r>
+          </w:p>
+        </w:tc>
+        <w:tc>
+          <w:tcPr>
+            <w:tcW w:type="dxa" w:w="7560"/>
+            <w:vAlign w:val="center"/>
+            <w:tcBorders>
+              <w:top w:val="single" w:sz="4" w:color="D9D9D9"/>
+              <w:bottom w:val="single" w:sz="4" w:color="D9D9D9"/>
+              <w:left w:val="single" w:sz="4" w:color="D9D9D9"/>
+              <w:right w:val="single" w:sz="4" w:color="D9D9D9"/>
+            </w:tcBorders>
+            <w:shd w:fill="E7EDF2"/>
+          </w:tcPr>
+          <w:p>
+            <w:pPr>
+              <w:keepNext/>
+              <w:spacing w:line="252" w:lineRule="auto" w:before="20" w:after="20"/>
+            </w:pPr>
+            <w:r>
+              <w:rPr>
+                <w:rFonts w:ascii="Arial" w:hAnsi="Arial"/>
+                <w:b/>
+                <w:sz w:val="20"/>
+              </w:rPr>
+              <w:t>Técnico de llantas</w:t>
+            </w:r>
+          </w:p>
+        </w:tc>
+      </w:tr>
+      <w:tr>
+        <w:trPr>
+          <w:cantSplit/>
+        </w:trPr>
+        <w:tc>
+          <w:tcPr>
+            <w:tcW w:type="dxa" w:w="1800"/>
+            <w:vAlign w:val="center"/>
+            <w:tcBorders>
+              <w:top w:val="single" w:sz="4" w:color="D9D9D9"/>
+              <w:bottom w:val="single" w:sz="4" w:color="D9D9D9"/>
+              <w:left w:val="single" w:sz="4" w:color="D9D9D9"/>
+              <w:right w:val="single" w:sz="4" w:color="D9D9D9"/>
+            </w:tcBorders>
+          </w:tcPr>
+          <w:p>
+            <w:pPr>
+              <w:keepNext/>
+              <w:spacing w:line="252" w:lineRule="auto" w:before="20" w:after="20"/>
+            </w:pPr>
+            <w:r>
+              <w:rPr>
+                <w:rFonts w:ascii="Arial" w:hAnsi="Arial"/>
+                <w:b w:val="0"/>
+                <w:sz w:val="20"/>
+              </w:rPr>
+              <w:t>Ubicación y enlaces</w:t>
+            </w:r>
+          </w:p>
+        </w:tc>
+        <w:tc>
+          <w:tcPr>
+            <w:tcW w:type="dxa" w:w="7560"/>
+            <w:vAlign w:val="center"/>
+            <w:tcBorders>
+              <w:top w:val="single" w:sz="4" w:color="D9D9D9"/>
+              <w:bottom w:val="single" w:sz="4" w:color="D9D9D9"/>
+              <w:left w:val="single" w:sz="4" w:color="D9D9D9"/>
+              <w:right w:val="single" w:sz="4" w:color="D9D9D9"/>
+            </w:tcBorders>
+          </w:tcPr>
+          <w:p>
+            <w:pPr>
+              <w:keepNext/>
+              <w:spacing w:line="252" w:lineRule="auto" w:before="20" w:after="20"/>
+            </w:pPr>
+            <w:r>
+              <w:rPr>
+                <w:rFonts w:ascii="Arial" w:hAnsi="Arial"/>
+                <w:b w:val="0"/>
+                <w:sz w:val="20"/>
+              </w:rPr>
+              <w:t>Llantera, servicio complementario.</w:t>
+              <w:br/>
+              <w:t>Reporta a P1; se enlaza con P2 y P5. Servicio separado del cambio de aceite.</w:t>
+            </w:r>
+          </w:p>
+        </w:tc>
+      </w:tr>
+      <w:tr>
+        <w:trPr>
+          <w:cantSplit/>
+        </w:trPr>
+        <w:tc>
+          <w:tcPr>
+            <w:tcW w:type="dxa" w:w="1800"/>
+            <w:vAlign w:val="center"/>
+            <w:tcBorders>
+              <w:top w:val="single" w:sz="4" w:color="D9D9D9"/>
+              <w:bottom w:val="single" w:sz="4" w:color="D9D9D9"/>
+              <w:left w:val="single" w:sz="4" w:color="D9D9D9"/>
+              <w:right w:val="single" w:sz="4" w:color="D9D9D9"/>
+            </w:tcBorders>
+          </w:tcPr>
+          <w:p>
+            <w:pPr>
+              <w:keepNext/>
+              <w:spacing w:line="252" w:lineRule="auto" w:before="20" w:after="20"/>
+            </w:pPr>
+            <w:r>
+              <w:rPr>
+                <w:rFonts w:ascii="Arial" w:hAnsi="Arial"/>
+                <w:b w:val="0"/>
+                <w:sz w:val="20"/>
+              </w:rPr>
+              <w:t>Función principal</w:t>
+            </w:r>
+          </w:p>
+        </w:tc>
+        <w:tc>
+          <w:tcPr>
+            <w:tcW w:type="dxa" w:w="7560"/>
+            <w:vAlign w:val="center"/>
+            <w:tcBorders>
+              <w:top w:val="single" w:sz="4" w:color="D9D9D9"/>
+              <w:bottom w:val="single" w:sz="4" w:color="D9D9D9"/>
+              <w:left w:val="single" w:sz="4" w:color="D9D9D9"/>
+              <w:right w:val="single" w:sz="4" w:color="D9D9D9"/>
+            </w:tcBorders>
+          </w:tcPr>
+          <w:p>
+            <w:pPr>
+              <w:keepNext/>
+              <w:spacing w:line="252" w:lineRule="auto" w:before="20" w:after="20"/>
+            </w:pPr>
+            <w:r>
+              <w:rPr>
+                <w:rFonts w:ascii="Arial" w:hAnsi="Arial"/>
+                <w:b w:val="0"/>
+                <w:sz w:val="20"/>
+              </w:rPr>
+              <w:t>Atender revisión, instalación y mantenimiento de llantas cuando se cuente con competencia, herramientas y autorización específicas.</w:t>
+            </w:r>
+          </w:p>
+        </w:tc>
+      </w:tr>
+      <w:tr>
+        <w:trPr>
+          <w:cantSplit/>
+        </w:trPr>
+        <w:tc>
+          <w:tcPr>
+            <w:tcW w:type="dxa" w:w="1800"/>
+            <w:vAlign w:val="center"/>
+            <w:tcBorders>
+              <w:top w:val="single" w:sz="4" w:color="D9D9D9"/>
+              <w:bottom w:val="single" w:sz="4" w:color="D9D9D9"/>
+              <w:left w:val="single" w:sz="4" w:color="D9D9D9"/>
+              <w:right w:val="single" w:sz="4" w:color="D9D9D9"/>
+            </w:tcBorders>
+          </w:tcPr>
+          <w:p>
+            <w:pPr>
+              <w:keepNext/>
+              <w:spacing w:line="252" w:lineRule="auto" w:before="20" w:after="20"/>
+            </w:pPr>
+            <w:r>
+              <w:rPr>
+                <w:rFonts w:ascii="Arial" w:hAnsi="Arial"/>
+                <w:b w:val="0"/>
+                <w:sz w:val="20"/>
+              </w:rPr>
+              <w:t>Actividades</w:t>
+            </w:r>
+          </w:p>
+        </w:tc>
+        <w:tc>
+          <w:tcPr>
+            <w:tcW w:type="dxa" w:w="7560"/>
+            <w:vAlign w:val="center"/>
+            <w:tcBorders>
+              <w:top w:val="single" w:sz="4" w:color="D9D9D9"/>
+              <w:bottom w:val="single" w:sz="4" w:color="D9D9D9"/>
+              <w:left w:val="single" w:sz="4" w:color="D9D9D9"/>
+              <w:right w:val="single" w:sz="4" w:color="D9D9D9"/>
+            </w:tcBorders>
+          </w:tcPr>
+          <w:p>
+            <w:pPr>
+              <w:keepNext/>
+              <w:spacing w:line="252" w:lineRule="auto" w:before="20" w:after="20"/>
+            </w:pPr>
+            <w:r>
+              <w:rPr>
+                <w:rFonts w:ascii="Arial" w:hAnsi="Arial"/>
+                <w:b w:val="0"/>
+                <w:sz w:val="20"/>
+              </w:rPr>
+              <w:t>1. Revisar solicitud, medidas, especificaciones y condiciones visibles de las llantas.</w:t>
+              <w:br/>
+              <w:t>2. Validar materiales con P5 y comunicar alcance e insumos a P2.</w:t>
+              <w:br/>
+              <w:t>3. Ejecutar operaciones autorizadas con equipo apropiado y competencia comprobable.</w:t>
+              <w:br/>
+              <w:t>4. Registrar trabajo y revisión final; detener o canalizar lo que exceda su capacidad.</w:t>
+              <w:br/>
+              <w:t>5. Ordenar herramientas y reportar mantenimiento o riesgos que impidan continuar.</w:t>
+            </w:r>
+          </w:p>
+        </w:tc>
+      </w:tr>
+      <w:tr>
+        <w:trPr>
+          <w:cantSplit/>
+        </w:trPr>
+        <w:tc>
+          <w:tcPr>
+            <w:tcW w:type="dxa" w:w="1800"/>
+            <w:vAlign w:val="center"/>
+            <w:tcBorders>
+              <w:top w:val="single" w:sz="4" w:color="D9D9D9"/>
+              <w:bottom w:val="single" w:sz="4" w:color="D9D9D9"/>
+              <w:left w:val="single" w:sz="4" w:color="D9D9D9"/>
+              <w:right w:val="single" w:sz="4" w:color="D9D9D9"/>
+            </w:tcBorders>
+          </w:tcPr>
+          <w:p>
+            <w:pPr>
+              <w:keepNext/>
+              <w:spacing w:line="252" w:lineRule="auto" w:before="20" w:after="20"/>
+            </w:pPr>
+            <w:r>
+              <w:rPr>
+                <w:rFonts w:ascii="Arial" w:hAnsi="Arial"/>
+                <w:b w:val="0"/>
+                <w:sz w:val="20"/>
+              </w:rPr>
+              <w:t>Límite de decisión</w:t>
+            </w:r>
+          </w:p>
+        </w:tc>
+        <w:tc>
+          <w:tcPr>
+            <w:tcW w:type="dxa" w:w="7560"/>
+            <w:vAlign w:val="center"/>
+            <w:tcBorders>
+              <w:top w:val="single" w:sz="4" w:color="D9D9D9"/>
+              <w:bottom w:val="single" w:sz="4" w:color="D9D9D9"/>
+              <w:left w:val="single" w:sz="4" w:color="D9D9D9"/>
+              <w:right w:val="single" w:sz="4" w:color="D9D9D9"/>
+            </w:tcBorders>
+          </w:tcPr>
+          <w:p>
+            <w:pPr>
+              <w:keepNext/>
+              <w:spacing w:line="252" w:lineRule="auto" w:before="20" w:after="20"/>
+            </w:pPr>
+            <w:r>
+              <w:rPr>
+                <w:rFonts w:ascii="Arial" w:hAnsi="Arial"/>
+                <w:b w:val="0"/>
+                <w:sz w:val="20"/>
+              </w:rPr>
+              <w:t>Decide la viabilidad técnica en su especialidad; no incorpora servicios de llantas a la orden de aceite sin cotización y autorización separadas.</w:t>
+            </w:r>
+          </w:p>
+        </w:tc>
+      </w:tr>
+      <w:tr>
+        <w:trPr>
+          <w:cantSplit/>
+        </w:trPr>
+        <w:tc>
+          <w:tcPr>
+            <w:tcW w:type="dxa" w:w="1800"/>
+            <w:vAlign w:val="center"/>
+            <w:tcBorders>
+              <w:top w:val="single" w:sz="4" w:color="D9D9D9"/>
+              <w:bottom w:val="single" w:sz="4" w:color="D9D9D9"/>
+              <w:left w:val="single" w:sz="4" w:color="D9D9D9"/>
+              <w:right w:val="single" w:sz="4" w:color="D9D9D9"/>
+            </w:tcBorders>
+          </w:tcPr>
+          <w:p>
+            <w:pPr>
+              <w:keepNext/>
+              <w:spacing w:line="252" w:lineRule="auto" w:before="20" w:after="20"/>
+            </w:pPr>
+            <w:r>
+              <w:rPr>
+                <w:rFonts w:ascii="Arial" w:hAnsi="Arial"/>
+                <w:b w:val="0"/>
+                <w:sz w:val="20"/>
+              </w:rPr>
+              <w:t>Registros</w:t>
+            </w:r>
+          </w:p>
+        </w:tc>
+        <w:tc>
+          <w:tcPr>
+            <w:tcW w:type="dxa" w:w="7560"/>
+            <w:vAlign w:val="center"/>
+            <w:tcBorders>
+              <w:top w:val="single" w:sz="4" w:color="D9D9D9"/>
+              <w:bottom w:val="single" w:sz="4" w:color="D9D9D9"/>
+              <w:left w:val="single" w:sz="4" w:color="D9D9D9"/>
+              <w:right w:val="single" w:sz="4" w:color="D9D9D9"/>
+            </w:tcBorders>
+          </w:tcPr>
+          <w:p>
+            <w:pPr>
+              <w:keepNext/>
+              <w:spacing w:line="252" w:lineRule="auto" w:before="20" w:after="20"/>
+            </w:pPr>
+            <w:r>
+              <w:rPr>
+                <w:rFonts w:ascii="Arial" w:hAnsi="Arial"/>
+                <w:b w:val="0"/>
+                <w:sz w:val="20"/>
+              </w:rPr>
+              <w:t>Orden específica, comprobación de compatibilidad, materiales utilizados y revisión de entrega.</w:t>
+            </w:r>
+          </w:p>
+        </w:tc>
+      </w:tr>
+      <w:tr>
+        <w:trPr>
+          <w:cantSplit/>
+        </w:trPr>
+        <w:tc>
+          <w:tcPr>
+            <w:tcW w:type="dxa" w:w="1800"/>
+            <w:vAlign w:val="center"/>
+            <w:tcBorders>
+              <w:top w:val="single" w:sz="4" w:color="D9D9D9"/>
+              <w:bottom w:val="single" w:sz="4" w:color="D9D9D9"/>
+              <w:left w:val="single" w:sz="4" w:color="D9D9D9"/>
+              <w:right w:val="single" w:sz="4" w:color="D9D9D9"/>
+            </w:tcBorders>
+          </w:tcPr>
+          <w:p>
+            <w:pPr>
+              <w:keepNext w:val="0"/>
+              <w:spacing w:line="252" w:lineRule="auto" w:before="20" w:after="20"/>
+            </w:pPr>
+            <w:r>
+              <w:rPr>
+                <w:rFonts w:ascii="Arial" w:hAnsi="Arial"/>
+                <w:b w:val="0"/>
+                <w:sz w:val="20"/>
+              </w:rPr>
+              <w:t>Perfil funcional</w:t>
+            </w:r>
+          </w:p>
+        </w:tc>
+        <w:tc>
+          <w:tcPr>
+            <w:tcW w:type="dxa" w:w="7560"/>
+            <w:vAlign w:val="center"/>
+            <w:tcBorders>
+              <w:top w:val="single" w:sz="4" w:color="D9D9D9"/>
+              <w:bottom w:val="single" w:sz="4" w:color="D9D9D9"/>
+              <w:left w:val="single" w:sz="4" w:color="D9D9D9"/>
+              <w:right w:val="single" w:sz="4" w:color="D9D9D9"/>
+            </w:tcBorders>
+          </w:tcPr>
+          <w:p>
+            <w:pPr>
+              <w:keepNext w:val="0"/>
+              <w:spacing w:line="252" w:lineRule="auto" w:before="20" w:after="20"/>
+            </w:pPr>
+            <w:r>
+              <w:rPr>
+                <w:rFonts w:ascii="Arial" w:hAnsi="Arial"/>
+                <w:b w:val="0"/>
+                <w:sz w:val="20"/>
+              </w:rPr>
+              <w:t>Competencia demostrable en llantas y manejo seguro del equipo efectivamente disponible.</w:t>
+            </w:r>
+          </w:p>
+        </w:tc>
+      </w:tr>
+    </w:tbl>
+    <w:p/>
+    <w:p>
+      <w:pPr>
+        <w:pStyle w:val="Heading3"/>
+        <w:keepNext/>
+      </w:pPr>
+      <w:r>
+        <w:rPr>
+          <w:b/>
+        </w:rPr>
+        <w:t>P5. Refacciones, compras e inventario</w:t>
+      </w:r>
+    </w:p>
+    <w:tbl>
+      <w:tblPr>
+        <w:tblW w:type="auto" w:w="0"/>
+        <w:jc w:val="center"/>
+        <w:tblLayout w:type="fixed"/>
+        <w:tblLook w:firstColumn="1" w:firstRow="1" w:lastColumn="0" w:lastRow="0" w:noHBand="0" w:noVBand="1" w:val="04A0"/>
+      </w:tblPr>
+      <w:tblGrid>
+        <w:gridCol w:w="1800"/>
+        <w:gridCol w:w="7560"/>
+      </w:tblGrid>
+      <w:tr>
+        <w:trPr>
+          <w:cantSplit/>
+          <w:tblHeader/>
+        </w:trPr>
+        <w:tc>
+          <w:tcPr>
+            <w:tcW w:type="dxa" w:w="1800"/>
+            <w:vAlign w:val="center"/>
+            <w:tcBorders>
+              <w:top w:val="single" w:sz="4" w:color="D9D9D9"/>
+              <w:bottom w:val="single" w:sz="4" w:color="D9D9D9"/>
+              <w:left w:val="single" w:sz="4" w:color="D9D9D9"/>
+              <w:right w:val="single" w:sz="4" w:color="D9D9D9"/>
+            </w:tcBorders>
+            <w:shd w:fill="E7EDF2"/>
+          </w:tcPr>
+          <w:p>
+            <w:pPr>
+              <w:keepNext/>
+              <w:spacing w:line="252" w:lineRule="auto" w:before="20" w:after="20"/>
+            </w:pPr>
+            <w:r>
+              <w:rPr>
+                <w:rFonts w:ascii="Arial" w:hAnsi="Arial"/>
+                <w:b/>
+                <w:sz w:val="20"/>
+              </w:rPr>
+              <w:t>Puesto P5</w:t>
+            </w:r>
+          </w:p>
+        </w:tc>
+        <w:tc>
+          <w:tcPr>
+            <w:tcW w:type="dxa" w:w="7560"/>
+            <w:vAlign w:val="center"/>
+            <w:tcBorders>
+              <w:top w:val="single" w:sz="4" w:color="D9D9D9"/>
+              <w:bottom w:val="single" w:sz="4" w:color="D9D9D9"/>
+              <w:left w:val="single" w:sz="4" w:color="D9D9D9"/>
+              <w:right w:val="single" w:sz="4" w:color="D9D9D9"/>
+            </w:tcBorders>
+            <w:shd w:fill="E7EDF2"/>
+          </w:tcPr>
+          <w:p>
+            <w:pPr>
+              <w:keepNext/>
+              <w:spacing w:line="252" w:lineRule="auto" w:before="20" w:after="20"/>
+            </w:pPr>
+            <w:r>
+              <w:rPr>
+                <w:rFonts w:ascii="Arial" w:hAnsi="Arial"/>
+                <w:b/>
+                <w:sz w:val="20"/>
+              </w:rPr>
+              <w:t>Refacciones, compras e inventario</w:t>
+            </w:r>
+          </w:p>
+        </w:tc>
+      </w:tr>
+      <w:tr>
+        <w:trPr>
+          <w:cantSplit/>
+        </w:trPr>
+        <w:tc>
+          <w:tcPr>
+            <w:tcW w:type="dxa" w:w="1800"/>
+            <w:vAlign w:val="center"/>
+            <w:tcBorders>
+              <w:top w:val="single" w:sz="4" w:color="D9D9D9"/>
+              <w:bottom w:val="single" w:sz="4" w:color="D9D9D9"/>
+              <w:left w:val="single" w:sz="4" w:color="D9D9D9"/>
+              <w:right w:val="single" w:sz="4" w:color="D9D9D9"/>
+            </w:tcBorders>
+          </w:tcPr>
+          <w:p>
+            <w:pPr>
+              <w:keepNext/>
+              <w:spacing w:line="252" w:lineRule="auto" w:before="20" w:after="20"/>
+            </w:pPr>
+            <w:r>
+              <w:rPr>
+                <w:rFonts w:ascii="Arial" w:hAnsi="Arial"/>
+                <w:b w:val="0"/>
+                <w:sz w:val="20"/>
+              </w:rPr>
+              <w:t>Ubicación y enlaces</w:t>
+            </w:r>
+          </w:p>
+        </w:tc>
+        <w:tc>
+          <w:tcPr>
+            <w:tcW w:type="dxa" w:w="7560"/>
+            <w:vAlign w:val="center"/>
+            <w:tcBorders>
+              <w:top w:val="single" w:sz="4" w:color="D9D9D9"/>
+              <w:bottom w:val="single" w:sz="4" w:color="D9D9D9"/>
+              <w:left w:val="single" w:sz="4" w:color="D9D9D9"/>
+              <w:right w:val="single" w:sz="4" w:color="D9D9D9"/>
+            </w:tcBorders>
+          </w:tcPr>
+          <w:p>
+            <w:pPr>
+              <w:keepNext/>
+              <w:spacing w:line="252" w:lineRule="auto" w:before="20" w:after="20"/>
+            </w:pPr>
+            <w:r>
+              <w:rPr>
+                <w:rFonts w:ascii="Arial" w:hAnsi="Arial"/>
+                <w:b w:val="0"/>
+                <w:sz w:val="20"/>
+              </w:rPr>
+              <w:t>Abastecimiento e inventario.</w:t>
+              <w:br/>
+              <w:t>Reporta a P1; P2 atiende ventas y P3/P4 validan compatibilidad.</w:t>
+            </w:r>
+          </w:p>
+        </w:tc>
+      </w:tr>
+      <w:tr>
+        <w:trPr>
+          <w:cantSplit/>
+        </w:trPr>
+        <w:tc>
+          <w:tcPr>
+            <w:tcW w:type="dxa" w:w="1800"/>
+            <w:vAlign w:val="center"/>
+            <w:tcBorders>
+              <w:top w:val="single" w:sz="4" w:color="D9D9D9"/>
+              <w:bottom w:val="single" w:sz="4" w:color="D9D9D9"/>
+              <w:left w:val="single" w:sz="4" w:color="D9D9D9"/>
+              <w:right w:val="single" w:sz="4" w:color="D9D9D9"/>
+            </w:tcBorders>
+          </w:tcPr>
+          <w:p>
+            <w:pPr>
+              <w:keepNext/>
+              <w:spacing w:line="252" w:lineRule="auto" w:before="20" w:after="20"/>
+            </w:pPr>
+            <w:r>
+              <w:rPr>
+                <w:rFonts w:ascii="Arial" w:hAnsi="Arial"/>
+                <w:b w:val="0"/>
+                <w:sz w:val="20"/>
+              </w:rPr>
+              <w:t>Función principal</w:t>
+            </w:r>
+          </w:p>
+        </w:tc>
+        <w:tc>
+          <w:tcPr>
+            <w:tcW w:type="dxa" w:w="7560"/>
+            <w:vAlign w:val="center"/>
+            <w:tcBorders>
+              <w:top w:val="single" w:sz="4" w:color="D9D9D9"/>
+              <w:bottom w:val="single" w:sz="4" w:color="D9D9D9"/>
+              <w:left w:val="single" w:sz="4" w:color="D9D9D9"/>
+              <w:right w:val="single" w:sz="4" w:color="D9D9D9"/>
+            </w:tcBorders>
+          </w:tcPr>
+          <w:p>
+            <w:pPr>
+              <w:keepNext/>
+              <w:spacing w:line="252" w:lineRule="auto" w:before="20" w:after="20"/>
+            </w:pPr>
+            <w:r>
+              <w:rPr>
+                <w:rFonts w:ascii="Arial" w:hAnsi="Arial"/>
+                <w:b w:val="0"/>
+                <w:sz w:val="20"/>
+              </w:rPr>
+              <w:t>Asegurar trazabilidad entre la necesidad del servicio, la compra autorizada y el movimiento físico de insumos.</w:t>
+            </w:r>
+          </w:p>
+        </w:tc>
+      </w:tr>
+      <w:tr>
+        <w:trPr>
+          <w:cantSplit/>
+        </w:trPr>
+        <w:tc>
+          <w:tcPr>
+            <w:tcW w:type="dxa" w:w="1800"/>
+            <w:vAlign w:val="center"/>
+            <w:tcBorders>
+              <w:top w:val="single" w:sz="4" w:color="D9D9D9"/>
+              <w:bottom w:val="single" w:sz="4" w:color="D9D9D9"/>
+              <w:left w:val="single" w:sz="4" w:color="D9D9D9"/>
+              <w:right w:val="single" w:sz="4" w:color="D9D9D9"/>
+            </w:tcBorders>
+          </w:tcPr>
+          <w:p>
+            <w:pPr>
+              <w:keepNext/>
+              <w:spacing w:line="252" w:lineRule="auto" w:before="20" w:after="20"/>
+            </w:pPr>
+            <w:r>
+              <w:rPr>
+                <w:rFonts w:ascii="Arial" w:hAnsi="Arial"/>
+                <w:b w:val="0"/>
+                <w:sz w:val="20"/>
+              </w:rPr>
+              <w:t>Actividades</w:t>
+            </w:r>
+          </w:p>
+        </w:tc>
+        <w:tc>
+          <w:tcPr>
+            <w:tcW w:type="dxa" w:w="7560"/>
+            <w:vAlign w:val="center"/>
+            <w:tcBorders>
+              <w:top w:val="single" w:sz="4" w:color="D9D9D9"/>
+              <w:bottom w:val="single" w:sz="4" w:color="D9D9D9"/>
+              <w:left w:val="single" w:sz="4" w:color="D9D9D9"/>
+              <w:right w:val="single" w:sz="4" w:color="D9D9D9"/>
+            </w:tcBorders>
+          </w:tcPr>
+          <w:p>
+            <w:pPr>
+              <w:keepNext/>
+              <w:spacing w:line="252" w:lineRule="auto" w:before="20" w:after="20"/>
+            </w:pPr>
+            <w:r>
+              <w:rPr>
+                <w:rFonts w:ascii="Arial" w:hAnsi="Arial"/>
+                <w:b w:val="0"/>
+                <w:sz w:val="20"/>
+              </w:rPr>
+              <w:t>1. Recibir requerimientos y cotizar; no confundir catálogo con existencia física.</w:t>
+              <w:br/>
+              <w:t>2. Presentar compras a P1 y respetar la autorización de gasto.</w:t>
+              <w:br/>
+              <w:t>3. Verificar cantidad, estado y especificación; solicitar validación técnica de compatibilidad.</w:t>
+              <w:br/>
+              <w:t>4. Registrar movimientos por orden o venta y separar materiales no conformes.</w:t>
+              <w:br/>
+              <w:t>5. Conciliar existencias, investigar diferencias y proponer reposición documentada.</w:t>
+            </w:r>
+          </w:p>
+        </w:tc>
+      </w:tr>
+      <w:tr>
+        <w:trPr>
+          <w:cantSplit/>
+        </w:trPr>
+        <w:tc>
+          <w:tcPr>
+            <w:tcW w:type="dxa" w:w="1800"/>
+            <w:vAlign w:val="center"/>
+            <w:tcBorders>
+              <w:top w:val="single" w:sz="4" w:color="D9D9D9"/>
+              <w:bottom w:val="single" w:sz="4" w:color="D9D9D9"/>
+              <w:left w:val="single" w:sz="4" w:color="D9D9D9"/>
+              <w:right w:val="single" w:sz="4" w:color="D9D9D9"/>
+            </w:tcBorders>
+          </w:tcPr>
+          <w:p>
+            <w:pPr>
+              <w:keepNext/>
+              <w:spacing w:line="252" w:lineRule="auto" w:before="20" w:after="20"/>
+            </w:pPr>
+            <w:r>
+              <w:rPr>
+                <w:rFonts w:ascii="Arial" w:hAnsi="Arial"/>
+                <w:b w:val="0"/>
+                <w:sz w:val="20"/>
+              </w:rPr>
+              <w:t>Límite de decisión</w:t>
+            </w:r>
+          </w:p>
+        </w:tc>
+        <w:tc>
+          <w:tcPr>
+            <w:tcW w:type="dxa" w:w="7560"/>
+            <w:vAlign w:val="center"/>
+            <w:tcBorders>
+              <w:top w:val="single" w:sz="4" w:color="D9D9D9"/>
+              <w:bottom w:val="single" w:sz="4" w:color="D9D9D9"/>
+              <w:left w:val="single" w:sz="4" w:color="D9D9D9"/>
+              <w:right w:val="single" w:sz="4" w:color="D9D9D9"/>
+            </w:tcBorders>
+          </w:tcPr>
+          <w:p>
+            <w:pPr>
+              <w:keepNext/>
+              <w:spacing w:line="252" w:lineRule="auto" w:before="20" w:after="20"/>
+            </w:pPr>
+            <w:r>
+              <w:rPr>
+                <w:rFonts w:ascii="Arial" w:hAnsi="Arial"/>
+                <w:b w:val="0"/>
+                <w:sz w:val="20"/>
+              </w:rPr>
+              <w:t>Retiene insumos no conformes y comunica faltantes. No sustituye especificaciones técnicas ni autoriza por sí mismo su compra y pago.</w:t>
+            </w:r>
+          </w:p>
+        </w:tc>
+      </w:tr>
+      <w:tr>
+        <w:trPr>
+          <w:cantSplit/>
+        </w:trPr>
+        <w:tc>
+          <w:tcPr>
+            <w:tcW w:type="dxa" w:w="1800"/>
+            <w:vAlign w:val="center"/>
+            <w:tcBorders>
+              <w:top w:val="single" w:sz="4" w:color="D9D9D9"/>
+              <w:bottom w:val="single" w:sz="4" w:color="D9D9D9"/>
+              <w:left w:val="single" w:sz="4" w:color="D9D9D9"/>
+              <w:right w:val="single" w:sz="4" w:color="D9D9D9"/>
+            </w:tcBorders>
+          </w:tcPr>
+          <w:p>
+            <w:pPr>
+              <w:keepNext/>
+              <w:spacing w:line="252" w:lineRule="auto" w:before="20" w:after="20"/>
+            </w:pPr>
+            <w:r>
+              <w:rPr>
+                <w:rFonts w:ascii="Arial" w:hAnsi="Arial"/>
+                <w:b w:val="0"/>
+                <w:sz w:val="20"/>
+              </w:rPr>
+              <w:t>Registros</w:t>
+            </w:r>
+          </w:p>
+        </w:tc>
+        <w:tc>
+          <w:tcPr>
+            <w:tcW w:type="dxa" w:w="7560"/>
+            <w:vAlign w:val="center"/>
+            <w:tcBorders>
+              <w:top w:val="single" w:sz="4" w:color="D9D9D9"/>
+              <w:bottom w:val="single" w:sz="4" w:color="D9D9D9"/>
+              <w:left w:val="single" w:sz="4" w:color="D9D9D9"/>
+              <w:right w:val="single" w:sz="4" w:color="D9D9D9"/>
+            </w:tcBorders>
+          </w:tcPr>
+          <w:p>
+            <w:pPr>
+              <w:keepNext/>
+              <w:spacing w:line="252" w:lineRule="auto" w:before="20" w:after="20"/>
+            </w:pPr>
+            <w:r>
+              <w:rPr>
+                <w:rFonts w:ascii="Arial" w:hAnsi="Arial"/>
+                <w:b w:val="0"/>
+                <w:sz w:val="20"/>
+              </w:rPr>
+              <w:t>Requisición, cotización, autorización, comprobante, recepción, kardex o registro equivalente y devolución.</w:t>
+            </w:r>
+          </w:p>
+        </w:tc>
+      </w:tr>
+      <w:tr>
+        <w:trPr>
+          <w:cantSplit/>
+        </w:trPr>
+        <w:tc>
+          <w:tcPr>
+            <w:tcW w:type="dxa" w:w="1800"/>
+            <w:vAlign w:val="center"/>
+            <w:tcBorders>
+              <w:top w:val="single" w:sz="4" w:color="D9D9D9"/>
+              <w:bottom w:val="single" w:sz="4" w:color="D9D9D9"/>
+              <w:left w:val="single" w:sz="4" w:color="D9D9D9"/>
+              <w:right w:val="single" w:sz="4" w:color="D9D9D9"/>
+            </w:tcBorders>
+          </w:tcPr>
+          <w:p>
+            <w:pPr>
+              <w:keepNext w:val="0"/>
+              <w:spacing w:line="252" w:lineRule="auto" w:before="20" w:after="20"/>
+            </w:pPr>
+            <w:r>
+              <w:rPr>
+                <w:rFonts w:ascii="Arial" w:hAnsi="Arial"/>
+                <w:b w:val="0"/>
+                <w:sz w:val="20"/>
+              </w:rPr>
+              <w:t>Perfil funcional</w:t>
+            </w:r>
+          </w:p>
+        </w:tc>
+        <w:tc>
+          <w:tcPr>
+            <w:tcW w:type="dxa" w:w="7560"/>
+            <w:vAlign w:val="center"/>
+            <w:tcBorders>
+              <w:top w:val="single" w:sz="4" w:color="D9D9D9"/>
+              <w:bottom w:val="single" w:sz="4" w:color="D9D9D9"/>
+              <w:left w:val="single" w:sz="4" w:color="D9D9D9"/>
+              <w:right w:val="single" w:sz="4" w:color="D9D9D9"/>
+            </w:tcBorders>
+          </w:tcPr>
+          <w:p>
+            <w:pPr>
+              <w:keepNext w:val="0"/>
+              <w:spacing w:line="252" w:lineRule="auto" w:before="20" w:after="20"/>
+            </w:pPr>
+            <w:r>
+              <w:rPr>
+                <w:rFonts w:ascii="Arial" w:hAnsi="Arial"/>
+                <w:b w:val="0"/>
+                <w:sz w:val="20"/>
+              </w:rPr>
+              <w:t>Control de inventario, identificación de piezas, cálculo básico y registro documental.</w:t>
+            </w:r>
+          </w:p>
+        </w:tc>
+      </w:tr>
+    </w:tbl>
+    <w:p/>
+    <w:p>
+      <w:pPr>
+        <w:pStyle w:val="Heading3"/>
+        <w:keepNext/>
+      </w:pPr>
+      <w:r>
+        <w:rPr>
+          <w:b/>
+        </w:rPr>
+        <w:t>P6. Apoyo de limpieza y orden</w:t>
+      </w:r>
+    </w:p>
+    <w:tbl>
+      <w:tblPr>
+        <w:tblW w:type="auto" w:w="0"/>
+        <w:jc w:val="center"/>
+        <w:tblLayout w:type="fixed"/>
+        <w:tblLook w:firstColumn="1" w:firstRow="1" w:lastColumn="0" w:lastRow="0" w:noHBand="0" w:noVBand="1" w:val="04A0"/>
+      </w:tblPr>
+      <w:tblGrid>
+        <w:gridCol w:w="1800"/>
+        <w:gridCol w:w="7560"/>
+      </w:tblGrid>
+      <w:tr>
+        <w:trPr>
+          <w:cantSplit/>
+          <w:tblHeader/>
+        </w:trPr>
+        <w:tc>
+          <w:tcPr>
+            <w:tcW w:type="dxa" w:w="1800"/>
+            <w:vAlign w:val="center"/>
+            <w:tcBorders>
+              <w:top w:val="single" w:sz="4" w:color="D9D9D9"/>
+              <w:bottom w:val="single" w:sz="4" w:color="D9D9D9"/>
+              <w:left w:val="single" w:sz="4" w:color="D9D9D9"/>
+              <w:right w:val="single" w:sz="4" w:color="D9D9D9"/>
+            </w:tcBorders>
+            <w:shd w:fill="E7EDF2"/>
+          </w:tcPr>
+          <w:p>
+            <w:pPr>
+              <w:keepNext/>
+              <w:spacing w:line="252" w:lineRule="auto" w:before="20" w:after="20"/>
+            </w:pPr>
+            <w:r>
+              <w:rPr>
+                <w:rFonts w:ascii="Arial" w:hAnsi="Arial"/>
+                <w:b/>
+                <w:sz w:val="20"/>
+              </w:rPr>
+              <w:t>Puesto P6</w:t>
+            </w:r>
+          </w:p>
+        </w:tc>
+        <w:tc>
+          <w:tcPr>
+            <w:tcW w:type="dxa" w:w="7560"/>
+            <w:vAlign w:val="center"/>
+            <w:tcBorders>
+              <w:top w:val="single" w:sz="4" w:color="D9D9D9"/>
+              <w:bottom w:val="single" w:sz="4" w:color="D9D9D9"/>
+              <w:left w:val="single" w:sz="4" w:color="D9D9D9"/>
+              <w:right w:val="single" w:sz="4" w:color="D9D9D9"/>
+            </w:tcBorders>
+            <w:shd w:fill="E7EDF2"/>
+          </w:tcPr>
+          <w:p>
+            <w:pPr>
+              <w:keepNext/>
+              <w:spacing w:line="252" w:lineRule="auto" w:before="20" w:after="20"/>
+            </w:pPr>
+            <w:r>
+              <w:rPr>
+                <w:rFonts w:ascii="Arial" w:hAnsi="Arial"/>
+                <w:b/>
+                <w:sz w:val="20"/>
+              </w:rPr>
+              <w:t>Apoyo de limpieza y orden</w:t>
+            </w:r>
+          </w:p>
+        </w:tc>
+      </w:tr>
+      <w:tr>
+        <w:trPr>
+          <w:cantSplit/>
+        </w:trPr>
+        <w:tc>
+          <w:tcPr>
+            <w:tcW w:type="dxa" w:w="1800"/>
+            <w:vAlign w:val="center"/>
+            <w:tcBorders>
+              <w:top w:val="single" w:sz="4" w:color="D9D9D9"/>
+              <w:bottom w:val="single" w:sz="4" w:color="D9D9D9"/>
+              <w:left w:val="single" w:sz="4" w:color="D9D9D9"/>
+              <w:right w:val="single" w:sz="4" w:color="D9D9D9"/>
+            </w:tcBorders>
+          </w:tcPr>
+          <w:p>
+            <w:pPr>
+              <w:keepNext/>
+              <w:spacing w:line="252" w:lineRule="auto" w:before="20" w:after="20"/>
+            </w:pPr>
+            <w:r>
+              <w:rPr>
+                <w:rFonts w:ascii="Arial" w:hAnsi="Arial"/>
+                <w:b w:val="0"/>
+                <w:sz w:val="20"/>
+              </w:rPr>
+              <w:t>Ubicación y enlaces</w:t>
+            </w:r>
+          </w:p>
+        </w:tc>
+        <w:tc>
+          <w:tcPr>
+            <w:tcW w:type="dxa" w:w="7560"/>
+            <w:vAlign w:val="center"/>
+            <w:tcBorders>
+              <w:top w:val="single" w:sz="4" w:color="D9D9D9"/>
+              <w:bottom w:val="single" w:sz="4" w:color="D9D9D9"/>
+              <w:left w:val="single" w:sz="4" w:color="D9D9D9"/>
+              <w:right w:val="single" w:sz="4" w:color="D9D9D9"/>
+            </w:tcBorders>
+          </w:tcPr>
+          <w:p>
+            <w:pPr>
+              <w:keepNext/>
+              <w:spacing w:line="252" w:lineRule="auto" w:before="20" w:after="20"/>
+            </w:pPr>
+            <w:r>
+              <w:rPr>
+                <w:rFonts w:ascii="Arial" w:hAnsi="Arial"/>
+                <w:b w:val="0"/>
+                <w:sz w:val="20"/>
+              </w:rPr>
+              <w:t>Limpieza interna o contratada por alcance.</w:t>
+              <w:br/>
+              <w:t>P1 coordina; P3/P4 liberan el área. P1 contrata apoyos especializados cuando correspondan.</w:t>
+            </w:r>
+          </w:p>
+        </w:tc>
+      </w:tr>
+      <w:tr>
+        <w:trPr>
+          <w:cantSplit/>
+        </w:trPr>
+        <w:tc>
+          <w:tcPr>
+            <w:tcW w:type="dxa" w:w="1800"/>
+            <w:vAlign w:val="center"/>
+            <w:tcBorders>
+              <w:top w:val="single" w:sz="4" w:color="D9D9D9"/>
+              <w:bottom w:val="single" w:sz="4" w:color="D9D9D9"/>
+              <w:left w:val="single" w:sz="4" w:color="D9D9D9"/>
+              <w:right w:val="single" w:sz="4" w:color="D9D9D9"/>
+            </w:tcBorders>
+          </w:tcPr>
+          <w:p>
+            <w:pPr>
+              <w:keepNext/>
+              <w:spacing w:line="252" w:lineRule="auto" w:before="20" w:after="20"/>
+            </w:pPr>
+            <w:r>
+              <w:rPr>
+                <w:rFonts w:ascii="Arial" w:hAnsi="Arial"/>
+                <w:b w:val="0"/>
+                <w:sz w:val="20"/>
+              </w:rPr>
+              <w:t>Función principal</w:t>
+            </w:r>
+          </w:p>
+        </w:tc>
+        <w:tc>
+          <w:tcPr>
+            <w:tcW w:type="dxa" w:w="7560"/>
+            <w:vAlign w:val="center"/>
+            <w:tcBorders>
+              <w:top w:val="single" w:sz="4" w:color="D9D9D9"/>
+              <w:bottom w:val="single" w:sz="4" w:color="D9D9D9"/>
+              <w:left w:val="single" w:sz="4" w:color="D9D9D9"/>
+              <w:right w:val="single" w:sz="4" w:color="D9D9D9"/>
+            </w:tcBorders>
+          </w:tcPr>
+          <w:p>
+            <w:pPr>
+              <w:keepNext/>
+              <w:spacing w:line="252" w:lineRule="auto" w:before="20" w:after="20"/>
+            </w:pPr>
+            <w:r>
+              <w:rPr>
+                <w:rFonts w:ascii="Arial" w:hAnsi="Arial"/>
+                <w:b w:val="0"/>
+                <w:sz w:val="20"/>
+              </w:rPr>
+              <w:t>Mantener áreas comunes y de trabajo ordenadas conforme a las indicaciones de seguridad del establecimiento.</w:t>
+            </w:r>
+          </w:p>
+        </w:tc>
+      </w:tr>
+      <w:tr>
+        <w:trPr>
+          <w:cantSplit/>
+        </w:trPr>
+        <w:tc>
+          <w:tcPr>
+            <w:tcW w:type="dxa" w:w="1800"/>
+            <w:vAlign w:val="center"/>
+            <w:tcBorders>
+              <w:top w:val="single" w:sz="4" w:color="D9D9D9"/>
+              <w:bottom w:val="single" w:sz="4" w:color="D9D9D9"/>
+              <w:left w:val="single" w:sz="4" w:color="D9D9D9"/>
+              <w:right w:val="single" w:sz="4" w:color="D9D9D9"/>
+            </w:tcBorders>
+          </w:tcPr>
+          <w:p>
+            <w:pPr>
+              <w:keepNext/>
+              <w:spacing w:line="252" w:lineRule="auto" w:before="20" w:after="20"/>
+            </w:pPr>
+            <w:r>
+              <w:rPr>
+                <w:rFonts w:ascii="Arial" w:hAnsi="Arial"/>
+                <w:b w:val="0"/>
+                <w:sz w:val="20"/>
+              </w:rPr>
+              <w:t>Actividades</w:t>
+            </w:r>
+          </w:p>
+        </w:tc>
+        <w:tc>
+          <w:tcPr>
+            <w:tcW w:type="dxa" w:w="7560"/>
+            <w:vAlign w:val="center"/>
+            <w:tcBorders>
+              <w:top w:val="single" w:sz="4" w:color="D9D9D9"/>
+              <w:bottom w:val="single" w:sz="4" w:color="D9D9D9"/>
+              <w:left w:val="single" w:sz="4" w:color="D9D9D9"/>
+              <w:right w:val="single" w:sz="4" w:color="D9D9D9"/>
+            </w:tcBorders>
+          </w:tcPr>
+          <w:p>
+            <w:pPr>
+              <w:keepNext/>
+              <w:spacing w:line="252" w:lineRule="auto" w:before="20" w:after="20"/>
+            </w:pPr>
+            <w:r>
+              <w:rPr>
+                <w:rFonts w:ascii="Arial" w:hAnsi="Arial"/>
+                <w:b w:val="0"/>
+                <w:sz w:val="20"/>
+              </w:rPr>
+              <w:t>1. Limpiar recepción, áreas comunes y zonas liberadas por el técnico.</w:t>
+              <w:br/>
+              <w:t>2. Mantener libre la circulación y comunicar riesgos.</w:t>
+              <w:br/>
+              <w:t>3. Ordenar materiales de limpieza y reportar necesidades de atención especializada.</w:t>
+              <w:br/>
+              <w:t>4. Solicitar consumibles y registrar tareas e incidentes.</w:t>
+              <w:br/>
+              <w:t>5. Coordinar el acceso al área sin intervenir vehículos, equipos activos o materiales fuera de su capacitación.</w:t>
+            </w:r>
+          </w:p>
+        </w:tc>
+      </w:tr>
+      <w:tr>
+        <w:trPr>
+          <w:cantSplit/>
+        </w:trPr>
+        <w:tc>
+          <w:tcPr>
+            <w:tcW w:type="dxa" w:w="1800"/>
+            <w:vAlign w:val="center"/>
+            <w:tcBorders>
+              <w:top w:val="single" w:sz="4" w:color="D9D9D9"/>
+              <w:bottom w:val="single" w:sz="4" w:color="D9D9D9"/>
+              <w:left w:val="single" w:sz="4" w:color="D9D9D9"/>
+              <w:right w:val="single" w:sz="4" w:color="D9D9D9"/>
+            </w:tcBorders>
+          </w:tcPr>
+          <w:p>
+            <w:pPr>
+              <w:keepNext/>
+              <w:spacing w:line="252" w:lineRule="auto" w:before="20" w:after="20"/>
+            </w:pPr>
+            <w:r>
+              <w:rPr>
+                <w:rFonts w:ascii="Arial" w:hAnsi="Arial"/>
+                <w:b w:val="0"/>
+                <w:sz w:val="20"/>
+              </w:rPr>
+              <w:t>Límite de decisión</w:t>
+            </w:r>
+          </w:p>
+        </w:tc>
+        <w:tc>
+          <w:tcPr>
+            <w:tcW w:type="dxa" w:w="7560"/>
+            <w:vAlign w:val="center"/>
+            <w:tcBorders>
+              <w:top w:val="single" w:sz="4" w:color="D9D9D9"/>
+              <w:bottom w:val="single" w:sz="4" w:color="D9D9D9"/>
+              <w:left w:val="single" w:sz="4" w:color="D9D9D9"/>
+              <w:right w:val="single" w:sz="4" w:color="D9D9D9"/>
+            </w:tcBorders>
+          </w:tcPr>
+          <w:p>
+            <w:pPr>
+              <w:keepNext/>
+              <w:spacing w:line="252" w:lineRule="auto" w:before="20" w:after="20"/>
+            </w:pPr>
+            <w:r>
+              <w:rPr>
+                <w:rFonts w:ascii="Arial" w:hAnsi="Arial"/>
+                <w:b w:val="0"/>
+                <w:sz w:val="20"/>
+              </w:rPr>
+              <w:t>Suspende su tarea y avisa ante un riesgo. No ejecuta mantenimiento automotriz ni maneja residuos especiales sin procedimiento y capacitación aplicables.</w:t>
+            </w:r>
+          </w:p>
+        </w:tc>
+      </w:tr>
+      <w:tr>
+        <w:trPr>
+          <w:cantSplit/>
+        </w:trPr>
+        <w:tc>
+          <w:tcPr>
+            <w:tcW w:type="dxa" w:w="1800"/>
+            <w:vAlign w:val="center"/>
+            <w:tcBorders>
+              <w:top w:val="single" w:sz="4" w:color="D9D9D9"/>
+              <w:bottom w:val="single" w:sz="4" w:color="D9D9D9"/>
+              <w:left w:val="single" w:sz="4" w:color="D9D9D9"/>
+              <w:right w:val="single" w:sz="4" w:color="D9D9D9"/>
+            </w:tcBorders>
+          </w:tcPr>
+          <w:p>
+            <w:pPr>
+              <w:keepNext/>
+              <w:spacing w:line="252" w:lineRule="auto" w:before="20" w:after="20"/>
+            </w:pPr>
+            <w:r>
+              <w:rPr>
+                <w:rFonts w:ascii="Arial" w:hAnsi="Arial"/>
+                <w:b w:val="0"/>
+                <w:sz w:val="20"/>
+              </w:rPr>
+              <w:t>Registros</w:t>
+            </w:r>
+          </w:p>
+        </w:tc>
+        <w:tc>
+          <w:tcPr>
+            <w:tcW w:type="dxa" w:w="7560"/>
+            <w:vAlign w:val="center"/>
+            <w:tcBorders>
+              <w:top w:val="single" w:sz="4" w:color="D9D9D9"/>
+              <w:bottom w:val="single" w:sz="4" w:color="D9D9D9"/>
+              <w:left w:val="single" w:sz="4" w:color="D9D9D9"/>
+              <w:right w:val="single" w:sz="4" w:color="D9D9D9"/>
+            </w:tcBorders>
+          </w:tcPr>
+          <w:p>
+            <w:pPr>
+              <w:keepNext/>
+              <w:spacing w:line="252" w:lineRule="auto" w:before="20" w:after="20"/>
+            </w:pPr>
+            <w:r>
+              <w:rPr>
+                <w:rFonts w:ascii="Arial" w:hAnsi="Arial"/>
+                <w:b w:val="0"/>
+                <w:sz w:val="20"/>
+              </w:rPr>
+              <w:t>Lista de limpieza, reporte de incidentes y solicitudes de consumibles.</w:t>
+            </w:r>
+          </w:p>
+        </w:tc>
+      </w:tr>
+      <w:tr>
+        <w:trPr>
+          <w:cantSplit/>
+        </w:trPr>
+        <w:tc>
+          <w:tcPr>
+            <w:tcW w:type="dxa" w:w="1800"/>
+            <w:vAlign w:val="center"/>
+            <w:tcBorders>
+              <w:top w:val="single" w:sz="4" w:color="D9D9D9"/>
+              <w:bottom w:val="single" w:sz="4" w:color="D9D9D9"/>
+              <w:left w:val="single" w:sz="4" w:color="D9D9D9"/>
+              <w:right w:val="single" w:sz="4" w:color="D9D9D9"/>
+            </w:tcBorders>
+          </w:tcPr>
+          <w:p>
+            <w:pPr>
+              <w:keepNext w:val="0"/>
+              <w:spacing w:line="252" w:lineRule="auto" w:before="20" w:after="20"/>
+            </w:pPr>
+            <w:r>
+              <w:rPr>
+                <w:rFonts w:ascii="Arial" w:hAnsi="Arial"/>
+                <w:b w:val="0"/>
+                <w:sz w:val="20"/>
+              </w:rPr>
+              <w:t>Perfil funcional</w:t>
+            </w:r>
+          </w:p>
+        </w:tc>
+        <w:tc>
+          <w:tcPr>
+            <w:tcW w:type="dxa" w:w="7560"/>
+            <w:vAlign w:val="center"/>
+            <w:tcBorders>
+              <w:top w:val="single" w:sz="4" w:color="D9D9D9"/>
+              <w:bottom w:val="single" w:sz="4" w:color="D9D9D9"/>
+              <w:left w:val="single" w:sz="4" w:color="D9D9D9"/>
+              <w:right w:val="single" w:sz="4" w:color="D9D9D9"/>
+            </w:tcBorders>
+          </w:tcPr>
+          <w:p>
+            <w:pPr>
+              <w:keepNext w:val="0"/>
+              <w:spacing w:line="252" w:lineRule="auto" w:before="20" w:after="20"/>
+            </w:pPr>
+            <w:r>
+              <w:rPr>
+                <w:rFonts w:ascii="Arial" w:hAnsi="Arial"/>
+                <w:b w:val="0"/>
+                <w:sz w:val="20"/>
+              </w:rPr>
+              <w:t>Orden, seguimiento de instrucciones y capacitación pertinente a las tareas asignadas.</w:t>
+            </w:r>
+          </w:p>
+        </w:tc>
+      </w:tr>
+    </w:tbl>
+    <w:p/>
+    <w:p>
+      <w:pPr>
+        <w:pStyle w:val="Heading3"/>
+        <w:keepNext/>
+      </w:pPr>
+      <w:r>
+        <w:rPr>
+          <w:b/>
+        </w:rPr>
+        <w:t>P7. Servicio profesional de contabilidad</w:t>
+      </w:r>
+    </w:p>
+    <w:tbl>
+      <w:tblPr>
+        <w:tblW w:type="auto" w:w="0"/>
+        <w:jc w:val="center"/>
+        <w:tblLayout w:type="fixed"/>
+        <w:tblLook w:firstColumn="1" w:firstRow="1" w:lastColumn="0" w:lastRow="0" w:noHBand="0" w:noVBand="1" w:val="04A0"/>
+      </w:tblPr>
+      <w:tblGrid>
+        <w:gridCol w:w="1800"/>
+        <w:gridCol w:w="7560"/>
+      </w:tblGrid>
+      <w:tr>
+        <w:trPr>
+          <w:cantSplit/>
+          <w:tblHeader/>
+        </w:trPr>
+        <w:tc>
+          <w:tcPr>
+            <w:tcW w:type="dxa" w:w="1800"/>
+            <w:vAlign w:val="center"/>
+            <w:tcBorders>
+              <w:top w:val="single" w:sz="4" w:color="D9D9D9"/>
+              <w:bottom w:val="single" w:sz="4" w:color="D9D9D9"/>
+              <w:left w:val="single" w:sz="4" w:color="D9D9D9"/>
+              <w:right w:val="single" w:sz="4" w:color="D9D9D9"/>
+            </w:tcBorders>
+            <w:shd w:fill="E7EDF2"/>
+          </w:tcPr>
+          <w:p>
+            <w:pPr>
+              <w:keepNext/>
+              <w:spacing w:line="252" w:lineRule="auto" w:before="20" w:after="20"/>
+            </w:pPr>
+            <w:r>
+              <w:rPr>
+                <w:rFonts w:ascii="Arial" w:hAnsi="Arial"/>
+                <w:b/>
+                <w:sz w:val="20"/>
+              </w:rPr>
+              <w:t>Puesto P7</w:t>
+            </w:r>
+          </w:p>
+        </w:tc>
+        <w:tc>
+          <w:tcPr>
+            <w:tcW w:type="dxa" w:w="7560"/>
+            <w:vAlign w:val="center"/>
+            <w:tcBorders>
+              <w:top w:val="single" w:sz="4" w:color="D9D9D9"/>
+              <w:bottom w:val="single" w:sz="4" w:color="D9D9D9"/>
+              <w:left w:val="single" w:sz="4" w:color="D9D9D9"/>
+              <w:right w:val="single" w:sz="4" w:color="D9D9D9"/>
+            </w:tcBorders>
+            <w:shd w:fill="E7EDF2"/>
+          </w:tcPr>
+          <w:p>
+            <w:pPr>
+              <w:keepNext/>
+              <w:spacing w:line="252" w:lineRule="auto" w:before="20" w:after="20"/>
+            </w:pPr>
+            <w:r>
+              <w:rPr>
+                <w:rFonts w:ascii="Arial" w:hAnsi="Arial"/>
+                <w:b/>
+                <w:sz w:val="20"/>
+              </w:rPr>
+              <w:t>Servicio profesional de contabilidad</w:t>
+            </w:r>
+          </w:p>
+        </w:tc>
+      </w:tr>
+      <w:tr>
+        <w:trPr>
+          <w:cantSplit/>
+        </w:trPr>
+        <w:tc>
+          <w:tcPr>
+            <w:tcW w:type="dxa" w:w="1800"/>
+            <w:vAlign w:val="center"/>
+            <w:tcBorders>
+              <w:top w:val="single" w:sz="4" w:color="D9D9D9"/>
+              <w:bottom w:val="single" w:sz="4" w:color="D9D9D9"/>
+              <w:left w:val="single" w:sz="4" w:color="D9D9D9"/>
+              <w:right w:val="single" w:sz="4" w:color="D9D9D9"/>
+            </w:tcBorders>
+          </w:tcPr>
+          <w:p>
+            <w:pPr>
+              <w:keepNext/>
+              <w:spacing w:line="252" w:lineRule="auto" w:before="20" w:after="20"/>
+            </w:pPr>
+            <w:r>
+              <w:rPr>
+                <w:rFonts w:ascii="Arial" w:hAnsi="Arial"/>
+                <w:b w:val="0"/>
+                <w:sz w:val="20"/>
+              </w:rPr>
+              <w:t>Ubicación y enlaces</w:t>
+            </w:r>
+          </w:p>
+        </w:tc>
+        <w:tc>
+          <w:tcPr>
+            <w:tcW w:type="dxa" w:w="7560"/>
+            <w:vAlign w:val="center"/>
+            <w:tcBorders>
+              <w:top w:val="single" w:sz="4" w:color="D9D9D9"/>
+              <w:bottom w:val="single" w:sz="4" w:color="D9D9D9"/>
+              <w:left w:val="single" w:sz="4" w:color="D9D9D9"/>
+              <w:right w:val="single" w:sz="4" w:color="D9D9D9"/>
+            </w:tcBorders>
+          </w:tcPr>
+          <w:p>
+            <w:pPr>
+              <w:keepNext/>
+              <w:spacing w:line="252" w:lineRule="auto" w:before="20" w:after="20"/>
+            </w:pPr>
+            <w:r>
+              <w:rPr>
+                <w:rFonts w:ascii="Arial" w:hAnsi="Arial"/>
+                <w:b w:val="0"/>
+                <w:sz w:val="20"/>
+              </w:rPr>
+              <w:t>Servicio contable independiente.</w:t>
+              <w:br/>
+              <w:t>Entrega a P1; recibe registros de P2 y P5. Encargo propuesto, no vigente.</w:t>
+            </w:r>
+          </w:p>
+        </w:tc>
+      </w:tr>
+      <w:tr>
+        <w:trPr>
+          <w:cantSplit/>
+        </w:trPr>
+        <w:tc>
+          <w:tcPr>
+            <w:tcW w:type="dxa" w:w="1800"/>
+            <w:vAlign w:val="center"/>
+            <w:tcBorders>
+              <w:top w:val="single" w:sz="4" w:color="D9D9D9"/>
+              <w:bottom w:val="single" w:sz="4" w:color="D9D9D9"/>
+              <w:left w:val="single" w:sz="4" w:color="D9D9D9"/>
+              <w:right w:val="single" w:sz="4" w:color="D9D9D9"/>
+            </w:tcBorders>
+          </w:tcPr>
+          <w:p>
+            <w:pPr>
+              <w:keepNext/>
+              <w:spacing w:line="252" w:lineRule="auto" w:before="20" w:after="20"/>
+            </w:pPr>
+            <w:r>
+              <w:rPr>
+                <w:rFonts w:ascii="Arial" w:hAnsi="Arial"/>
+                <w:b w:val="0"/>
+                <w:sz w:val="20"/>
+              </w:rPr>
+              <w:t>Función principal</w:t>
+            </w:r>
+          </w:p>
+        </w:tc>
+        <w:tc>
+          <w:tcPr>
+            <w:tcW w:type="dxa" w:w="7560"/>
+            <w:vAlign w:val="center"/>
+            <w:tcBorders>
+              <w:top w:val="single" w:sz="4" w:color="D9D9D9"/>
+              <w:bottom w:val="single" w:sz="4" w:color="D9D9D9"/>
+              <w:left w:val="single" w:sz="4" w:color="D9D9D9"/>
+              <w:right w:val="single" w:sz="4" w:color="D9D9D9"/>
+            </w:tcBorders>
+          </w:tcPr>
+          <w:p>
+            <w:pPr>
+              <w:keepNext/>
+              <w:spacing w:line="252" w:lineRule="auto" w:before="20" w:after="20"/>
+            </w:pPr>
+            <w:r>
+              <w:rPr>
+                <w:rFonts w:ascii="Arial" w:hAnsi="Arial"/>
+                <w:b w:val="0"/>
+                <w:sz w:val="20"/>
+              </w:rPr>
+              <w:t>Revisar y organizar la información contable y orientar las obligaciones fiscales y de personal que resulten aplicables.</w:t>
+            </w:r>
+          </w:p>
+        </w:tc>
+      </w:tr>
+      <w:tr>
+        <w:trPr>
+          <w:cantSplit/>
+        </w:trPr>
+        <w:tc>
+          <w:tcPr>
+            <w:tcW w:type="dxa" w:w="1800"/>
+            <w:vAlign w:val="center"/>
+            <w:tcBorders>
+              <w:top w:val="single" w:sz="4" w:color="D9D9D9"/>
+              <w:bottom w:val="single" w:sz="4" w:color="D9D9D9"/>
+              <w:left w:val="single" w:sz="4" w:color="D9D9D9"/>
+              <w:right w:val="single" w:sz="4" w:color="D9D9D9"/>
+            </w:tcBorders>
+          </w:tcPr>
+          <w:p>
+            <w:pPr>
+              <w:keepNext/>
+              <w:spacing w:line="252" w:lineRule="auto" w:before="20" w:after="20"/>
+            </w:pPr>
+            <w:r>
+              <w:rPr>
+                <w:rFonts w:ascii="Arial" w:hAnsi="Arial"/>
+                <w:b w:val="0"/>
+                <w:sz w:val="20"/>
+              </w:rPr>
+              <w:t>Actividades</w:t>
+            </w:r>
+          </w:p>
+        </w:tc>
+        <w:tc>
+          <w:tcPr>
+            <w:tcW w:type="dxa" w:w="7560"/>
+            <w:vAlign w:val="center"/>
+            <w:tcBorders>
+              <w:top w:val="single" w:sz="4" w:color="D9D9D9"/>
+              <w:bottom w:val="single" w:sz="4" w:color="D9D9D9"/>
+              <w:left w:val="single" w:sz="4" w:color="D9D9D9"/>
+              <w:right w:val="single" w:sz="4" w:color="D9D9D9"/>
+            </w:tcBorders>
+          </w:tcPr>
+          <w:p>
+            <w:pPr>
+              <w:keepNext/>
+              <w:spacing w:line="252" w:lineRule="auto" w:before="20" w:after="20"/>
+            </w:pPr>
+            <w:r>
+              <w:rPr>
+                <w:rFonts w:ascii="Arial" w:hAnsi="Arial"/>
+                <w:b w:val="0"/>
+                <w:sz w:val="20"/>
+              </w:rPr>
+              <w:t>1. Acordar documentos, periodicidad y entregables con P1.</w:t>
+              <w:br/>
+              <w:t>2. Revisar comprobantes y conciliaciones e informar inconsistencias.</w:t>
+              <w:br/>
+              <w:t>3. Preparar informes del encargo, separando datos reales y estimaciones.</w:t>
+              <w:br/>
+              <w:t>4. Asesorar sobre nómina y obligaciones cuando se definan relaciones y remuneraciones efectivas.</w:t>
+            </w:r>
+          </w:p>
+        </w:tc>
+      </w:tr>
+      <w:tr>
+        <w:trPr>
+          <w:cantSplit/>
+        </w:trPr>
+        <w:tc>
+          <w:tcPr>
+            <w:tcW w:type="dxa" w:w="1800"/>
+            <w:vAlign w:val="center"/>
+            <w:tcBorders>
+              <w:top w:val="single" w:sz="4" w:color="D9D9D9"/>
+              <w:bottom w:val="single" w:sz="4" w:color="D9D9D9"/>
+              <w:left w:val="single" w:sz="4" w:color="D9D9D9"/>
+              <w:right w:val="single" w:sz="4" w:color="D9D9D9"/>
+            </w:tcBorders>
+          </w:tcPr>
+          <w:p>
+            <w:pPr>
+              <w:keepNext/>
+              <w:spacing w:line="252" w:lineRule="auto" w:before="20" w:after="20"/>
+            </w:pPr>
+            <w:r>
+              <w:rPr>
+                <w:rFonts w:ascii="Arial" w:hAnsi="Arial"/>
+                <w:b w:val="0"/>
+                <w:sz w:val="20"/>
+              </w:rPr>
+              <w:t>Límite de decisión</w:t>
+            </w:r>
+          </w:p>
+        </w:tc>
+        <w:tc>
+          <w:tcPr>
+            <w:tcW w:type="dxa" w:w="7560"/>
+            <w:vAlign w:val="center"/>
+            <w:tcBorders>
+              <w:top w:val="single" w:sz="4" w:color="D9D9D9"/>
+              <w:bottom w:val="single" w:sz="4" w:color="D9D9D9"/>
+              <w:left w:val="single" w:sz="4" w:color="D9D9D9"/>
+              <w:right w:val="single" w:sz="4" w:color="D9D9D9"/>
+            </w:tcBorders>
+          </w:tcPr>
+          <w:p>
+            <w:pPr>
+              <w:keepNext/>
+              <w:spacing w:line="252" w:lineRule="auto" w:before="20" w:after="20"/>
+            </w:pPr>
+            <w:r>
+              <w:rPr>
+                <w:rFonts w:ascii="Arial" w:hAnsi="Arial"/>
+                <w:b w:val="0"/>
+                <w:sz w:val="20"/>
+              </w:rPr>
+              <w:t>Emite observaciones y trabajos dentro de su encargo. No aprueba ventas, contrata personal ni dispone de fondos sin autorización expresa.</w:t>
+            </w:r>
+          </w:p>
+        </w:tc>
+      </w:tr>
+      <w:tr>
+        <w:trPr>
+          <w:cantSplit/>
+        </w:trPr>
+        <w:tc>
+          <w:tcPr>
+            <w:tcW w:type="dxa" w:w="1800"/>
+            <w:vAlign w:val="center"/>
+            <w:tcBorders>
+              <w:top w:val="single" w:sz="4" w:color="D9D9D9"/>
+              <w:bottom w:val="single" w:sz="4" w:color="D9D9D9"/>
+              <w:left w:val="single" w:sz="4" w:color="D9D9D9"/>
+              <w:right w:val="single" w:sz="4" w:color="D9D9D9"/>
+            </w:tcBorders>
+          </w:tcPr>
+          <w:p>
+            <w:pPr>
+              <w:keepNext/>
+              <w:spacing w:line="252" w:lineRule="auto" w:before="20" w:after="20"/>
+            </w:pPr>
+            <w:r>
+              <w:rPr>
+                <w:rFonts w:ascii="Arial" w:hAnsi="Arial"/>
+                <w:b w:val="0"/>
+                <w:sz w:val="20"/>
+              </w:rPr>
+              <w:t>Registros</w:t>
+            </w:r>
+          </w:p>
+        </w:tc>
+        <w:tc>
+          <w:tcPr>
+            <w:tcW w:type="dxa" w:w="7560"/>
+            <w:vAlign w:val="center"/>
+            <w:tcBorders>
+              <w:top w:val="single" w:sz="4" w:color="D9D9D9"/>
+              <w:bottom w:val="single" w:sz="4" w:color="D9D9D9"/>
+              <w:left w:val="single" w:sz="4" w:color="D9D9D9"/>
+              <w:right w:val="single" w:sz="4" w:color="D9D9D9"/>
+            </w:tcBorders>
+          </w:tcPr>
+          <w:p>
+            <w:pPr>
+              <w:keepNext/>
+              <w:spacing w:line="252" w:lineRule="auto" w:before="20" w:after="20"/>
+            </w:pPr>
+            <w:r>
+              <w:rPr>
+                <w:rFonts w:ascii="Arial" w:hAnsi="Arial"/>
+                <w:b w:val="0"/>
+                <w:sz w:val="20"/>
+              </w:rPr>
+              <w:t>Acuerdo de servicio, relación documental, informes y constancias de los trabajos efectivamente realizados.</w:t>
+            </w:r>
+          </w:p>
+        </w:tc>
+      </w:tr>
+      <w:tr>
+        <w:trPr>
+          <w:cantSplit/>
+        </w:trPr>
+        <w:tc>
+          <w:tcPr>
+            <w:tcW w:type="dxa" w:w="1800"/>
+            <w:vAlign w:val="center"/>
+            <w:tcBorders>
+              <w:top w:val="single" w:sz="4" w:color="D9D9D9"/>
+              <w:bottom w:val="single" w:sz="4" w:color="D9D9D9"/>
+              <w:left w:val="single" w:sz="4" w:color="D9D9D9"/>
+              <w:right w:val="single" w:sz="4" w:color="D9D9D9"/>
+            </w:tcBorders>
+          </w:tcPr>
+          <w:p>
+            <w:pPr>
+              <w:keepNext w:val="0"/>
+              <w:spacing w:line="252" w:lineRule="auto" w:before="20" w:after="20"/>
+            </w:pPr>
+            <w:r>
+              <w:rPr>
+                <w:rFonts w:ascii="Arial" w:hAnsi="Arial"/>
+                <w:b w:val="0"/>
+                <w:sz w:val="20"/>
+              </w:rPr>
+              <w:t>Perfil funcional</w:t>
+            </w:r>
+          </w:p>
+        </w:tc>
+        <w:tc>
+          <w:tcPr>
+            <w:tcW w:type="dxa" w:w="7560"/>
+            <w:vAlign w:val="center"/>
+            <w:tcBorders>
+              <w:top w:val="single" w:sz="4" w:color="D9D9D9"/>
+              <w:bottom w:val="single" w:sz="4" w:color="D9D9D9"/>
+              <w:left w:val="single" w:sz="4" w:color="D9D9D9"/>
+              <w:right w:val="single" w:sz="4" w:color="D9D9D9"/>
+            </w:tcBorders>
+          </w:tcPr>
+          <w:p>
+            <w:pPr>
+              <w:keepNext w:val="0"/>
+              <w:spacing w:line="252" w:lineRule="auto" w:before="20" w:after="20"/>
+            </w:pPr>
+            <w:r>
+              <w:rPr>
+                <w:rFonts w:ascii="Arial" w:hAnsi="Arial"/>
+                <w:b w:val="0"/>
+                <w:sz w:val="20"/>
+              </w:rPr>
+              <w:t>Formación y acreditación pertinentes al servicio, confidencialidad y experiencia comprobable.</w:t>
+            </w:r>
+          </w:p>
+        </w:tc>
+      </w:tr>
+    </w:tbl>
+    <w:p/>
+    <w:p>
+      <w:pPr>
+        <w:pStyle w:val="Heading3"/>
+        <w:keepNext/>
+      </w:pPr>
+      <w:r>
+        <w:rPr>
+          <w:b/>
+        </w:rPr>
+        <w:t>P8. Servicio profesional de asesoría jurídica</w:t>
+      </w:r>
+    </w:p>
+    <w:tbl>
+      <w:tblPr>
+        <w:tblW w:type="auto" w:w="0"/>
+        <w:jc w:val="center"/>
+        <w:tblLayout w:type="fixed"/>
+        <w:tblLook w:firstColumn="1" w:firstRow="1" w:lastColumn="0" w:lastRow="0" w:noHBand="0" w:noVBand="1" w:val="04A0"/>
+      </w:tblPr>
+      <w:tblGrid>
+        <w:gridCol w:w="1800"/>
+        <w:gridCol w:w="7560"/>
+      </w:tblGrid>
+      <w:tr>
+        <w:trPr>
+          <w:cantSplit/>
+          <w:tblHeader/>
+        </w:trPr>
+        <w:tc>
+          <w:tcPr>
+            <w:tcW w:type="dxa" w:w="1800"/>
+            <w:vAlign w:val="center"/>
+            <w:tcBorders>
+              <w:top w:val="single" w:sz="4" w:color="D9D9D9"/>
+              <w:bottom w:val="single" w:sz="4" w:color="D9D9D9"/>
+              <w:left w:val="single" w:sz="4" w:color="D9D9D9"/>
+              <w:right w:val="single" w:sz="4" w:color="D9D9D9"/>
+            </w:tcBorders>
+            <w:shd w:fill="E7EDF2"/>
+          </w:tcPr>
+          <w:p>
+            <w:pPr>
+              <w:keepNext/>
+              <w:spacing w:line="252" w:lineRule="auto" w:before="20" w:after="20"/>
+            </w:pPr>
+            <w:r>
+              <w:rPr>
+                <w:rFonts w:ascii="Arial" w:hAnsi="Arial"/>
+                <w:b/>
+                <w:sz w:val="20"/>
+              </w:rPr>
+              <w:t>Puesto P8</w:t>
+            </w:r>
+          </w:p>
+        </w:tc>
+        <w:tc>
+          <w:tcPr>
+            <w:tcW w:type="dxa" w:w="7560"/>
+            <w:vAlign w:val="center"/>
+            <w:tcBorders>
+              <w:top w:val="single" w:sz="4" w:color="D9D9D9"/>
+              <w:bottom w:val="single" w:sz="4" w:color="D9D9D9"/>
+              <w:left w:val="single" w:sz="4" w:color="D9D9D9"/>
+              <w:right w:val="single" w:sz="4" w:color="D9D9D9"/>
+            </w:tcBorders>
+            <w:shd w:fill="E7EDF2"/>
+          </w:tcPr>
+          <w:p>
+            <w:pPr>
+              <w:keepNext/>
+              <w:spacing w:line="252" w:lineRule="auto" w:before="20" w:after="20"/>
+            </w:pPr>
+            <w:r>
+              <w:rPr>
+                <w:rFonts w:ascii="Arial" w:hAnsi="Arial"/>
+                <w:b/>
+                <w:sz w:val="20"/>
+              </w:rPr>
+              <w:t>Servicio profesional de asesoría jurídica</w:t>
+            </w:r>
+          </w:p>
+        </w:tc>
+      </w:tr>
+      <w:tr>
+        <w:trPr>
+          <w:cantSplit/>
+        </w:trPr>
+        <w:tc>
+          <w:tcPr>
+            <w:tcW w:type="dxa" w:w="1800"/>
+            <w:vAlign w:val="center"/>
+            <w:tcBorders>
+              <w:top w:val="single" w:sz="4" w:color="D9D9D9"/>
+              <w:bottom w:val="single" w:sz="4" w:color="D9D9D9"/>
+              <w:left w:val="single" w:sz="4" w:color="D9D9D9"/>
+              <w:right w:val="single" w:sz="4" w:color="D9D9D9"/>
+            </w:tcBorders>
+          </w:tcPr>
+          <w:p>
+            <w:pPr>
+              <w:keepNext/>
+              <w:spacing w:line="252" w:lineRule="auto" w:before="20" w:after="20"/>
+            </w:pPr>
+            <w:r>
+              <w:rPr>
+                <w:rFonts w:ascii="Arial" w:hAnsi="Arial"/>
+                <w:b w:val="0"/>
+                <w:sz w:val="20"/>
+              </w:rPr>
+              <w:t>Ubicación y enlaces</w:t>
+            </w:r>
+          </w:p>
+        </w:tc>
+        <w:tc>
+          <w:tcPr>
+            <w:tcW w:type="dxa" w:w="7560"/>
+            <w:vAlign w:val="center"/>
+            <w:tcBorders>
+              <w:top w:val="single" w:sz="4" w:color="D9D9D9"/>
+              <w:bottom w:val="single" w:sz="4" w:color="D9D9D9"/>
+              <w:left w:val="single" w:sz="4" w:color="D9D9D9"/>
+              <w:right w:val="single" w:sz="4" w:color="D9D9D9"/>
+            </w:tcBorders>
+          </w:tcPr>
+          <w:p>
+            <w:pPr>
+              <w:keepNext/>
+              <w:spacing w:line="252" w:lineRule="auto" w:before="20" w:after="20"/>
+            </w:pPr>
+            <w:r>
+              <w:rPr>
+                <w:rFonts w:ascii="Arial" w:hAnsi="Arial"/>
+                <w:b w:val="0"/>
+                <w:sz w:val="20"/>
+              </w:rPr>
+              <w:t>Asesoría jurídica independiente.</w:t>
+              <w:br/>
+              <w:t>P1 decide y da seguimiento al encargo; no integra una plaza permanente.</w:t>
+            </w:r>
+          </w:p>
+        </w:tc>
+      </w:tr>
+      <w:tr>
+        <w:trPr>
+          <w:cantSplit/>
+        </w:trPr>
+        <w:tc>
+          <w:tcPr>
+            <w:tcW w:type="dxa" w:w="1800"/>
+            <w:vAlign w:val="center"/>
+            <w:tcBorders>
+              <w:top w:val="single" w:sz="4" w:color="D9D9D9"/>
+              <w:bottom w:val="single" w:sz="4" w:color="D9D9D9"/>
+              <w:left w:val="single" w:sz="4" w:color="D9D9D9"/>
+              <w:right w:val="single" w:sz="4" w:color="D9D9D9"/>
+            </w:tcBorders>
+          </w:tcPr>
+          <w:p>
+            <w:pPr>
+              <w:keepNext/>
+              <w:spacing w:line="252" w:lineRule="auto" w:before="20" w:after="20"/>
+            </w:pPr>
+            <w:r>
+              <w:rPr>
+                <w:rFonts w:ascii="Arial" w:hAnsi="Arial"/>
+                <w:b w:val="0"/>
+                <w:sz w:val="20"/>
+              </w:rPr>
+              <w:t>Función principal</w:t>
+            </w:r>
+          </w:p>
+        </w:tc>
+        <w:tc>
+          <w:tcPr>
+            <w:tcW w:type="dxa" w:w="7560"/>
+            <w:vAlign w:val="center"/>
+            <w:tcBorders>
+              <w:top w:val="single" w:sz="4" w:color="D9D9D9"/>
+              <w:bottom w:val="single" w:sz="4" w:color="D9D9D9"/>
+              <w:left w:val="single" w:sz="4" w:color="D9D9D9"/>
+              <w:right w:val="single" w:sz="4" w:color="D9D9D9"/>
+            </w:tcBorders>
+          </w:tcPr>
+          <w:p>
+            <w:pPr>
+              <w:keepNext/>
+              <w:spacing w:line="252" w:lineRule="auto" w:before="20" w:after="20"/>
+            </w:pPr>
+            <w:r>
+              <w:rPr>
+                <w:rFonts w:ascii="Arial" w:hAnsi="Arial"/>
+                <w:b w:val="0"/>
+                <w:sz w:val="20"/>
+              </w:rPr>
+              <w:t>Orientar la formalización de acuerdos y la atención de asuntos jurídicos concretos del proyecto.</w:t>
+            </w:r>
+          </w:p>
+        </w:tc>
+      </w:tr>
+      <w:tr>
+        <w:trPr>
+          <w:cantSplit/>
+        </w:trPr>
+        <w:tc>
+          <w:tcPr>
+            <w:tcW w:type="dxa" w:w="1800"/>
+            <w:vAlign w:val="center"/>
+            <w:tcBorders>
+              <w:top w:val="single" w:sz="4" w:color="D9D9D9"/>
+              <w:bottom w:val="single" w:sz="4" w:color="D9D9D9"/>
+              <w:left w:val="single" w:sz="4" w:color="D9D9D9"/>
+              <w:right w:val="single" w:sz="4" w:color="D9D9D9"/>
+            </w:tcBorders>
+          </w:tcPr>
+          <w:p>
+            <w:pPr>
+              <w:keepNext/>
+              <w:spacing w:line="252" w:lineRule="auto" w:before="20" w:after="20"/>
+            </w:pPr>
+            <w:r>
+              <w:rPr>
+                <w:rFonts w:ascii="Arial" w:hAnsi="Arial"/>
+                <w:b w:val="0"/>
+                <w:sz w:val="20"/>
+              </w:rPr>
+              <w:t>Actividades</w:t>
+            </w:r>
+          </w:p>
+        </w:tc>
+        <w:tc>
+          <w:tcPr>
+            <w:tcW w:type="dxa" w:w="7560"/>
+            <w:vAlign w:val="center"/>
+            <w:tcBorders>
+              <w:top w:val="single" w:sz="4" w:color="D9D9D9"/>
+              <w:bottom w:val="single" w:sz="4" w:color="D9D9D9"/>
+              <w:left w:val="single" w:sz="4" w:color="D9D9D9"/>
+              <w:right w:val="single" w:sz="4" w:color="D9D9D9"/>
+            </w:tcBorders>
+          </w:tcPr>
+          <w:p>
+            <w:pPr>
+              <w:keepNext/>
+              <w:spacing w:line="252" w:lineRule="auto" w:before="20" w:after="20"/>
+            </w:pPr>
+            <w:r>
+              <w:rPr>
+                <w:rFonts w:ascii="Arial" w:hAnsi="Arial"/>
+                <w:b w:val="0"/>
+                <w:sz w:val="20"/>
+              </w:rPr>
+              <w:t>1. Delimitar asunto, documentación y resultado del encargo.</w:t>
+              <w:br/>
+              <w:t>2. Revisar condiciones, autorizaciones y acuerdos con clientes y proveedores.</w:t>
+              <w:br/>
+              <w:t>3. Asesorar sobre contratación, datos y reclamaciones pertinentes al caso.</w:t>
+              <w:br/>
+              <w:t>4. Documentar recomendaciones y decisiones que correspondan a P1.</w:t>
+            </w:r>
+          </w:p>
+        </w:tc>
+      </w:tr>
+      <w:tr>
+        <w:trPr>
+          <w:cantSplit/>
+        </w:trPr>
+        <w:tc>
+          <w:tcPr>
+            <w:tcW w:type="dxa" w:w="1800"/>
+            <w:vAlign w:val="center"/>
+            <w:tcBorders>
+              <w:top w:val="single" w:sz="4" w:color="D9D9D9"/>
+              <w:bottom w:val="single" w:sz="4" w:color="D9D9D9"/>
+              <w:left w:val="single" w:sz="4" w:color="D9D9D9"/>
+              <w:right w:val="single" w:sz="4" w:color="D9D9D9"/>
+            </w:tcBorders>
+          </w:tcPr>
+          <w:p>
+            <w:pPr>
+              <w:keepNext/>
+              <w:spacing w:line="252" w:lineRule="auto" w:before="20" w:after="20"/>
+            </w:pPr>
+            <w:r>
+              <w:rPr>
+                <w:rFonts w:ascii="Arial" w:hAnsi="Arial"/>
+                <w:b w:val="0"/>
+                <w:sz w:val="20"/>
+              </w:rPr>
+              <w:t>Límite de decisión</w:t>
+            </w:r>
+          </w:p>
+        </w:tc>
+        <w:tc>
+          <w:tcPr>
+            <w:tcW w:type="dxa" w:w="7560"/>
+            <w:vAlign w:val="center"/>
+            <w:tcBorders>
+              <w:top w:val="single" w:sz="4" w:color="D9D9D9"/>
+              <w:bottom w:val="single" w:sz="4" w:color="D9D9D9"/>
+              <w:left w:val="single" w:sz="4" w:color="D9D9D9"/>
+              <w:right w:val="single" w:sz="4" w:color="D9D9D9"/>
+            </w:tcBorders>
+          </w:tcPr>
+          <w:p>
+            <w:pPr>
+              <w:keepNext/>
+              <w:spacing w:line="252" w:lineRule="auto" w:before="20" w:after="20"/>
+            </w:pPr>
+            <w:r>
+              <w:rPr>
+                <w:rFonts w:ascii="Arial" w:hAnsi="Arial"/>
+                <w:b w:val="0"/>
+                <w:sz w:val="20"/>
+              </w:rPr>
+              <w:t>Asesora dentro de su competencia; una representación o firma requiere facultades expresas. No certifica por sí sola la operación completa del taller.</w:t>
+            </w:r>
+          </w:p>
+        </w:tc>
+      </w:tr>
+      <w:tr>
+        <w:trPr>
+          <w:cantSplit/>
+        </w:trPr>
+        <w:tc>
+          <w:tcPr>
+            <w:tcW w:type="dxa" w:w="1800"/>
+            <w:vAlign w:val="center"/>
+            <w:tcBorders>
+              <w:top w:val="single" w:sz="4" w:color="D9D9D9"/>
+              <w:bottom w:val="single" w:sz="4" w:color="D9D9D9"/>
+              <w:left w:val="single" w:sz="4" w:color="D9D9D9"/>
+              <w:right w:val="single" w:sz="4" w:color="D9D9D9"/>
+            </w:tcBorders>
+          </w:tcPr>
+          <w:p>
+            <w:pPr>
+              <w:keepNext/>
+              <w:spacing w:line="252" w:lineRule="auto" w:before="20" w:after="20"/>
+            </w:pPr>
+            <w:r>
+              <w:rPr>
+                <w:rFonts w:ascii="Arial" w:hAnsi="Arial"/>
+                <w:b w:val="0"/>
+                <w:sz w:val="20"/>
+              </w:rPr>
+              <w:t>Registros</w:t>
+            </w:r>
+          </w:p>
+        </w:tc>
+        <w:tc>
+          <w:tcPr>
+            <w:tcW w:type="dxa" w:w="7560"/>
+            <w:vAlign w:val="center"/>
+            <w:tcBorders>
+              <w:top w:val="single" w:sz="4" w:color="D9D9D9"/>
+              <w:bottom w:val="single" w:sz="4" w:color="D9D9D9"/>
+              <w:left w:val="single" w:sz="4" w:color="D9D9D9"/>
+              <w:right w:val="single" w:sz="4" w:color="D9D9D9"/>
+            </w:tcBorders>
+          </w:tcPr>
+          <w:p>
+            <w:pPr>
+              <w:keepNext/>
+              <w:spacing w:line="252" w:lineRule="auto" w:before="20" w:after="20"/>
+            </w:pPr>
+            <w:r>
+              <w:rPr>
+                <w:rFonts w:ascii="Arial" w:hAnsi="Arial"/>
+                <w:b w:val="0"/>
+                <w:sz w:val="20"/>
+              </w:rPr>
+              <w:t>Encargo profesional, relación de documentos revisados, recomendaciones y seguimiento de decisiones.</w:t>
+            </w:r>
+          </w:p>
+        </w:tc>
+      </w:tr>
+      <w:tr>
+        <w:trPr>
+          <w:cantSplit/>
+        </w:trPr>
+        <w:tc>
+          <w:tcPr>
+            <w:tcW w:type="dxa" w:w="1800"/>
+            <w:vAlign w:val="center"/>
+            <w:tcBorders>
+              <w:top w:val="single" w:sz="4" w:color="D9D9D9"/>
+              <w:bottom w:val="single" w:sz="4" w:color="D9D9D9"/>
+              <w:left w:val="single" w:sz="4" w:color="D9D9D9"/>
+              <w:right w:val="single" w:sz="4" w:color="D9D9D9"/>
+            </w:tcBorders>
+          </w:tcPr>
+          <w:p>
+            <w:pPr>
+              <w:keepNext w:val="0"/>
+              <w:spacing w:line="252" w:lineRule="auto" w:before="20" w:after="20"/>
+            </w:pPr>
+            <w:r>
+              <w:rPr>
+                <w:rFonts w:ascii="Arial" w:hAnsi="Arial"/>
+                <w:b w:val="0"/>
+                <w:sz w:val="20"/>
+              </w:rPr>
+              <w:t>Perfil funcional</w:t>
+            </w:r>
+          </w:p>
+        </w:tc>
+        <w:tc>
+          <w:tcPr>
+            <w:tcW w:type="dxa" w:w="7560"/>
+            <w:vAlign w:val="center"/>
+            <w:tcBorders>
+              <w:top w:val="single" w:sz="4" w:color="D9D9D9"/>
+              <w:bottom w:val="single" w:sz="4" w:color="D9D9D9"/>
+              <w:left w:val="single" w:sz="4" w:color="D9D9D9"/>
+              <w:right w:val="single" w:sz="4" w:color="D9D9D9"/>
+            </w:tcBorders>
+          </w:tcPr>
+          <w:p>
+            <w:pPr>
+              <w:keepNext w:val="0"/>
+              <w:spacing w:line="252" w:lineRule="auto" w:before="20" w:after="20"/>
+            </w:pPr>
+            <w:r>
+              <w:rPr>
+                <w:rFonts w:ascii="Arial" w:hAnsi="Arial"/>
+                <w:b w:val="0"/>
+                <w:sz w:val="20"/>
+              </w:rPr>
+              <w:t>Formación y acreditación pertinentes, conocimiento del asunto y manejo confidencial de información.</w:t>
+            </w:r>
+          </w:p>
+        </w:tc>
+      </w:tr>
+    </w:tbl>
+    <w:p/>
+    <w:p>
+      <w:pPr>
+        <w:pStyle w:val="Heading2"/>
+        <w:keepNext/>
+        <w:pageBreakBefore/>
+      </w:pPr>
+      <w:r>
+        <w:rPr>
+          <w:b/>
+          <w:sz w:val="24"/>
+        </w:rPr>
+        <w:t>Responsabilidades en los 16 pasos del servicio</w:t>
+      </w:r>
+    </w:p>
+    <w:p>
+      <w:pPr/>
+      <w:r>
+        <w:t>Los números y nombres de los pasos conservan el proceso de la Actividad 11. Responsable significa asegurar la realización y el registro; apoyo no elimina esa responsabilidad. La aceptación del cliente se mantiene como decisión externa al taller. P1 asegura recursos y asignación, pero no reemplaza al técnico en decisiones de su especialidad.</w:t>
+      </w:r>
+    </w:p>
+    <w:tbl>
+      <w:tblPr>
+        <w:tblW w:type="auto" w:w="0"/>
+        <w:jc w:val="center"/>
+        <w:tblLayout w:type="fixed"/>
+        <w:tblLook w:firstColumn="1" w:firstRow="1" w:lastColumn="0" w:lastRow="0" w:noHBand="0" w:noVBand="1" w:val="04A0"/>
+      </w:tblPr>
+      <w:tblGrid>
+        <w:gridCol w:w="3240"/>
+        <w:gridCol w:w="1152"/>
+        <w:gridCol w:w="1368"/>
+        <w:gridCol w:w="3600"/>
+      </w:tblGrid>
+      <w:tr>
+        <w:trPr>
+          <w:cantSplit/>
+          <w:tblHeader/>
+        </w:trPr>
+        <w:tc>
+          <w:tcPr>
+            <w:tcW w:type="dxa" w:w="3240"/>
+            <w:vAlign w:val="center"/>
+            <w:tcBorders>
+              <w:top w:val="single" w:sz="4" w:color="D9D9D9"/>
+              <w:bottom w:val="single" w:sz="4" w:color="D9D9D9"/>
+              <w:left w:val="single" w:sz="4" w:color="D9D9D9"/>
+              <w:right w:val="single" w:sz="4" w:color="D9D9D9"/>
+            </w:tcBorders>
+            <w:shd w:fill="E7EDF2"/>
+          </w:tcPr>
+          <w:p>
+            <w:pPr>
+              <w:keepNext w:val="0"/>
+              <w:spacing w:line="252" w:lineRule="auto" w:before="20" w:after="20"/>
+            </w:pPr>
+            <w:r>
+              <w:rPr>
+                <w:rFonts w:ascii="Arial" w:hAnsi="Arial"/>
+                <w:b/>
+                <w:sz w:val="20"/>
+              </w:rPr>
+              <w:t>Paso del proceso</w:t>
+            </w:r>
+          </w:p>
+        </w:tc>
+        <w:tc>
+          <w:tcPr>
+            <w:tcW w:type="dxa" w:w="1152"/>
+            <w:vAlign w:val="center"/>
+            <w:tcBorders>
+              <w:top w:val="single" w:sz="4" w:color="D9D9D9"/>
+              <w:bottom w:val="single" w:sz="4" w:color="D9D9D9"/>
+              <w:left w:val="single" w:sz="4" w:color="D9D9D9"/>
+              <w:right w:val="single" w:sz="4" w:color="D9D9D9"/>
+            </w:tcBorders>
+            <w:shd w:fill="E7EDF2"/>
+          </w:tcPr>
+          <w:p>
+            <w:pPr>
+              <w:keepNext w:val="0"/>
+              <w:spacing w:line="252" w:lineRule="auto" w:before="20" w:after="20"/>
+            </w:pPr>
+            <w:r>
+              <w:rPr>
+                <w:rFonts w:ascii="Arial" w:hAnsi="Arial"/>
+                <w:b/>
+                <w:sz w:val="20"/>
+              </w:rPr>
+              <w:t>A cargo</w:t>
+            </w:r>
+          </w:p>
+        </w:tc>
+        <w:tc>
+          <w:tcPr>
+            <w:tcW w:type="dxa" w:w="1368"/>
+            <w:vAlign w:val="center"/>
+            <w:tcBorders>
+              <w:top w:val="single" w:sz="4" w:color="D9D9D9"/>
+              <w:bottom w:val="single" w:sz="4" w:color="D9D9D9"/>
+              <w:left w:val="single" w:sz="4" w:color="D9D9D9"/>
+              <w:right w:val="single" w:sz="4" w:color="D9D9D9"/>
+            </w:tcBorders>
+            <w:shd w:fill="E7EDF2"/>
+          </w:tcPr>
+          <w:p>
+            <w:pPr>
+              <w:keepNext w:val="0"/>
+              <w:spacing w:line="252" w:lineRule="auto" w:before="20" w:after="20"/>
+            </w:pPr>
+            <w:r>
+              <w:rPr>
+                <w:rFonts w:ascii="Arial" w:hAnsi="Arial"/>
+                <w:b/>
+                <w:sz w:val="20"/>
+              </w:rPr>
+              <w:t>Apoyo</w:t>
+            </w:r>
+          </w:p>
+        </w:tc>
+        <w:tc>
+          <w:tcPr>
+            <w:tcW w:type="dxa" w:w="3600"/>
+            <w:vAlign w:val="center"/>
+            <w:tcBorders>
+              <w:top w:val="single" w:sz="4" w:color="D9D9D9"/>
+              <w:bottom w:val="single" w:sz="4" w:color="D9D9D9"/>
+              <w:left w:val="single" w:sz="4" w:color="D9D9D9"/>
+              <w:right w:val="single" w:sz="4" w:color="D9D9D9"/>
+            </w:tcBorders>
+            <w:shd w:fill="E7EDF2"/>
+          </w:tcPr>
+          <w:p>
+            <w:pPr>
+              <w:keepNext w:val="0"/>
+              <w:spacing w:line="252" w:lineRule="auto" w:before="20" w:after="20"/>
+            </w:pPr>
+            <w:r>
+              <w:rPr>
+                <w:rFonts w:ascii="Arial" w:hAnsi="Arial"/>
+                <w:b/>
+                <w:sz w:val="20"/>
+              </w:rPr>
+              <w:t>Registro o control</w:t>
+            </w:r>
+          </w:p>
+        </w:tc>
+      </w:tr>
+      <w:tr>
+        <w:trPr>
+          <w:cantSplit/>
+        </w:trPr>
+        <w:tc>
+          <w:tcPr>
+            <w:tcW w:type="dxa" w:w="3240"/>
+            <w:vAlign w:val="center"/>
+            <w:tcBorders>
+              <w:top w:val="single" w:sz="4" w:color="D9D9D9"/>
+              <w:bottom w:val="single" w:sz="4" w:color="D9D9D9"/>
+              <w:left w:val="single" w:sz="4" w:color="D9D9D9"/>
+              <w:right w:val="single" w:sz="4" w:color="D9D9D9"/>
+            </w:tcBorders>
+          </w:tcPr>
+          <w:p>
+            <w:pPr>
+              <w:keepNext w:val="0"/>
+              <w:spacing w:line="252" w:lineRule="auto" w:before="20" w:after="20"/>
+            </w:pPr>
+            <w:r>
+              <w:rPr>
+                <w:rFonts w:ascii="Arial" w:hAnsi="Arial"/>
+                <w:b w:val="0"/>
+                <w:sz w:val="20"/>
+              </w:rPr>
+              <w:t>1. Recibir la solicitud</w:t>
+            </w:r>
+          </w:p>
+        </w:tc>
+        <w:tc>
+          <w:tcPr>
+            <w:tcW w:type="dxa" w:w="1152"/>
+            <w:vAlign w:val="center"/>
+            <w:tcBorders>
+              <w:top w:val="single" w:sz="4" w:color="D9D9D9"/>
+              <w:bottom w:val="single" w:sz="4" w:color="D9D9D9"/>
+              <w:left w:val="single" w:sz="4" w:color="D9D9D9"/>
+              <w:right w:val="single" w:sz="4" w:color="D9D9D9"/>
+            </w:tcBorders>
+          </w:tcPr>
+          <w:p>
+            <w:pPr>
+              <w:keepNext w:val="0"/>
+              <w:spacing w:line="252" w:lineRule="auto" w:before="20" w:after="20"/>
+            </w:pPr>
+            <w:r>
+              <w:rPr>
+                <w:rFonts w:ascii="Arial" w:hAnsi="Arial"/>
+                <w:b w:val="0"/>
+                <w:sz w:val="20"/>
+              </w:rPr>
+              <w:t>P2</w:t>
+            </w:r>
+          </w:p>
+        </w:tc>
+        <w:tc>
+          <w:tcPr>
+            <w:tcW w:type="dxa" w:w="1368"/>
+            <w:vAlign w:val="center"/>
+            <w:tcBorders>
+              <w:top w:val="single" w:sz="4" w:color="D9D9D9"/>
+              <w:bottom w:val="single" w:sz="4" w:color="D9D9D9"/>
+              <w:left w:val="single" w:sz="4" w:color="D9D9D9"/>
+              <w:right w:val="single" w:sz="4" w:color="D9D9D9"/>
+            </w:tcBorders>
+          </w:tcPr>
+          <w:p>
+            <w:pPr>
+              <w:keepNext w:val="0"/>
+              <w:spacing w:line="252" w:lineRule="auto" w:before="20" w:after="20"/>
+            </w:pPr>
+            <w:r>
+              <w:rPr>
+                <w:rFonts w:ascii="Arial" w:hAnsi="Arial"/>
+                <w:b w:val="0"/>
+                <w:sz w:val="20"/>
+              </w:rPr>
+              <w:t>Sin apoyo fijo</w:t>
+            </w:r>
+          </w:p>
+        </w:tc>
+        <w:tc>
+          <w:tcPr>
+            <w:tcW w:type="dxa" w:w="3600"/>
+            <w:vAlign w:val="center"/>
+            <w:tcBorders>
+              <w:top w:val="single" w:sz="4" w:color="D9D9D9"/>
+              <w:bottom w:val="single" w:sz="4" w:color="D9D9D9"/>
+              <w:left w:val="single" w:sz="4" w:color="D9D9D9"/>
+              <w:right w:val="single" w:sz="4" w:color="D9D9D9"/>
+            </w:tcBorders>
+          </w:tcPr>
+          <w:p>
+            <w:pPr>
+              <w:keepNext w:val="0"/>
+              <w:spacing w:line="252" w:lineRule="auto" w:before="20" w:after="20"/>
+            </w:pPr>
+            <w:r>
+              <w:rPr>
+                <w:rFonts w:ascii="Arial" w:hAnsi="Arial"/>
+                <w:b w:val="0"/>
+                <w:sz w:val="20"/>
+              </w:rPr>
+              <w:t>Solicitud con folio y servicio solicitado.</w:t>
+            </w:r>
+          </w:p>
+        </w:tc>
+      </w:tr>
+      <w:tr>
+        <w:trPr>
+          <w:cantSplit/>
+        </w:trPr>
+        <w:tc>
+          <w:tcPr>
+            <w:tcW w:type="dxa" w:w="3240"/>
+            <w:vAlign w:val="center"/>
+            <w:tcBorders>
+              <w:top w:val="single" w:sz="4" w:color="D9D9D9"/>
+              <w:bottom w:val="single" w:sz="4" w:color="D9D9D9"/>
+              <w:left w:val="single" w:sz="4" w:color="D9D9D9"/>
+              <w:right w:val="single" w:sz="4" w:color="D9D9D9"/>
+            </w:tcBorders>
+          </w:tcPr>
+          <w:p>
+            <w:pPr>
+              <w:keepNext w:val="0"/>
+              <w:spacing w:line="252" w:lineRule="auto" w:before="20" w:after="20"/>
+            </w:pPr>
+            <w:r>
+              <w:rPr>
+                <w:rFonts w:ascii="Arial" w:hAnsi="Arial"/>
+                <w:b w:val="0"/>
+                <w:sz w:val="20"/>
+              </w:rPr>
+              <w:t>2. Registrar el vehículo</w:t>
+            </w:r>
+          </w:p>
+        </w:tc>
+        <w:tc>
+          <w:tcPr>
+            <w:tcW w:type="dxa" w:w="1152"/>
+            <w:vAlign w:val="center"/>
+            <w:tcBorders>
+              <w:top w:val="single" w:sz="4" w:color="D9D9D9"/>
+              <w:bottom w:val="single" w:sz="4" w:color="D9D9D9"/>
+              <w:left w:val="single" w:sz="4" w:color="D9D9D9"/>
+              <w:right w:val="single" w:sz="4" w:color="D9D9D9"/>
+            </w:tcBorders>
+          </w:tcPr>
+          <w:p>
+            <w:pPr>
+              <w:keepNext w:val="0"/>
+              <w:spacing w:line="252" w:lineRule="auto" w:before="20" w:after="20"/>
+            </w:pPr>
+            <w:r>
+              <w:rPr>
+                <w:rFonts w:ascii="Arial" w:hAnsi="Arial"/>
+                <w:b w:val="0"/>
+                <w:sz w:val="20"/>
+              </w:rPr>
+              <w:t>P2</w:t>
+            </w:r>
+          </w:p>
+        </w:tc>
+        <w:tc>
+          <w:tcPr>
+            <w:tcW w:type="dxa" w:w="1368"/>
+            <w:vAlign w:val="center"/>
+            <w:tcBorders>
+              <w:top w:val="single" w:sz="4" w:color="D9D9D9"/>
+              <w:bottom w:val="single" w:sz="4" w:color="D9D9D9"/>
+              <w:left w:val="single" w:sz="4" w:color="D9D9D9"/>
+              <w:right w:val="single" w:sz="4" w:color="D9D9D9"/>
+            </w:tcBorders>
+          </w:tcPr>
+          <w:p>
+            <w:pPr>
+              <w:keepNext w:val="0"/>
+              <w:spacing w:line="252" w:lineRule="auto" w:before="20" w:after="20"/>
+            </w:pPr>
+            <w:r>
+              <w:rPr>
+                <w:rFonts w:ascii="Arial" w:hAnsi="Arial"/>
+                <w:b w:val="0"/>
+                <w:sz w:val="20"/>
+              </w:rPr>
+              <w:t>P3</w:t>
+            </w:r>
+          </w:p>
+        </w:tc>
+        <w:tc>
+          <w:tcPr>
+            <w:tcW w:type="dxa" w:w="3600"/>
+            <w:vAlign w:val="center"/>
+            <w:tcBorders>
+              <w:top w:val="single" w:sz="4" w:color="D9D9D9"/>
+              <w:bottom w:val="single" w:sz="4" w:color="D9D9D9"/>
+              <w:left w:val="single" w:sz="4" w:color="D9D9D9"/>
+              <w:right w:val="single" w:sz="4" w:color="D9D9D9"/>
+            </w:tcBorders>
+          </w:tcPr>
+          <w:p>
+            <w:pPr>
+              <w:keepNext w:val="0"/>
+              <w:spacing w:line="252" w:lineRule="auto" w:before="20" w:after="20"/>
+            </w:pPr>
+            <w:r>
+              <w:rPr>
+                <w:rFonts w:ascii="Arial" w:hAnsi="Arial"/>
+                <w:b w:val="0"/>
+                <w:sz w:val="20"/>
+              </w:rPr>
+              <w:t>Datos técnicos; información desconocida identificada.</w:t>
+            </w:r>
+          </w:p>
+        </w:tc>
+      </w:tr>
+      <w:tr>
+        <w:trPr>
+          <w:cantSplit/>
+        </w:trPr>
+        <w:tc>
+          <w:tcPr>
+            <w:tcW w:type="dxa" w:w="3240"/>
+            <w:vAlign w:val="center"/>
+            <w:tcBorders>
+              <w:top w:val="single" w:sz="4" w:color="D9D9D9"/>
+              <w:bottom w:val="single" w:sz="4" w:color="D9D9D9"/>
+              <w:left w:val="single" w:sz="4" w:color="D9D9D9"/>
+              <w:right w:val="single" w:sz="4" w:color="D9D9D9"/>
+            </w:tcBorders>
+          </w:tcPr>
+          <w:p>
+            <w:pPr>
+              <w:keepNext w:val="0"/>
+              <w:spacing w:line="252" w:lineRule="auto" w:before="20" w:after="20"/>
+            </w:pPr>
+            <w:r>
+              <w:rPr>
+                <w:rFonts w:ascii="Arial" w:hAnsi="Arial"/>
+                <w:b w:val="0"/>
+                <w:sz w:val="20"/>
+              </w:rPr>
+              <w:t>3. ¿Puede atenderse este vehículo?</w:t>
+            </w:r>
+          </w:p>
+        </w:tc>
+        <w:tc>
+          <w:tcPr>
+            <w:tcW w:type="dxa" w:w="1152"/>
+            <w:vAlign w:val="center"/>
+            <w:tcBorders>
+              <w:top w:val="single" w:sz="4" w:color="D9D9D9"/>
+              <w:bottom w:val="single" w:sz="4" w:color="D9D9D9"/>
+              <w:left w:val="single" w:sz="4" w:color="D9D9D9"/>
+              <w:right w:val="single" w:sz="4" w:color="D9D9D9"/>
+            </w:tcBorders>
+          </w:tcPr>
+          <w:p>
+            <w:pPr>
+              <w:keepNext w:val="0"/>
+              <w:spacing w:line="252" w:lineRule="auto" w:before="20" w:after="20"/>
+            </w:pPr>
+            <w:r>
+              <w:rPr>
+                <w:rFonts w:ascii="Arial" w:hAnsi="Arial"/>
+                <w:b w:val="0"/>
+                <w:sz w:val="20"/>
+              </w:rPr>
+              <w:t>P3</w:t>
+            </w:r>
+          </w:p>
+        </w:tc>
+        <w:tc>
+          <w:tcPr>
+            <w:tcW w:type="dxa" w:w="1368"/>
+            <w:vAlign w:val="center"/>
+            <w:tcBorders>
+              <w:top w:val="single" w:sz="4" w:color="D9D9D9"/>
+              <w:bottom w:val="single" w:sz="4" w:color="D9D9D9"/>
+              <w:left w:val="single" w:sz="4" w:color="D9D9D9"/>
+              <w:right w:val="single" w:sz="4" w:color="D9D9D9"/>
+            </w:tcBorders>
+          </w:tcPr>
+          <w:p>
+            <w:pPr>
+              <w:keepNext w:val="0"/>
+              <w:spacing w:line="252" w:lineRule="auto" w:before="20" w:after="20"/>
+            </w:pPr>
+            <w:r>
+              <w:rPr>
+                <w:rFonts w:ascii="Arial" w:hAnsi="Arial"/>
+                <w:b w:val="0"/>
+                <w:sz w:val="20"/>
+              </w:rPr>
+              <w:t>P1</w:t>
+            </w:r>
+          </w:p>
+        </w:tc>
+        <w:tc>
+          <w:tcPr>
+            <w:tcW w:type="dxa" w:w="3600"/>
+            <w:vAlign w:val="center"/>
+            <w:tcBorders>
+              <w:top w:val="single" w:sz="4" w:color="D9D9D9"/>
+              <w:bottom w:val="single" w:sz="4" w:color="D9D9D9"/>
+              <w:left w:val="single" w:sz="4" w:color="D9D9D9"/>
+              <w:right w:val="single" w:sz="4" w:color="D9D9D9"/>
+            </w:tcBorders>
+          </w:tcPr>
+          <w:p>
+            <w:pPr>
+              <w:keepNext w:val="0"/>
+              <w:spacing w:line="252" w:lineRule="auto" w:before="20" w:after="20"/>
+            </w:pPr>
+            <w:r>
+              <w:rPr>
+                <w:rFonts w:ascii="Arial" w:hAnsi="Arial"/>
+                <w:b w:val="0"/>
+                <w:sz w:val="20"/>
+              </w:rPr>
+              <w:t>Viabilidad técnica o cierre sin ejecución.</w:t>
+            </w:r>
+          </w:p>
+        </w:tc>
+      </w:tr>
+      <w:tr>
+        <w:trPr>
+          <w:cantSplit/>
+        </w:trPr>
+        <w:tc>
+          <w:tcPr>
+            <w:tcW w:type="dxa" w:w="3240"/>
+            <w:vAlign w:val="center"/>
+            <w:tcBorders>
+              <w:top w:val="single" w:sz="4" w:color="D9D9D9"/>
+              <w:bottom w:val="single" w:sz="4" w:color="D9D9D9"/>
+              <w:left w:val="single" w:sz="4" w:color="D9D9D9"/>
+              <w:right w:val="single" w:sz="4" w:color="D9D9D9"/>
+            </w:tcBorders>
+          </w:tcPr>
+          <w:p>
+            <w:pPr>
+              <w:keepNext w:val="0"/>
+              <w:spacing w:line="252" w:lineRule="auto" w:before="20" w:after="20"/>
+            </w:pPr>
+            <w:r>
+              <w:rPr>
+                <w:rFonts w:ascii="Arial" w:hAnsi="Arial"/>
+                <w:b w:val="0"/>
+                <w:sz w:val="20"/>
+              </w:rPr>
+              <w:t>4. Presentar presupuesto y condiciones</w:t>
+            </w:r>
+          </w:p>
+        </w:tc>
+        <w:tc>
+          <w:tcPr>
+            <w:tcW w:type="dxa" w:w="1152"/>
+            <w:vAlign w:val="center"/>
+            <w:tcBorders>
+              <w:top w:val="single" w:sz="4" w:color="D9D9D9"/>
+              <w:bottom w:val="single" w:sz="4" w:color="D9D9D9"/>
+              <w:left w:val="single" w:sz="4" w:color="D9D9D9"/>
+              <w:right w:val="single" w:sz="4" w:color="D9D9D9"/>
+            </w:tcBorders>
+          </w:tcPr>
+          <w:p>
+            <w:pPr>
+              <w:keepNext w:val="0"/>
+              <w:spacing w:line="252" w:lineRule="auto" w:before="20" w:after="20"/>
+            </w:pPr>
+            <w:r>
+              <w:rPr>
+                <w:rFonts w:ascii="Arial" w:hAnsi="Arial"/>
+                <w:b w:val="0"/>
+                <w:sz w:val="20"/>
+              </w:rPr>
+              <w:t>P2</w:t>
+            </w:r>
+          </w:p>
+        </w:tc>
+        <w:tc>
+          <w:tcPr>
+            <w:tcW w:type="dxa" w:w="1368"/>
+            <w:vAlign w:val="center"/>
+            <w:tcBorders>
+              <w:top w:val="single" w:sz="4" w:color="D9D9D9"/>
+              <w:bottom w:val="single" w:sz="4" w:color="D9D9D9"/>
+              <w:left w:val="single" w:sz="4" w:color="D9D9D9"/>
+              <w:right w:val="single" w:sz="4" w:color="D9D9D9"/>
+            </w:tcBorders>
+          </w:tcPr>
+          <w:p>
+            <w:pPr>
+              <w:keepNext w:val="0"/>
+              <w:spacing w:line="252" w:lineRule="auto" w:before="20" w:after="20"/>
+            </w:pPr>
+            <w:r>
+              <w:rPr>
+                <w:rFonts w:ascii="Arial" w:hAnsi="Arial"/>
+                <w:b w:val="0"/>
+                <w:sz w:val="20"/>
+              </w:rPr>
+              <w:t>P3, P5</w:t>
+            </w:r>
+          </w:p>
+        </w:tc>
+        <w:tc>
+          <w:tcPr>
+            <w:tcW w:type="dxa" w:w="3600"/>
+            <w:vAlign w:val="center"/>
+            <w:tcBorders>
+              <w:top w:val="single" w:sz="4" w:color="D9D9D9"/>
+              <w:bottom w:val="single" w:sz="4" w:color="D9D9D9"/>
+              <w:left w:val="single" w:sz="4" w:color="D9D9D9"/>
+              <w:right w:val="single" w:sz="4" w:color="D9D9D9"/>
+            </w:tcBorders>
+          </w:tcPr>
+          <w:p>
+            <w:pPr>
+              <w:keepNext w:val="0"/>
+              <w:spacing w:line="252" w:lineRule="auto" w:before="20" w:after="20"/>
+            </w:pPr>
+            <w:r>
+              <w:rPr>
+                <w:rFonts w:ascii="Arial" w:hAnsi="Arial"/>
+                <w:b w:val="0"/>
+                <w:sz w:val="20"/>
+              </w:rPr>
+              <w:t>Presupuesto desglosado y plazo condicionado a recursos.</w:t>
+            </w:r>
+          </w:p>
+        </w:tc>
+      </w:tr>
+      <w:tr>
+        <w:trPr>
+          <w:cantSplit/>
+        </w:trPr>
+        <w:tc>
+          <w:tcPr>
+            <w:tcW w:type="dxa" w:w="3240"/>
+            <w:vAlign w:val="center"/>
+            <w:tcBorders>
+              <w:top w:val="single" w:sz="4" w:color="D9D9D9"/>
+              <w:bottom w:val="single" w:sz="4" w:color="D9D9D9"/>
+              <w:left w:val="single" w:sz="4" w:color="D9D9D9"/>
+              <w:right w:val="single" w:sz="4" w:color="D9D9D9"/>
+            </w:tcBorders>
+          </w:tcPr>
+          <w:p>
+            <w:pPr>
+              <w:keepNext w:val="0"/>
+              <w:spacing w:line="252" w:lineRule="auto" w:before="20" w:after="20"/>
+            </w:pPr>
+            <w:r>
+              <w:rPr>
+                <w:rFonts w:ascii="Arial" w:hAnsi="Arial"/>
+                <w:b w:val="0"/>
+                <w:sz w:val="20"/>
+              </w:rPr>
+              <w:t>5. ¿Existe autorización inicial?</w:t>
+            </w:r>
+          </w:p>
+        </w:tc>
+        <w:tc>
+          <w:tcPr>
+            <w:tcW w:type="dxa" w:w="1152"/>
+            <w:vAlign w:val="center"/>
+            <w:tcBorders>
+              <w:top w:val="single" w:sz="4" w:color="D9D9D9"/>
+              <w:bottom w:val="single" w:sz="4" w:color="D9D9D9"/>
+              <w:left w:val="single" w:sz="4" w:color="D9D9D9"/>
+              <w:right w:val="single" w:sz="4" w:color="D9D9D9"/>
+            </w:tcBorders>
+          </w:tcPr>
+          <w:p>
+            <w:pPr>
+              <w:keepNext w:val="0"/>
+              <w:spacing w:line="252" w:lineRule="auto" w:before="20" w:after="20"/>
+            </w:pPr>
+            <w:r>
+              <w:rPr>
+                <w:rFonts w:ascii="Arial" w:hAnsi="Arial"/>
+                <w:b w:val="0"/>
+                <w:sz w:val="20"/>
+              </w:rPr>
+              <w:t>P2</w:t>
+            </w:r>
+          </w:p>
+        </w:tc>
+        <w:tc>
+          <w:tcPr>
+            <w:tcW w:type="dxa" w:w="1368"/>
+            <w:vAlign w:val="center"/>
+            <w:tcBorders>
+              <w:top w:val="single" w:sz="4" w:color="D9D9D9"/>
+              <w:bottom w:val="single" w:sz="4" w:color="D9D9D9"/>
+              <w:left w:val="single" w:sz="4" w:color="D9D9D9"/>
+              <w:right w:val="single" w:sz="4" w:color="D9D9D9"/>
+            </w:tcBorders>
+          </w:tcPr>
+          <w:p>
+            <w:pPr>
+              <w:keepNext w:val="0"/>
+              <w:spacing w:line="252" w:lineRule="auto" w:before="20" w:after="20"/>
+            </w:pPr>
+            <w:r>
+              <w:rPr>
+                <w:rFonts w:ascii="Arial" w:hAnsi="Arial"/>
+                <w:b w:val="0"/>
+                <w:sz w:val="20"/>
+              </w:rPr>
+              <w:t>Sin apoyo fijo</w:t>
+            </w:r>
+          </w:p>
+        </w:tc>
+        <w:tc>
+          <w:tcPr>
+            <w:tcW w:type="dxa" w:w="3600"/>
+            <w:vAlign w:val="center"/>
+            <w:tcBorders>
+              <w:top w:val="single" w:sz="4" w:color="D9D9D9"/>
+              <w:bottom w:val="single" w:sz="4" w:color="D9D9D9"/>
+              <w:left w:val="single" w:sz="4" w:color="D9D9D9"/>
+              <w:right w:val="single" w:sz="4" w:color="D9D9D9"/>
+            </w:tcBorders>
+          </w:tcPr>
+          <w:p>
+            <w:pPr>
+              <w:keepNext w:val="0"/>
+              <w:spacing w:line="252" w:lineRule="auto" w:before="20" w:after="20"/>
+            </w:pPr>
+            <w:r>
+              <w:rPr>
+                <w:rFonts w:ascii="Arial" w:hAnsi="Arial"/>
+                <w:b w:val="0"/>
+                <w:sz w:val="20"/>
+              </w:rPr>
+              <w:t>Aceptación del cliente o negativa documentada.</w:t>
+            </w:r>
+          </w:p>
+        </w:tc>
+      </w:tr>
+      <w:tr>
+        <w:trPr>
+          <w:cantSplit/>
+        </w:trPr>
+        <w:tc>
+          <w:tcPr>
+            <w:tcW w:type="dxa" w:w="3240"/>
+            <w:vAlign w:val="center"/>
+            <w:tcBorders>
+              <w:top w:val="single" w:sz="4" w:color="D9D9D9"/>
+              <w:bottom w:val="single" w:sz="4" w:color="D9D9D9"/>
+              <w:left w:val="single" w:sz="4" w:color="D9D9D9"/>
+              <w:right w:val="single" w:sz="4" w:color="D9D9D9"/>
+            </w:tcBorders>
+          </w:tcPr>
+          <w:p>
+            <w:pPr>
+              <w:keepNext w:val="0"/>
+              <w:spacing w:line="252" w:lineRule="auto" w:before="20" w:after="20"/>
+            </w:pPr>
+            <w:r>
+              <w:rPr>
+                <w:rFonts w:ascii="Arial" w:hAnsi="Arial"/>
+                <w:b w:val="0"/>
+                <w:sz w:val="20"/>
+              </w:rPr>
+              <w:t>6. Programar y recibir el vehículo</w:t>
+            </w:r>
+          </w:p>
+        </w:tc>
+        <w:tc>
+          <w:tcPr>
+            <w:tcW w:type="dxa" w:w="1152"/>
+            <w:vAlign w:val="center"/>
+            <w:tcBorders>
+              <w:top w:val="single" w:sz="4" w:color="D9D9D9"/>
+              <w:bottom w:val="single" w:sz="4" w:color="D9D9D9"/>
+              <w:left w:val="single" w:sz="4" w:color="D9D9D9"/>
+              <w:right w:val="single" w:sz="4" w:color="D9D9D9"/>
+            </w:tcBorders>
+          </w:tcPr>
+          <w:p>
+            <w:pPr>
+              <w:keepNext w:val="0"/>
+              <w:spacing w:line="252" w:lineRule="auto" w:before="20" w:after="20"/>
+            </w:pPr>
+            <w:r>
+              <w:rPr>
+                <w:rFonts w:ascii="Arial" w:hAnsi="Arial"/>
+                <w:b w:val="0"/>
+                <w:sz w:val="20"/>
+              </w:rPr>
+              <w:t>P2</w:t>
+            </w:r>
+          </w:p>
+        </w:tc>
+        <w:tc>
+          <w:tcPr>
+            <w:tcW w:type="dxa" w:w="1368"/>
+            <w:vAlign w:val="center"/>
+            <w:tcBorders>
+              <w:top w:val="single" w:sz="4" w:color="D9D9D9"/>
+              <w:bottom w:val="single" w:sz="4" w:color="D9D9D9"/>
+              <w:left w:val="single" w:sz="4" w:color="D9D9D9"/>
+              <w:right w:val="single" w:sz="4" w:color="D9D9D9"/>
+            </w:tcBorders>
+          </w:tcPr>
+          <w:p>
+            <w:pPr>
+              <w:keepNext w:val="0"/>
+              <w:spacing w:line="252" w:lineRule="auto" w:before="20" w:after="20"/>
+            </w:pPr>
+            <w:r>
+              <w:rPr>
+                <w:rFonts w:ascii="Arial" w:hAnsi="Arial"/>
+                <w:b w:val="0"/>
+                <w:sz w:val="20"/>
+              </w:rPr>
+              <w:t>P3</w:t>
+            </w:r>
+          </w:p>
+        </w:tc>
+        <w:tc>
+          <w:tcPr>
+            <w:tcW w:type="dxa" w:w="3600"/>
+            <w:vAlign w:val="center"/>
+            <w:tcBorders>
+              <w:top w:val="single" w:sz="4" w:color="D9D9D9"/>
+              <w:bottom w:val="single" w:sz="4" w:color="D9D9D9"/>
+              <w:left w:val="single" w:sz="4" w:color="D9D9D9"/>
+              <w:right w:val="single" w:sz="4" w:color="D9D9D9"/>
+            </w:tcBorders>
+          </w:tcPr>
+          <w:p>
+            <w:pPr>
+              <w:keepNext w:val="0"/>
+              <w:spacing w:line="252" w:lineRule="auto" w:before="20" w:after="20"/>
+            </w:pPr>
+            <w:r>
+              <w:rPr>
+                <w:rFonts w:ascii="Arial" w:hAnsi="Arial"/>
+                <w:b w:val="0"/>
+                <w:sz w:val="20"/>
+              </w:rPr>
+              <w:t>Cita, recepción y condiciones observables.</w:t>
+            </w:r>
+          </w:p>
+        </w:tc>
+      </w:tr>
+      <w:tr>
+        <w:trPr>
+          <w:cantSplit/>
+        </w:trPr>
+        <w:tc>
+          <w:tcPr>
+            <w:tcW w:type="dxa" w:w="3240"/>
+            <w:vAlign w:val="center"/>
+            <w:tcBorders>
+              <w:top w:val="single" w:sz="4" w:color="D9D9D9"/>
+              <w:bottom w:val="single" w:sz="4" w:color="D9D9D9"/>
+              <w:left w:val="single" w:sz="4" w:color="D9D9D9"/>
+              <w:right w:val="single" w:sz="4" w:color="D9D9D9"/>
+            </w:tcBorders>
+          </w:tcPr>
+          <w:p>
+            <w:pPr>
+              <w:keepNext w:val="0"/>
+              <w:spacing w:line="252" w:lineRule="auto" w:before="20" w:after="20"/>
+            </w:pPr>
+            <w:r>
+              <w:rPr>
+                <w:rFonts w:ascii="Arial" w:hAnsi="Arial"/>
+                <w:b w:val="0"/>
+                <w:sz w:val="20"/>
+              </w:rPr>
+              <w:t>7. Realizar inspección inicial autorizada</w:t>
+            </w:r>
+          </w:p>
+        </w:tc>
+        <w:tc>
+          <w:tcPr>
+            <w:tcW w:type="dxa" w:w="1152"/>
+            <w:vAlign w:val="center"/>
+            <w:tcBorders>
+              <w:top w:val="single" w:sz="4" w:color="D9D9D9"/>
+              <w:bottom w:val="single" w:sz="4" w:color="D9D9D9"/>
+              <w:left w:val="single" w:sz="4" w:color="D9D9D9"/>
+              <w:right w:val="single" w:sz="4" w:color="D9D9D9"/>
+            </w:tcBorders>
+          </w:tcPr>
+          <w:p>
+            <w:pPr>
+              <w:keepNext w:val="0"/>
+              <w:spacing w:line="252" w:lineRule="auto" w:before="20" w:after="20"/>
+            </w:pPr>
+            <w:r>
+              <w:rPr>
+                <w:rFonts w:ascii="Arial" w:hAnsi="Arial"/>
+                <w:b w:val="0"/>
+                <w:sz w:val="20"/>
+              </w:rPr>
+              <w:t>P3</w:t>
+            </w:r>
+          </w:p>
+        </w:tc>
+        <w:tc>
+          <w:tcPr>
+            <w:tcW w:type="dxa" w:w="1368"/>
+            <w:vAlign w:val="center"/>
+            <w:tcBorders>
+              <w:top w:val="single" w:sz="4" w:color="D9D9D9"/>
+              <w:bottom w:val="single" w:sz="4" w:color="D9D9D9"/>
+              <w:left w:val="single" w:sz="4" w:color="D9D9D9"/>
+              <w:right w:val="single" w:sz="4" w:color="D9D9D9"/>
+            </w:tcBorders>
+          </w:tcPr>
+          <w:p>
+            <w:pPr>
+              <w:keepNext w:val="0"/>
+              <w:spacing w:line="252" w:lineRule="auto" w:before="20" w:after="20"/>
+            </w:pPr>
+            <w:r>
+              <w:rPr>
+                <w:rFonts w:ascii="Arial" w:hAnsi="Arial"/>
+                <w:b w:val="0"/>
+                <w:sz w:val="20"/>
+              </w:rPr>
+              <w:t>Sin apoyo fijo</w:t>
+            </w:r>
+          </w:p>
+        </w:tc>
+        <w:tc>
+          <w:tcPr>
+            <w:tcW w:type="dxa" w:w="3600"/>
+            <w:vAlign w:val="center"/>
+            <w:tcBorders>
+              <w:top w:val="single" w:sz="4" w:color="D9D9D9"/>
+              <w:bottom w:val="single" w:sz="4" w:color="D9D9D9"/>
+              <w:left w:val="single" w:sz="4" w:color="D9D9D9"/>
+              <w:right w:val="single" w:sz="4" w:color="D9D9D9"/>
+            </w:tcBorders>
+          </w:tcPr>
+          <w:p>
+            <w:pPr>
+              <w:keepNext w:val="0"/>
+              <w:spacing w:line="252" w:lineRule="auto" w:before="20" w:after="20"/>
+            </w:pPr>
+            <w:r>
+              <w:rPr>
+                <w:rFonts w:ascii="Arial" w:hAnsi="Arial"/>
+                <w:b w:val="0"/>
+                <w:sz w:val="20"/>
+              </w:rPr>
+              <w:t>Inspección dentro del alcance autorizado.</w:t>
+            </w:r>
+          </w:p>
+        </w:tc>
+      </w:tr>
+      <w:tr>
+        <w:trPr>
+          <w:cantSplit/>
+        </w:trPr>
+        <w:tc>
+          <w:tcPr>
+            <w:tcW w:type="dxa" w:w="3240"/>
+            <w:vAlign w:val="center"/>
+            <w:tcBorders>
+              <w:top w:val="single" w:sz="4" w:color="D9D9D9"/>
+              <w:bottom w:val="single" w:sz="4" w:color="D9D9D9"/>
+              <w:left w:val="single" w:sz="4" w:color="D9D9D9"/>
+              <w:right w:val="single" w:sz="4" w:color="D9D9D9"/>
+            </w:tcBorders>
+          </w:tcPr>
+          <w:p>
+            <w:pPr>
+              <w:keepNext w:val="0"/>
+              <w:spacing w:line="252" w:lineRule="auto" w:before="20" w:after="20"/>
+            </w:pPr>
+            <w:r>
+              <w:rPr>
+                <w:rFonts w:ascii="Arial" w:hAnsi="Arial"/>
+                <w:b w:val="0"/>
+                <w:sz w:val="20"/>
+              </w:rPr>
+              <w:t>8. ¿Un hallazgo obliga a cambiar el alcance?</w:t>
+            </w:r>
+          </w:p>
+        </w:tc>
+        <w:tc>
+          <w:tcPr>
+            <w:tcW w:type="dxa" w:w="1152"/>
+            <w:vAlign w:val="center"/>
+            <w:tcBorders>
+              <w:top w:val="single" w:sz="4" w:color="D9D9D9"/>
+              <w:bottom w:val="single" w:sz="4" w:color="D9D9D9"/>
+              <w:left w:val="single" w:sz="4" w:color="D9D9D9"/>
+              <w:right w:val="single" w:sz="4" w:color="D9D9D9"/>
+            </w:tcBorders>
+          </w:tcPr>
+          <w:p>
+            <w:pPr>
+              <w:keepNext w:val="0"/>
+              <w:spacing w:line="252" w:lineRule="auto" w:before="20" w:after="20"/>
+            </w:pPr>
+            <w:r>
+              <w:rPr>
+                <w:rFonts w:ascii="Arial" w:hAnsi="Arial"/>
+                <w:b w:val="0"/>
+                <w:sz w:val="20"/>
+              </w:rPr>
+              <w:t>P3</w:t>
+            </w:r>
+          </w:p>
+        </w:tc>
+        <w:tc>
+          <w:tcPr>
+            <w:tcW w:type="dxa" w:w="1368"/>
+            <w:vAlign w:val="center"/>
+            <w:tcBorders>
+              <w:top w:val="single" w:sz="4" w:color="D9D9D9"/>
+              <w:bottom w:val="single" w:sz="4" w:color="D9D9D9"/>
+              <w:left w:val="single" w:sz="4" w:color="D9D9D9"/>
+              <w:right w:val="single" w:sz="4" w:color="D9D9D9"/>
+            </w:tcBorders>
+          </w:tcPr>
+          <w:p>
+            <w:pPr>
+              <w:keepNext w:val="0"/>
+              <w:spacing w:line="252" w:lineRule="auto" w:before="20" w:after="20"/>
+            </w:pPr>
+            <w:r>
+              <w:rPr>
+                <w:rFonts w:ascii="Arial" w:hAnsi="Arial"/>
+                <w:b w:val="0"/>
+                <w:sz w:val="20"/>
+              </w:rPr>
+              <w:t>P2</w:t>
+            </w:r>
+          </w:p>
+        </w:tc>
+        <w:tc>
+          <w:tcPr>
+            <w:tcW w:type="dxa" w:w="3600"/>
+            <w:vAlign w:val="center"/>
+            <w:tcBorders>
+              <w:top w:val="single" w:sz="4" w:color="D9D9D9"/>
+              <w:bottom w:val="single" w:sz="4" w:color="D9D9D9"/>
+              <w:left w:val="single" w:sz="4" w:color="D9D9D9"/>
+              <w:right w:val="single" w:sz="4" w:color="D9D9D9"/>
+            </w:tcBorders>
+          </w:tcPr>
+          <w:p>
+            <w:pPr>
+              <w:keepNext w:val="0"/>
+              <w:spacing w:line="252" w:lineRule="auto" w:before="20" w:after="20"/>
+            </w:pPr>
+            <w:r>
+              <w:rPr>
+                <w:rFonts w:ascii="Arial" w:hAnsi="Arial"/>
+                <w:b w:val="0"/>
+                <w:sz w:val="20"/>
+              </w:rPr>
+              <w:t>Hallazgo y decisión de revisar el alcance o continuar.</w:t>
+            </w:r>
+          </w:p>
+        </w:tc>
+      </w:tr>
+      <w:tr>
+        <w:trPr>
+          <w:cantSplit/>
+        </w:trPr>
+        <w:tc>
+          <w:tcPr>
+            <w:tcW w:type="dxa" w:w="3240"/>
+            <w:vAlign w:val="center"/>
+            <w:tcBorders>
+              <w:top w:val="single" w:sz="4" w:color="D9D9D9"/>
+              <w:bottom w:val="single" w:sz="4" w:color="D9D9D9"/>
+              <w:left w:val="single" w:sz="4" w:color="D9D9D9"/>
+              <w:right w:val="single" w:sz="4" w:color="D9D9D9"/>
+            </w:tcBorders>
+          </w:tcPr>
+          <w:p>
+            <w:pPr>
+              <w:keepNext w:val="0"/>
+              <w:spacing w:line="252" w:lineRule="auto" w:before="20" w:after="20"/>
+            </w:pPr>
+            <w:r>
+              <w:rPr>
+                <w:rFonts w:ascii="Arial" w:hAnsi="Arial"/>
+                <w:b w:val="0"/>
+                <w:sz w:val="20"/>
+              </w:rPr>
+              <w:t>9. Revisar presupuesto: ¿se reautoriza?</w:t>
+            </w:r>
+          </w:p>
+        </w:tc>
+        <w:tc>
+          <w:tcPr>
+            <w:tcW w:type="dxa" w:w="1152"/>
+            <w:vAlign w:val="center"/>
+            <w:tcBorders>
+              <w:top w:val="single" w:sz="4" w:color="D9D9D9"/>
+              <w:bottom w:val="single" w:sz="4" w:color="D9D9D9"/>
+              <w:left w:val="single" w:sz="4" w:color="D9D9D9"/>
+              <w:right w:val="single" w:sz="4" w:color="D9D9D9"/>
+            </w:tcBorders>
+          </w:tcPr>
+          <w:p>
+            <w:pPr>
+              <w:keepNext w:val="0"/>
+              <w:spacing w:line="252" w:lineRule="auto" w:before="20" w:after="20"/>
+            </w:pPr>
+            <w:r>
+              <w:rPr>
+                <w:rFonts w:ascii="Arial" w:hAnsi="Arial"/>
+                <w:b w:val="0"/>
+                <w:sz w:val="20"/>
+              </w:rPr>
+              <w:t>P2</w:t>
+            </w:r>
+          </w:p>
+        </w:tc>
+        <w:tc>
+          <w:tcPr>
+            <w:tcW w:type="dxa" w:w="1368"/>
+            <w:vAlign w:val="center"/>
+            <w:tcBorders>
+              <w:top w:val="single" w:sz="4" w:color="D9D9D9"/>
+              <w:bottom w:val="single" w:sz="4" w:color="D9D9D9"/>
+              <w:left w:val="single" w:sz="4" w:color="D9D9D9"/>
+              <w:right w:val="single" w:sz="4" w:color="D9D9D9"/>
+            </w:tcBorders>
+          </w:tcPr>
+          <w:p>
+            <w:pPr>
+              <w:keepNext w:val="0"/>
+              <w:spacing w:line="252" w:lineRule="auto" w:before="20" w:after="20"/>
+            </w:pPr>
+            <w:r>
+              <w:rPr>
+                <w:rFonts w:ascii="Arial" w:hAnsi="Arial"/>
+                <w:b w:val="0"/>
+                <w:sz w:val="20"/>
+              </w:rPr>
+              <w:t>P3, P1</w:t>
+            </w:r>
+          </w:p>
+        </w:tc>
+        <w:tc>
+          <w:tcPr>
+            <w:tcW w:type="dxa" w:w="3600"/>
+            <w:vAlign w:val="center"/>
+            <w:tcBorders>
+              <w:top w:val="single" w:sz="4" w:color="D9D9D9"/>
+              <w:bottom w:val="single" w:sz="4" w:color="D9D9D9"/>
+              <w:left w:val="single" w:sz="4" w:color="D9D9D9"/>
+              <w:right w:val="single" w:sz="4" w:color="D9D9D9"/>
+            </w:tcBorders>
+          </w:tcPr>
+          <w:p>
+            <w:pPr>
+              <w:keepNext w:val="0"/>
+              <w:spacing w:line="252" w:lineRule="auto" w:before="20" w:after="20"/>
+            </w:pPr>
+            <w:r>
+              <w:rPr>
+                <w:rFonts w:ascii="Arial" w:hAnsi="Arial"/>
+                <w:b w:val="0"/>
+                <w:sz w:val="20"/>
+              </w:rPr>
+              <w:t>Cambio de presupuesto y decisión del cliente; sin ejecución anticipada.</w:t>
+            </w:r>
+          </w:p>
+        </w:tc>
+      </w:tr>
+      <w:tr>
+        <w:trPr>
+          <w:cantSplit/>
+        </w:trPr>
+        <w:tc>
+          <w:tcPr>
+            <w:tcW w:type="dxa" w:w="3240"/>
+            <w:vAlign w:val="center"/>
+            <w:tcBorders>
+              <w:top w:val="single" w:sz="4" w:color="D9D9D9"/>
+              <w:bottom w:val="single" w:sz="4" w:color="D9D9D9"/>
+              <w:left w:val="single" w:sz="4" w:color="D9D9D9"/>
+              <w:right w:val="single" w:sz="4" w:color="D9D9D9"/>
+            </w:tcBorders>
+          </w:tcPr>
+          <w:p>
+            <w:pPr>
+              <w:keepNext w:val="0"/>
+              <w:spacing w:line="252" w:lineRule="auto" w:before="20" w:after="20"/>
+            </w:pPr>
+            <w:r>
+              <w:rPr>
+                <w:rFonts w:ascii="Arial" w:hAnsi="Arial"/>
+                <w:b w:val="0"/>
+                <w:sz w:val="20"/>
+              </w:rPr>
+              <w:t>10. ¿Insumos disponibles y conformes?</w:t>
+            </w:r>
+          </w:p>
+        </w:tc>
+        <w:tc>
+          <w:tcPr>
+            <w:tcW w:type="dxa" w:w="1152"/>
+            <w:vAlign w:val="center"/>
+            <w:tcBorders>
+              <w:top w:val="single" w:sz="4" w:color="D9D9D9"/>
+              <w:bottom w:val="single" w:sz="4" w:color="D9D9D9"/>
+              <w:left w:val="single" w:sz="4" w:color="D9D9D9"/>
+              <w:right w:val="single" w:sz="4" w:color="D9D9D9"/>
+            </w:tcBorders>
+          </w:tcPr>
+          <w:p>
+            <w:pPr>
+              <w:keepNext w:val="0"/>
+              <w:spacing w:line="252" w:lineRule="auto" w:before="20" w:after="20"/>
+            </w:pPr>
+            <w:r>
+              <w:rPr>
+                <w:rFonts w:ascii="Arial" w:hAnsi="Arial"/>
+                <w:b w:val="0"/>
+                <w:sz w:val="20"/>
+              </w:rPr>
+              <w:t>P5</w:t>
+            </w:r>
+          </w:p>
+        </w:tc>
+        <w:tc>
+          <w:tcPr>
+            <w:tcW w:type="dxa" w:w="1368"/>
+            <w:vAlign w:val="center"/>
+            <w:tcBorders>
+              <w:top w:val="single" w:sz="4" w:color="D9D9D9"/>
+              <w:bottom w:val="single" w:sz="4" w:color="D9D9D9"/>
+              <w:left w:val="single" w:sz="4" w:color="D9D9D9"/>
+              <w:right w:val="single" w:sz="4" w:color="D9D9D9"/>
+            </w:tcBorders>
+          </w:tcPr>
+          <w:p>
+            <w:pPr>
+              <w:keepNext w:val="0"/>
+              <w:spacing w:line="252" w:lineRule="auto" w:before="20" w:after="20"/>
+            </w:pPr>
+            <w:r>
+              <w:rPr>
+                <w:rFonts w:ascii="Arial" w:hAnsi="Arial"/>
+                <w:b w:val="0"/>
+                <w:sz w:val="20"/>
+              </w:rPr>
+              <w:t>P3</w:t>
+            </w:r>
+          </w:p>
+        </w:tc>
+        <w:tc>
+          <w:tcPr>
+            <w:tcW w:type="dxa" w:w="3600"/>
+            <w:vAlign w:val="center"/>
+            <w:tcBorders>
+              <w:top w:val="single" w:sz="4" w:color="D9D9D9"/>
+              <w:bottom w:val="single" w:sz="4" w:color="D9D9D9"/>
+              <w:left w:val="single" w:sz="4" w:color="D9D9D9"/>
+              <w:right w:val="single" w:sz="4" w:color="D9D9D9"/>
+            </w:tcBorders>
+          </w:tcPr>
+          <w:p>
+            <w:pPr>
+              <w:keepNext w:val="0"/>
+              <w:spacing w:line="252" w:lineRule="auto" w:before="20" w:after="20"/>
+            </w:pPr>
+            <w:r>
+              <w:rPr>
+                <w:rFonts w:ascii="Arial" w:hAnsi="Arial"/>
+                <w:b w:val="0"/>
+                <w:sz w:val="20"/>
+              </w:rPr>
+              <w:t>Disponibilidad física y conformidad técnica, o reprogramación.</w:t>
+            </w:r>
+          </w:p>
+        </w:tc>
+      </w:tr>
+      <w:tr>
+        <w:trPr>
+          <w:cantSplit/>
+        </w:trPr>
+        <w:tc>
+          <w:tcPr>
+            <w:tcW w:type="dxa" w:w="3240"/>
+            <w:vAlign w:val="center"/>
+            <w:tcBorders>
+              <w:top w:val="single" w:sz="4" w:color="D9D9D9"/>
+              <w:bottom w:val="single" w:sz="4" w:color="D9D9D9"/>
+              <w:left w:val="single" w:sz="4" w:color="D9D9D9"/>
+              <w:right w:val="single" w:sz="4" w:color="D9D9D9"/>
+            </w:tcBorders>
+          </w:tcPr>
+          <w:p>
+            <w:pPr>
+              <w:keepNext w:val="0"/>
+              <w:spacing w:line="252" w:lineRule="auto" w:before="20" w:after="20"/>
+            </w:pPr>
+            <w:r>
+              <w:rPr>
+                <w:rFonts w:ascii="Arial" w:hAnsi="Arial"/>
+                <w:b w:val="0"/>
+                <w:sz w:val="20"/>
+              </w:rPr>
+              <w:t>11. Preparar el puesto de trabajo</w:t>
+            </w:r>
+          </w:p>
+        </w:tc>
+        <w:tc>
+          <w:tcPr>
+            <w:tcW w:type="dxa" w:w="1152"/>
+            <w:vAlign w:val="center"/>
+            <w:tcBorders>
+              <w:top w:val="single" w:sz="4" w:color="D9D9D9"/>
+              <w:bottom w:val="single" w:sz="4" w:color="D9D9D9"/>
+              <w:left w:val="single" w:sz="4" w:color="D9D9D9"/>
+              <w:right w:val="single" w:sz="4" w:color="D9D9D9"/>
+            </w:tcBorders>
+          </w:tcPr>
+          <w:p>
+            <w:pPr>
+              <w:keepNext w:val="0"/>
+              <w:spacing w:line="252" w:lineRule="auto" w:before="20" w:after="20"/>
+            </w:pPr>
+            <w:r>
+              <w:rPr>
+                <w:rFonts w:ascii="Arial" w:hAnsi="Arial"/>
+                <w:b w:val="0"/>
+                <w:sz w:val="20"/>
+              </w:rPr>
+              <w:t>P3</w:t>
+            </w:r>
+          </w:p>
+        </w:tc>
+        <w:tc>
+          <w:tcPr>
+            <w:tcW w:type="dxa" w:w="1368"/>
+            <w:vAlign w:val="center"/>
+            <w:tcBorders>
+              <w:top w:val="single" w:sz="4" w:color="D9D9D9"/>
+              <w:bottom w:val="single" w:sz="4" w:color="D9D9D9"/>
+              <w:left w:val="single" w:sz="4" w:color="D9D9D9"/>
+              <w:right w:val="single" w:sz="4" w:color="D9D9D9"/>
+            </w:tcBorders>
+          </w:tcPr>
+          <w:p>
+            <w:pPr>
+              <w:keepNext w:val="0"/>
+              <w:spacing w:line="252" w:lineRule="auto" w:before="20" w:after="20"/>
+            </w:pPr>
+            <w:r>
+              <w:rPr>
+                <w:rFonts w:ascii="Arial" w:hAnsi="Arial"/>
+                <w:b w:val="0"/>
+                <w:sz w:val="20"/>
+              </w:rPr>
+              <w:t>P6</w:t>
+            </w:r>
+          </w:p>
+        </w:tc>
+        <w:tc>
+          <w:tcPr>
+            <w:tcW w:type="dxa" w:w="3600"/>
+            <w:vAlign w:val="center"/>
+            <w:tcBorders>
+              <w:top w:val="single" w:sz="4" w:color="D9D9D9"/>
+              <w:bottom w:val="single" w:sz="4" w:color="D9D9D9"/>
+              <w:left w:val="single" w:sz="4" w:color="D9D9D9"/>
+              <w:right w:val="single" w:sz="4" w:color="D9D9D9"/>
+            </w:tcBorders>
+          </w:tcPr>
+          <w:p>
+            <w:pPr>
+              <w:keepNext w:val="0"/>
+              <w:spacing w:line="252" w:lineRule="auto" w:before="20" w:after="20"/>
+            </w:pPr>
+            <w:r>
+              <w:rPr>
+                <w:rFonts w:ascii="Arial" w:hAnsi="Arial"/>
+                <w:b w:val="0"/>
+                <w:sz w:val="20"/>
+              </w:rPr>
+              <w:t>Área y recursos preparados; P6 solo apoya limpieza permitida.</w:t>
+            </w:r>
+          </w:p>
+        </w:tc>
+      </w:tr>
+      <w:tr>
+        <w:trPr>
+          <w:cantSplit/>
+        </w:trPr>
+        <w:tc>
+          <w:tcPr>
+            <w:tcW w:type="dxa" w:w="3240"/>
+            <w:vAlign w:val="center"/>
+            <w:tcBorders>
+              <w:top w:val="single" w:sz="4" w:color="D9D9D9"/>
+              <w:bottom w:val="single" w:sz="4" w:color="D9D9D9"/>
+              <w:left w:val="single" w:sz="4" w:color="D9D9D9"/>
+              <w:right w:val="single" w:sz="4" w:color="D9D9D9"/>
+            </w:tcBorders>
+          </w:tcPr>
+          <w:p>
+            <w:pPr>
+              <w:keepNext w:val="0"/>
+              <w:spacing w:line="252" w:lineRule="auto" w:before="20" w:after="20"/>
+            </w:pPr>
+            <w:r>
+              <w:rPr>
+                <w:rFonts w:ascii="Arial" w:hAnsi="Arial"/>
+                <w:b w:val="0"/>
+                <w:sz w:val="20"/>
+              </w:rPr>
+              <w:t>12. Ejecutar o corregir el servicio autorizado</w:t>
+            </w:r>
+          </w:p>
+        </w:tc>
+        <w:tc>
+          <w:tcPr>
+            <w:tcW w:type="dxa" w:w="1152"/>
+            <w:vAlign w:val="center"/>
+            <w:tcBorders>
+              <w:top w:val="single" w:sz="4" w:color="D9D9D9"/>
+              <w:bottom w:val="single" w:sz="4" w:color="D9D9D9"/>
+              <w:left w:val="single" w:sz="4" w:color="D9D9D9"/>
+              <w:right w:val="single" w:sz="4" w:color="D9D9D9"/>
+            </w:tcBorders>
+          </w:tcPr>
+          <w:p>
+            <w:pPr>
+              <w:keepNext w:val="0"/>
+              <w:spacing w:line="252" w:lineRule="auto" w:before="20" w:after="20"/>
+            </w:pPr>
+            <w:r>
+              <w:rPr>
+                <w:rFonts w:ascii="Arial" w:hAnsi="Arial"/>
+                <w:b w:val="0"/>
+                <w:sz w:val="20"/>
+              </w:rPr>
+              <w:t>P3</w:t>
+            </w:r>
+          </w:p>
+        </w:tc>
+        <w:tc>
+          <w:tcPr>
+            <w:tcW w:type="dxa" w:w="1368"/>
+            <w:vAlign w:val="center"/>
+            <w:tcBorders>
+              <w:top w:val="single" w:sz="4" w:color="D9D9D9"/>
+              <w:bottom w:val="single" w:sz="4" w:color="D9D9D9"/>
+              <w:left w:val="single" w:sz="4" w:color="D9D9D9"/>
+              <w:right w:val="single" w:sz="4" w:color="D9D9D9"/>
+            </w:tcBorders>
+          </w:tcPr>
+          <w:p>
+            <w:pPr>
+              <w:keepNext w:val="0"/>
+              <w:spacing w:line="252" w:lineRule="auto" w:before="20" w:after="20"/>
+            </w:pPr>
+            <w:r>
+              <w:rPr>
+                <w:rFonts w:ascii="Arial" w:hAnsi="Arial"/>
+                <w:b w:val="0"/>
+                <w:sz w:val="20"/>
+              </w:rPr>
+              <w:t>P5</w:t>
+            </w:r>
+          </w:p>
+        </w:tc>
+        <w:tc>
+          <w:tcPr>
+            <w:tcW w:type="dxa" w:w="3600"/>
+            <w:vAlign w:val="center"/>
+            <w:tcBorders>
+              <w:top w:val="single" w:sz="4" w:color="D9D9D9"/>
+              <w:bottom w:val="single" w:sz="4" w:color="D9D9D9"/>
+              <w:left w:val="single" w:sz="4" w:color="D9D9D9"/>
+              <w:right w:val="single" w:sz="4" w:color="D9D9D9"/>
+            </w:tcBorders>
+          </w:tcPr>
+          <w:p>
+            <w:pPr>
+              <w:keepNext w:val="0"/>
+              <w:spacing w:line="252" w:lineRule="auto" w:before="20" w:after="20"/>
+            </w:pPr>
+            <w:r>
+              <w:rPr>
+                <w:rFonts w:ascii="Arial" w:hAnsi="Arial"/>
+                <w:b w:val="0"/>
+                <w:sz w:val="20"/>
+              </w:rPr>
+              <w:t>Servicio realizado, consumos y correcciones dentro del alcance.</w:t>
+            </w:r>
+          </w:p>
+        </w:tc>
+      </w:tr>
+      <w:tr>
+        <w:trPr>
+          <w:cantSplit/>
+        </w:trPr>
+        <w:tc>
+          <w:tcPr>
+            <w:tcW w:type="dxa" w:w="3240"/>
+            <w:vAlign w:val="center"/>
+            <w:tcBorders>
+              <w:top w:val="single" w:sz="4" w:color="D9D9D9"/>
+              <w:bottom w:val="single" w:sz="4" w:color="D9D9D9"/>
+              <w:left w:val="single" w:sz="4" w:color="D9D9D9"/>
+              <w:right w:val="single" w:sz="4" w:color="D9D9D9"/>
+            </w:tcBorders>
+          </w:tcPr>
+          <w:p>
+            <w:pPr>
+              <w:keepNext w:val="0"/>
+              <w:spacing w:line="252" w:lineRule="auto" w:before="20" w:after="20"/>
+            </w:pPr>
+            <w:r>
+              <w:rPr>
+                <w:rFonts w:ascii="Arial" w:hAnsi="Arial"/>
+                <w:b w:val="0"/>
+                <w:sz w:val="20"/>
+              </w:rPr>
+              <w:t>13. ¿Calidad conforme?</w:t>
+            </w:r>
+          </w:p>
+        </w:tc>
+        <w:tc>
+          <w:tcPr>
+            <w:tcW w:type="dxa" w:w="1152"/>
+            <w:vAlign w:val="center"/>
+            <w:tcBorders>
+              <w:top w:val="single" w:sz="4" w:color="D9D9D9"/>
+              <w:bottom w:val="single" w:sz="4" w:color="D9D9D9"/>
+              <w:left w:val="single" w:sz="4" w:color="D9D9D9"/>
+              <w:right w:val="single" w:sz="4" w:color="D9D9D9"/>
+            </w:tcBorders>
+          </w:tcPr>
+          <w:p>
+            <w:pPr>
+              <w:keepNext w:val="0"/>
+              <w:spacing w:line="252" w:lineRule="auto" w:before="20" w:after="20"/>
+            </w:pPr>
+            <w:r>
+              <w:rPr>
+                <w:rFonts w:ascii="Arial" w:hAnsi="Arial"/>
+                <w:b w:val="0"/>
+                <w:sz w:val="20"/>
+              </w:rPr>
+              <w:t>P3</w:t>
+            </w:r>
+          </w:p>
+        </w:tc>
+        <w:tc>
+          <w:tcPr>
+            <w:tcW w:type="dxa" w:w="1368"/>
+            <w:vAlign w:val="center"/>
+            <w:tcBorders>
+              <w:top w:val="single" w:sz="4" w:color="D9D9D9"/>
+              <w:bottom w:val="single" w:sz="4" w:color="D9D9D9"/>
+              <w:left w:val="single" w:sz="4" w:color="D9D9D9"/>
+              <w:right w:val="single" w:sz="4" w:color="D9D9D9"/>
+            </w:tcBorders>
+          </w:tcPr>
+          <w:p>
+            <w:pPr>
+              <w:keepNext w:val="0"/>
+              <w:spacing w:line="252" w:lineRule="auto" w:before="20" w:after="20"/>
+            </w:pPr>
+            <w:r>
+              <w:rPr>
+                <w:rFonts w:ascii="Arial" w:hAnsi="Arial"/>
+                <w:b w:val="0"/>
+                <w:sz w:val="20"/>
+              </w:rPr>
+              <w:t>P1</w:t>
+            </w:r>
+          </w:p>
+        </w:tc>
+        <w:tc>
+          <w:tcPr>
+            <w:tcW w:type="dxa" w:w="3600"/>
+            <w:vAlign w:val="center"/>
+            <w:tcBorders>
+              <w:top w:val="single" w:sz="4" w:color="D9D9D9"/>
+              <w:bottom w:val="single" w:sz="4" w:color="D9D9D9"/>
+              <w:left w:val="single" w:sz="4" w:color="D9D9D9"/>
+              <w:right w:val="single" w:sz="4" w:color="D9D9D9"/>
+            </w:tcBorders>
+          </w:tcPr>
+          <w:p>
+            <w:pPr>
+              <w:keepNext w:val="0"/>
+              <w:spacing w:line="252" w:lineRule="auto" w:before="20" w:after="20"/>
+            </w:pPr>
+            <w:r>
+              <w:rPr>
+                <w:rFonts w:ascii="Arial" w:hAnsi="Arial"/>
+                <w:b w:val="0"/>
+                <w:sz w:val="20"/>
+              </w:rPr>
+              <w:t>Autocontrol de P3 y revisión independiente cuando corresponda; P1 asigna al revisor. Si falta la revisión exigida, no liberar como conforme.</w:t>
+            </w:r>
+          </w:p>
+        </w:tc>
+      </w:tr>
+      <w:tr>
+        <w:trPr>
+          <w:cantSplit/>
+        </w:trPr>
+        <w:tc>
+          <w:tcPr>
+            <w:tcW w:type="dxa" w:w="3240"/>
+            <w:vAlign w:val="center"/>
+            <w:tcBorders>
+              <w:top w:val="single" w:sz="4" w:color="D9D9D9"/>
+              <w:bottom w:val="single" w:sz="4" w:color="D9D9D9"/>
+              <w:left w:val="single" w:sz="4" w:color="D9D9D9"/>
+              <w:right w:val="single" w:sz="4" w:color="D9D9D9"/>
+            </w:tcBorders>
+          </w:tcPr>
+          <w:p>
+            <w:pPr>
+              <w:keepNext w:val="0"/>
+              <w:spacing w:line="252" w:lineRule="auto" w:before="20" w:after="20"/>
+            </w:pPr>
+            <w:r>
+              <w:rPr>
+                <w:rFonts w:ascii="Arial" w:hAnsi="Arial"/>
+                <w:b w:val="0"/>
+                <w:sz w:val="20"/>
+              </w:rPr>
+              <w:t>14. Conciliar trabajo e importe</w:t>
+            </w:r>
+          </w:p>
+        </w:tc>
+        <w:tc>
+          <w:tcPr>
+            <w:tcW w:type="dxa" w:w="1152"/>
+            <w:vAlign w:val="center"/>
+            <w:tcBorders>
+              <w:top w:val="single" w:sz="4" w:color="D9D9D9"/>
+              <w:bottom w:val="single" w:sz="4" w:color="D9D9D9"/>
+              <w:left w:val="single" w:sz="4" w:color="D9D9D9"/>
+              <w:right w:val="single" w:sz="4" w:color="D9D9D9"/>
+            </w:tcBorders>
+          </w:tcPr>
+          <w:p>
+            <w:pPr>
+              <w:keepNext w:val="0"/>
+              <w:spacing w:line="252" w:lineRule="auto" w:before="20" w:after="20"/>
+            </w:pPr>
+            <w:r>
+              <w:rPr>
+                <w:rFonts w:ascii="Arial" w:hAnsi="Arial"/>
+                <w:b w:val="0"/>
+                <w:sz w:val="20"/>
+              </w:rPr>
+              <w:t>P2</w:t>
+            </w:r>
+          </w:p>
+        </w:tc>
+        <w:tc>
+          <w:tcPr>
+            <w:tcW w:type="dxa" w:w="1368"/>
+            <w:vAlign w:val="center"/>
+            <w:tcBorders>
+              <w:top w:val="single" w:sz="4" w:color="D9D9D9"/>
+              <w:bottom w:val="single" w:sz="4" w:color="D9D9D9"/>
+              <w:left w:val="single" w:sz="4" w:color="D9D9D9"/>
+              <w:right w:val="single" w:sz="4" w:color="D9D9D9"/>
+            </w:tcBorders>
+          </w:tcPr>
+          <w:p>
+            <w:pPr>
+              <w:keepNext w:val="0"/>
+              <w:spacing w:line="252" w:lineRule="auto" w:before="20" w:after="20"/>
+            </w:pPr>
+            <w:r>
+              <w:rPr>
+                <w:rFonts w:ascii="Arial" w:hAnsi="Arial"/>
+                <w:b w:val="0"/>
+                <w:sz w:val="20"/>
+              </w:rPr>
+              <w:t>P3, P5</w:t>
+            </w:r>
+          </w:p>
+        </w:tc>
+        <w:tc>
+          <w:tcPr>
+            <w:tcW w:type="dxa" w:w="3600"/>
+            <w:vAlign w:val="center"/>
+            <w:tcBorders>
+              <w:top w:val="single" w:sz="4" w:color="D9D9D9"/>
+              <w:bottom w:val="single" w:sz="4" w:color="D9D9D9"/>
+              <w:left w:val="single" w:sz="4" w:color="D9D9D9"/>
+              <w:right w:val="single" w:sz="4" w:color="D9D9D9"/>
+            </w:tcBorders>
+          </w:tcPr>
+          <w:p>
+            <w:pPr>
+              <w:keepNext w:val="0"/>
+              <w:spacing w:line="252" w:lineRule="auto" w:before="20" w:after="20"/>
+            </w:pPr>
+            <w:r>
+              <w:rPr>
+                <w:rFonts w:ascii="Arial" w:hAnsi="Arial"/>
+                <w:b w:val="0"/>
+                <w:sz w:val="20"/>
+              </w:rPr>
+              <w:t>Conciliación de servicio, insumos e importe autorizado.</w:t>
+            </w:r>
+          </w:p>
+        </w:tc>
+      </w:tr>
+      <w:tr>
+        <w:trPr>
+          <w:cantSplit/>
+        </w:trPr>
+        <w:tc>
+          <w:tcPr>
+            <w:tcW w:type="dxa" w:w="3240"/>
+            <w:vAlign w:val="center"/>
+            <w:tcBorders>
+              <w:top w:val="single" w:sz="4" w:color="D9D9D9"/>
+              <w:bottom w:val="single" w:sz="4" w:color="D9D9D9"/>
+              <w:left w:val="single" w:sz="4" w:color="D9D9D9"/>
+              <w:right w:val="single" w:sz="4" w:color="D9D9D9"/>
+            </w:tcBorders>
+          </w:tcPr>
+          <w:p>
+            <w:pPr>
+              <w:keepNext w:val="0"/>
+              <w:spacing w:line="252" w:lineRule="auto" w:before="20" w:after="20"/>
+            </w:pPr>
+            <w:r>
+              <w:rPr>
+                <w:rFonts w:ascii="Arial" w:hAnsi="Arial"/>
+                <w:b w:val="0"/>
+                <w:sz w:val="20"/>
+              </w:rPr>
+              <w:t>15. Entregar o cerrar sin ejecución</w:t>
+            </w:r>
+          </w:p>
+        </w:tc>
+        <w:tc>
+          <w:tcPr>
+            <w:tcW w:type="dxa" w:w="1152"/>
+            <w:vAlign w:val="center"/>
+            <w:tcBorders>
+              <w:top w:val="single" w:sz="4" w:color="D9D9D9"/>
+              <w:bottom w:val="single" w:sz="4" w:color="D9D9D9"/>
+              <w:left w:val="single" w:sz="4" w:color="D9D9D9"/>
+              <w:right w:val="single" w:sz="4" w:color="D9D9D9"/>
+            </w:tcBorders>
+          </w:tcPr>
+          <w:p>
+            <w:pPr>
+              <w:keepNext w:val="0"/>
+              <w:spacing w:line="252" w:lineRule="auto" w:before="20" w:after="20"/>
+            </w:pPr>
+            <w:r>
+              <w:rPr>
+                <w:rFonts w:ascii="Arial" w:hAnsi="Arial"/>
+                <w:b w:val="0"/>
+                <w:sz w:val="20"/>
+              </w:rPr>
+              <w:t>P2</w:t>
+            </w:r>
+          </w:p>
+        </w:tc>
+        <w:tc>
+          <w:tcPr>
+            <w:tcW w:type="dxa" w:w="1368"/>
+            <w:vAlign w:val="center"/>
+            <w:tcBorders>
+              <w:top w:val="single" w:sz="4" w:color="D9D9D9"/>
+              <w:bottom w:val="single" w:sz="4" w:color="D9D9D9"/>
+              <w:left w:val="single" w:sz="4" w:color="D9D9D9"/>
+              <w:right w:val="single" w:sz="4" w:color="D9D9D9"/>
+            </w:tcBorders>
+          </w:tcPr>
+          <w:p>
+            <w:pPr>
+              <w:keepNext w:val="0"/>
+              <w:spacing w:line="252" w:lineRule="auto" w:before="20" w:after="20"/>
+            </w:pPr>
+            <w:r>
+              <w:rPr>
+                <w:rFonts w:ascii="Arial" w:hAnsi="Arial"/>
+                <w:b w:val="0"/>
+                <w:sz w:val="20"/>
+              </w:rPr>
+              <w:t>P3</w:t>
+            </w:r>
+          </w:p>
+        </w:tc>
+        <w:tc>
+          <w:tcPr>
+            <w:tcW w:type="dxa" w:w="3600"/>
+            <w:vAlign w:val="center"/>
+            <w:tcBorders>
+              <w:top w:val="single" w:sz="4" w:color="D9D9D9"/>
+              <w:bottom w:val="single" w:sz="4" w:color="D9D9D9"/>
+              <w:left w:val="single" w:sz="4" w:color="D9D9D9"/>
+              <w:right w:val="single" w:sz="4" w:color="D9D9D9"/>
+            </w:tcBorders>
+          </w:tcPr>
+          <w:p>
+            <w:pPr>
+              <w:keepNext w:val="0"/>
+              <w:spacing w:line="252" w:lineRule="auto" w:before="20" w:after="20"/>
+            </w:pPr>
+            <w:r>
+              <w:rPr>
+                <w:rFonts w:ascii="Arial" w:hAnsi="Arial"/>
+                <w:b w:val="0"/>
+                <w:sz w:val="20"/>
+              </w:rPr>
+              <w:t>Entrega, cierre sin ejecución o reprogramación diferenciados.</w:t>
+            </w:r>
+          </w:p>
+        </w:tc>
+      </w:tr>
+      <w:tr>
+        <w:trPr>
+          <w:cantSplit/>
+        </w:trPr>
+        <w:tc>
+          <w:tcPr>
+            <w:tcW w:type="dxa" w:w="3240"/>
+            <w:vAlign w:val="center"/>
+            <w:tcBorders>
+              <w:top w:val="single" w:sz="4" w:color="D9D9D9"/>
+              <w:bottom w:val="single" w:sz="4" w:color="D9D9D9"/>
+              <w:left w:val="single" w:sz="4" w:color="D9D9D9"/>
+              <w:right w:val="single" w:sz="4" w:color="D9D9D9"/>
+            </w:tcBorders>
+          </w:tcPr>
+          <w:p>
+            <w:pPr>
+              <w:keepNext w:val="0"/>
+              <w:spacing w:line="252" w:lineRule="auto" w:before="20" w:after="20"/>
+            </w:pPr>
+            <w:r>
+              <w:rPr>
+                <w:rFonts w:ascii="Arial" w:hAnsi="Arial"/>
+                <w:b w:val="0"/>
+                <w:sz w:val="20"/>
+              </w:rPr>
+              <w:t>16. Registrar cierre y seguimiento</w:t>
+            </w:r>
+          </w:p>
+        </w:tc>
+        <w:tc>
+          <w:tcPr>
+            <w:tcW w:type="dxa" w:w="1152"/>
+            <w:vAlign w:val="center"/>
+            <w:tcBorders>
+              <w:top w:val="single" w:sz="4" w:color="D9D9D9"/>
+              <w:bottom w:val="single" w:sz="4" w:color="D9D9D9"/>
+              <w:left w:val="single" w:sz="4" w:color="D9D9D9"/>
+              <w:right w:val="single" w:sz="4" w:color="D9D9D9"/>
+            </w:tcBorders>
+          </w:tcPr>
+          <w:p>
+            <w:pPr>
+              <w:keepNext w:val="0"/>
+              <w:spacing w:line="252" w:lineRule="auto" w:before="20" w:after="20"/>
+            </w:pPr>
+            <w:r>
+              <w:rPr>
+                <w:rFonts w:ascii="Arial" w:hAnsi="Arial"/>
+                <w:b w:val="0"/>
+                <w:sz w:val="20"/>
+              </w:rPr>
+              <w:t>P2</w:t>
+            </w:r>
+          </w:p>
+        </w:tc>
+        <w:tc>
+          <w:tcPr>
+            <w:tcW w:type="dxa" w:w="1368"/>
+            <w:vAlign w:val="center"/>
+            <w:tcBorders>
+              <w:top w:val="single" w:sz="4" w:color="D9D9D9"/>
+              <w:bottom w:val="single" w:sz="4" w:color="D9D9D9"/>
+              <w:left w:val="single" w:sz="4" w:color="D9D9D9"/>
+              <w:right w:val="single" w:sz="4" w:color="D9D9D9"/>
+            </w:tcBorders>
+          </w:tcPr>
+          <w:p>
+            <w:pPr>
+              <w:keepNext w:val="0"/>
+              <w:spacing w:line="252" w:lineRule="auto" w:before="20" w:after="20"/>
+            </w:pPr>
+            <w:r>
+              <w:rPr>
+                <w:rFonts w:ascii="Arial" w:hAnsi="Arial"/>
+                <w:b w:val="0"/>
+                <w:sz w:val="20"/>
+              </w:rPr>
+              <w:t>P1</w:t>
+            </w:r>
+          </w:p>
+        </w:tc>
+        <w:tc>
+          <w:tcPr>
+            <w:tcW w:type="dxa" w:w="3600"/>
+            <w:vAlign w:val="center"/>
+            <w:tcBorders>
+              <w:top w:val="single" w:sz="4" w:color="D9D9D9"/>
+              <w:bottom w:val="single" w:sz="4" w:color="D9D9D9"/>
+              <w:left w:val="single" w:sz="4" w:color="D9D9D9"/>
+              <w:right w:val="single" w:sz="4" w:color="D9D9D9"/>
+            </w:tcBorders>
+          </w:tcPr>
+          <w:p>
+            <w:pPr>
+              <w:keepNext w:val="0"/>
+              <w:spacing w:line="252" w:lineRule="auto" w:before="20" w:after="20"/>
+            </w:pPr>
+            <w:r>
+              <w:rPr>
+                <w:rFonts w:ascii="Arial" w:hAnsi="Arial"/>
+                <w:b w:val="0"/>
+                <w:sz w:val="20"/>
+              </w:rPr>
+              <w:t>Cierre y seguimiento consentido; respuestas reales, no inferidas.</w:t>
+            </w:r>
+          </w:p>
+        </w:tc>
+      </w:tr>
+    </w:tbl>
+    <w:p>
+      <w:pPr>
+        <w:pStyle w:val="Heading2"/>
+        <w:keepNext/>
+        <w:pageBreakBefore w:val="0"/>
+      </w:pPr>
+      <w:r>
+        <w:rPr>
+          <w:b/>
+          <w:sz w:val="24"/>
+        </w:rPr>
+        <w:t>Actividades complementarias y apoyos</w:t>
+      </w:r>
+    </w:p>
+    <w:p>
+      <w:pPr/>
+      <w:r>
+        <w:t>La cobertura no termina en el cambio de aceite: los servicios de llantas, la venta de refacciones y la administración requieren encargos propios. Los apoyos externos se definen por necesidad; no se presume un velador, un proveedor contratado o un puesto permanente para cada especialidad.</w:t>
+      </w:r>
+    </w:p>
+    <w:tbl>
+      <w:tblPr>
+        <w:tblW w:type="auto" w:w="0"/>
+        <w:jc w:val="center"/>
+        <w:tblLayout w:type="fixed"/>
+        <w:tblLook w:firstColumn="1" w:firstRow="1" w:lastColumn="0" w:lastRow="0" w:noHBand="0" w:noVBand="1" w:val="04A0"/>
+      </w:tblPr>
+      <w:tblGrid>
+        <w:gridCol w:w="3312"/>
+        <w:gridCol w:w="1152"/>
+        <w:gridCol w:w="4896"/>
+      </w:tblGrid>
+      <w:tr>
+        <w:trPr>
+          <w:cantSplit/>
+          <w:tblHeader/>
+        </w:trPr>
+        <w:tc>
+          <w:tcPr>
+            <w:tcW w:type="dxa" w:w="3312"/>
+            <w:vAlign w:val="center"/>
+            <w:tcBorders>
+              <w:top w:val="single" w:sz="4" w:color="D9D9D9"/>
+              <w:bottom w:val="single" w:sz="4" w:color="D9D9D9"/>
+              <w:left w:val="single" w:sz="4" w:color="D9D9D9"/>
+              <w:right w:val="single" w:sz="4" w:color="D9D9D9"/>
+            </w:tcBorders>
+            <w:shd w:fill="E7EDF2"/>
+          </w:tcPr>
+          <w:p>
+            <w:pPr>
+              <w:keepNext w:val="0"/>
+              <w:spacing w:line="252" w:lineRule="auto" w:before="20" w:after="20"/>
+            </w:pPr>
+            <w:r>
+              <w:rPr>
+                <w:rFonts w:ascii="Arial" w:hAnsi="Arial"/>
+                <w:b/>
+                <w:sz w:val="20"/>
+              </w:rPr>
+              <w:t>Actividad</w:t>
+            </w:r>
+          </w:p>
+        </w:tc>
+        <w:tc>
+          <w:tcPr>
+            <w:tcW w:type="dxa" w:w="1152"/>
+            <w:vAlign w:val="center"/>
+            <w:tcBorders>
+              <w:top w:val="single" w:sz="4" w:color="D9D9D9"/>
+              <w:bottom w:val="single" w:sz="4" w:color="D9D9D9"/>
+              <w:left w:val="single" w:sz="4" w:color="D9D9D9"/>
+              <w:right w:val="single" w:sz="4" w:color="D9D9D9"/>
+            </w:tcBorders>
+            <w:shd w:fill="E7EDF2"/>
+          </w:tcPr>
+          <w:p>
+            <w:pPr>
+              <w:keepNext w:val="0"/>
+              <w:spacing w:line="252" w:lineRule="auto" w:before="20" w:after="20"/>
+            </w:pPr>
+            <w:r>
+              <w:rPr>
+                <w:rFonts w:ascii="Arial" w:hAnsi="Arial"/>
+                <w:b/>
+                <w:sz w:val="20"/>
+              </w:rPr>
+              <w:t>A cargo</w:t>
+            </w:r>
+          </w:p>
+        </w:tc>
+        <w:tc>
+          <w:tcPr>
+            <w:tcW w:type="dxa" w:w="4896"/>
+            <w:vAlign w:val="center"/>
+            <w:tcBorders>
+              <w:top w:val="single" w:sz="4" w:color="D9D9D9"/>
+              <w:bottom w:val="single" w:sz="4" w:color="D9D9D9"/>
+              <w:left w:val="single" w:sz="4" w:color="D9D9D9"/>
+              <w:right w:val="single" w:sz="4" w:color="D9D9D9"/>
+            </w:tcBorders>
+            <w:shd w:fill="E7EDF2"/>
+          </w:tcPr>
+          <w:p>
+            <w:pPr>
+              <w:keepNext w:val="0"/>
+              <w:spacing w:line="252" w:lineRule="auto" w:before="20" w:after="20"/>
+            </w:pPr>
+            <w:r>
+              <w:rPr>
+                <w:rFonts w:ascii="Arial" w:hAnsi="Arial"/>
+                <w:b/>
+                <w:sz w:val="20"/>
+              </w:rPr>
+              <w:t>Coordinación necesaria</w:t>
+            </w:r>
+          </w:p>
+        </w:tc>
+      </w:tr>
+      <w:tr>
+        <w:trPr>
+          <w:cantSplit/>
+        </w:trPr>
+        <w:tc>
+          <w:tcPr>
+            <w:tcW w:type="dxa" w:w="3312"/>
+            <w:vAlign w:val="center"/>
+            <w:tcBorders>
+              <w:top w:val="single" w:sz="4" w:color="D9D9D9"/>
+              <w:bottom w:val="single" w:sz="4" w:color="D9D9D9"/>
+              <w:left w:val="single" w:sz="4" w:color="D9D9D9"/>
+              <w:right w:val="single" w:sz="4" w:color="D9D9D9"/>
+            </w:tcBorders>
+          </w:tcPr>
+          <w:p>
+            <w:pPr>
+              <w:keepNext w:val="0"/>
+              <w:spacing w:line="252" w:lineRule="auto" w:before="20" w:after="20"/>
+            </w:pPr>
+            <w:r>
+              <w:rPr>
+                <w:rFonts w:ascii="Arial" w:hAnsi="Arial"/>
+                <w:b w:val="0"/>
+                <w:sz w:val="20"/>
+              </w:rPr>
+              <w:t>Servicios de llantas fuera del mantenimiento elegido</w:t>
+            </w:r>
+          </w:p>
+        </w:tc>
+        <w:tc>
+          <w:tcPr>
+            <w:tcW w:type="dxa" w:w="1152"/>
+            <w:vAlign w:val="center"/>
+            <w:tcBorders>
+              <w:top w:val="single" w:sz="4" w:color="D9D9D9"/>
+              <w:bottom w:val="single" w:sz="4" w:color="D9D9D9"/>
+              <w:left w:val="single" w:sz="4" w:color="D9D9D9"/>
+              <w:right w:val="single" w:sz="4" w:color="D9D9D9"/>
+            </w:tcBorders>
+          </w:tcPr>
+          <w:p>
+            <w:pPr>
+              <w:keepNext w:val="0"/>
+              <w:spacing w:line="252" w:lineRule="auto" w:before="20" w:after="20"/>
+            </w:pPr>
+            <w:r>
+              <w:rPr>
+                <w:rFonts w:ascii="Arial" w:hAnsi="Arial"/>
+                <w:b w:val="0"/>
+                <w:sz w:val="20"/>
+              </w:rPr>
+              <w:t>P4</w:t>
+            </w:r>
+          </w:p>
+        </w:tc>
+        <w:tc>
+          <w:tcPr>
+            <w:tcW w:type="dxa" w:w="4896"/>
+            <w:vAlign w:val="center"/>
+            <w:tcBorders>
+              <w:top w:val="single" w:sz="4" w:color="D9D9D9"/>
+              <w:bottom w:val="single" w:sz="4" w:color="D9D9D9"/>
+              <w:left w:val="single" w:sz="4" w:color="D9D9D9"/>
+              <w:right w:val="single" w:sz="4" w:color="D9D9D9"/>
+            </w:tcBorders>
+          </w:tcPr>
+          <w:p>
+            <w:pPr>
+              <w:keepNext w:val="0"/>
+              <w:spacing w:line="252" w:lineRule="auto" w:before="20" w:after="20"/>
+            </w:pPr>
+            <w:r>
+              <w:rPr>
+                <w:rFonts w:ascii="Arial" w:hAnsi="Arial"/>
+                <w:b w:val="0"/>
+                <w:sz w:val="20"/>
+              </w:rPr>
+              <w:t>P2 y P5; autorización propia del servicio.</w:t>
+            </w:r>
+          </w:p>
+        </w:tc>
+      </w:tr>
+      <w:tr>
+        <w:trPr>
+          <w:cantSplit/>
+        </w:trPr>
+        <w:tc>
+          <w:tcPr>
+            <w:tcW w:type="dxa" w:w="3312"/>
+            <w:vAlign w:val="center"/>
+            <w:tcBorders>
+              <w:top w:val="single" w:sz="4" w:color="D9D9D9"/>
+              <w:bottom w:val="single" w:sz="4" w:color="D9D9D9"/>
+              <w:left w:val="single" w:sz="4" w:color="D9D9D9"/>
+              <w:right w:val="single" w:sz="4" w:color="D9D9D9"/>
+            </w:tcBorders>
+          </w:tcPr>
+          <w:p>
+            <w:pPr>
+              <w:keepNext w:val="0"/>
+              <w:spacing w:line="252" w:lineRule="auto" w:before="20" w:after="20"/>
+            </w:pPr>
+            <w:r>
+              <w:rPr>
+                <w:rFonts w:ascii="Arial" w:hAnsi="Arial"/>
+                <w:b w:val="0"/>
+                <w:sz w:val="20"/>
+              </w:rPr>
+              <w:t>Venta de refacciones sin intervención del vehículo</w:t>
+            </w:r>
+          </w:p>
+        </w:tc>
+        <w:tc>
+          <w:tcPr>
+            <w:tcW w:type="dxa" w:w="1152"/>
+            <w:vAlign w:val="center"/>
+            <w:tcBorders>
+              <w:top w:val="single" w:sz="4" w:color="D9D9D9"/>
+              <w:bottom w:val="single" w:sz="4" w:color="D9D9D9"/>
+              <w:left w:val="single" w:sz="4" w:color="D9D9D9"/>
+              <w:right w:val="single" w:sz="4" w:color="D9D9D9"/>
+            </w:tcBorders>
+          </w:tcPr>
+          <w:p>
+            <w:pPr>
+              <w:keepNext w:val="0"/>
+              <w:spacing w:line="252" w:lineRule="auto" w:before="20" w:after="20"/>
+            </w:pPr>
+            <w:r>
+              <w:rPr>
+                <w:rFonts w:ascii="Arial" w:hAnsi="Arial"/>
+                <w:b w:val="0"/>
+                <w:sz w:val="20"/>
+              </w:rPr>
+              <w:t>P2</w:t>
+            </w:r>
+          </w:p>
+        </w:tc>
+        <w:tc>
+          <w:tcPr>
+            <w:tcW w:type="dxa" w:w="4896"/>
+            <w:vAlign w:val="center"/>
+            <w:tcBorders>
+              <w:top w:val="single" w:sz="4" w:color="D9D9D9"/>
+              <w:bottom w:val="single" w:sz="4" w:color="D9D9D9"/>
+              <w:left w:val="single" w:sz="4" w:color="D9D9D9"/>
+              <w:right w:val="single" w:sz="4" w:color="D9D9D9"/>
+            </w:tcBorders>
+          </w:tcPr>
+          <w:p>
+            <w:pPr>
+              <w:keepNext w:val="0"/>
+              <w:spacing w:line="252" w:lineRule="auto" w:before="20" w:after="20"/>
+            </w:pPr>
+            <w:r>
+              <w:rPr>
+                <w:rFonts w:ascii="Arial" w:hAnsi="Arial"/>
+                <w:b w:val="0"/>
+                <w:sz w:val="20"/>
+              </w:rPr>
+              <w:t>P5 registra existencias y salida; P3/P4 aclaran compatibilidad.</w:t>
+            </w:r>
+          </w:p>
+        </w:tc>
+      </w:tr>
+      <w:tr>
+        <w:trPr>
+          <w:cantSplit/>
+        </w:trPr>
+        <w:tc>
+          <w:tcPr>
+            <w:tcW w:type="dxa" w:w="3312"/>
+            <w:vAlign w:val="center"/>
+            <w:tcBorders>
+              <w:top w:val="single" w:sz="4" w:color="D9D9D9"/>
+              <w:bottom w:val="single" w:sz="4" w:color="D9D9D9"/>
+              <w:left w:val="single" w:sz="4" w:color="D9D9D9"/>
+              <w:right w:val="single" w:sz="4" w:color="D9D9D9"/>
+            </w:tcBorders>
+          </w:tcPr>
+          <w:p>
+            <w:pPr>
+              <w:keepNext w:val="0"/>
+              <w:spacing w:line="252" w:lineRule="auto" w:before="20" w:after="20"/>
+            </w:pPr>
+            <w:r>
+              <w:rPr>
+                <w:rFonts w:ascii="Arial" w:hAnsi="Arial"/>
+                <w:b w:val="0"/>
+                <w:sz w:val="20"/>
+              </w:rPr>
+              <w:t>Compras, pagos, selección e inducción</w:t>
+            </w:r>
+          </w:p>
+        </w:tc>
+        <w:tc>
+          <w:tcPr>
+            <w:tcW w:type="dxa" w:w="1152"/>
+            <w:vAlign w:val="center"/>
+            <w:tcBorders>
+              <w:top w:val="single" w:sz="4" w:color="D9D9D9"/>
+              <w:bottom w:val="single" w:sz="4" w:color="D9D9D9"/>
+              <w:left w:val="single" w:sz="4" w:color="D9D9D9"/>
+              <w:right w:val="single" w:sz="4" w:color="D9D9D9"/>
+            </w:tcBorders>
+          </w:tcPr>
+          <w:p>
+            <w:pPr>
+              <w:keepNext w:val="0"/>
+              <w:spacing w:line="252" w:lineRule="auto" w:before="20" w:after="20"/>
+            </w:pPr>
+            <w:r>
+              <w:rPr>
+                <w:rFonts w:ascii="Arial" w:hAnsi="Arial"/>
+                <w:b w:val="0"/>
+                <w:sz w:val="20"/>
+              </w:rPr>
+              <w:t>P1</w:t>
+            </w:r>
+          </w:p>
+        </w:tc>
+        <w:tc>
+          <w:tcPr>
+            <w:tcW w:type="dxa" w:w="4896"/>
+            <w:vAlign w:val="center"/>
+            <w:tcBorders>
+              <w:top w:val="single" w:sz="4" w:color="D9D9D9"/>
+              <w:bottom w:val="single" w:sz="4" w:color="D9D9D9"/>
+              <w:left w:val="single" w:sz="4" w:color="D9D9D9"/>
+              <w:right w:val="single" w:sz="4" w:color="D9D9D9"/>
+            </w:tcBorders>
+          </w:tcPr>
+          <w:p>
+            <w:pPr>
+              <w:keepNext w:val="0"/>
+              <w:spacing w:line="252" w:lineRule="auto" w:before="20" w:after="20"/>
+            </w:pPr>
+            <w:r>
+              <w:rPr>
+                <w:rFonts w:ascii="Arial" w:hAnsi="Arial"/>
+                <w:b w:val="0"/>
+                <w:sz w:val="20"/>
+              </w:rPr>
+              <w:t>P5 aporta documentación; P7/P8 asesoran según el encargo.</w:t>
+            </w:r>
+          </w:p>
+        </w:tc>
+      </w:tr>
+      <w:tr>
+        <w:trPr>
+          <w:cantSplit/>
+        </w:trPr>
+        <w:tc>
+          <w:tcPr>
+            <w:tcW w:type="dxa" w:w="3312"/>
+            <w:vAlign w:val="center"/>
+            <w:tcBorders>
+              <w:top w:val="single" w:sz="4" w:color="D9D9D9"/>
+              <w:bottom w:val="single" w:sz="4" w:color="D9D9D9"/>
+              <w:left w:val="single" w:sz="4" w:color="D9D9D9"/>
+              <w:right w:val="single" w:sz="4" w:color="D9D9D9"/>
+            </w:tcBorders>
+          </w:tcPr>
+          <w:p>
+            <w:pPr>
+              <w:keepNext w:val="0"/>
+              <w:spacing w:line="252" w:lineRule="auto" w:before="20" w:after="20"/>
+            </w:pPr>
+            <w:r>
+              <w:rPr>
+                <w:rFonts w:ascii="Arial" w:hAnsi="Arial"/>
+                <w:b w:val="0"/>
+                <w:sz w:val="20"/>
+              </w:rPr>
+              <w:t>Limpieza y orden de áreas</w:t>
+            </w:r>
+          </w:p>
+        </w:tc>
+        <w:tc>
+          <w:tcPr>
+            <w:tcW w:type="dxa" w:w="1152"/>
+            <w:vAlign w:val="center"/>
+            <w:tcBorders>
+              <w:top w:val="single" w:sz="4" w:color="D9D9D9"/>
+              <w:bottom w:val="single" w:sz="4" w:color="D9D9D9"/>
+              <w:left w:val="single" w:sz="4" w:color="D9D9D9"/>
+              <w:right w:val="single" w:sz="4" w:color="D9D9D9"/>
+            </w:tcBorders>
+          </w:tcPr>
+          <w:p>
+            <w:pPr>
+              <w:keepNext w:val="0"/>
+              <w:spacing w:line="252" w:lineRule="auto" w:before="20" w:after="20"/>
+            </w:pPr>
+            <w:r>
+              <w:rPr>
+                <w:rFonts w:ascii="Arial" w:hAnsi="Arial"/>
+                <w:b w:val="0"/>
+                <w:sz w:val="20"/>
+              </w:rPr>
+              <w:t>P6</w:t>
+            </w:r>
+          </w:p>
+        </w:tc>
+        <w:tc>
+          <w:tcPr>
+            <w:tcW w:type="dxa" w:w="4896"/>
+            <w:vAlign w:val="center"/>
+            <w:tcBorders>
+              <w:top w:val="single" w:sz="4" w:color="D9D9D9"/>
+              <w:bottom w:val="single" w:sz="4" w:color="D9D9D9"/>
+              <w:left w:val="single" w:sz="4" w:color="D9D9D9"/>
+              <w:right w:val="single" w:sz="4" w:color="D9D9D9"/>
+            </w:tcBorders>
+          </w:tcPr>
+          <w:p>
+            <w:pPr>
+              <w:keepNext w:val="0"/>
+              <w:spacing w:line="252" w:lineRule="auto" w:before="20" w:after="20"/>
+            </w:pPr>
+            <w:r>
+              <w:rPr>
+                <w:rFonts w:ascii="Arial" w:hAnsi="Arial"/>
+                <w:b w:val="0"/>
+                <w:sz w:val="20"/>
+              </w:rPr>
+              <w:t>P1 programa; P3/P4 liberan las zonas de trabajo.</w:t>
+            </w:r>
+          </w:p>
+        </w:tc>
+      </w:tr>
+      <w:tr>
+        <w:trPr>
+          <w:cantSplit/>
+        </w:trPr>
+        <w:tc>
+          <w:tcPr>
+            <w:tcW w:type="dxa" w:w="3312"/>
+            <w:vAlign w:val="center"/>
+            <w:tcBorders>
+              <w:top w:val="single" w:sz="4" w:color="D9D9D9"/>
+              <w:bottom w:val="single" w:sz="4" w:color="D9D9D9"/>
+              <w:left w:val="single" w:sz="4" w:color="D9D9D9"/>
+              <w:right w:val="single" w:sz="4" w:color="D9D9D9"/>
+            </w:tcBorders>
+          </w:tcPr>
+          <w:p>
+            <w:pPr>
+              <w:keepNext w:val="0"/>
+              <w:spacing w:line="252" w:lineRule="auto" w:before="20" w:after="20"/>
+            </w:pPr>
+            <w:r>
+              <w:rPr>
+                <w:rFonts w:ascii="Arial" w:hAnsi="Arial"/>
+                <w:b w:val="0"/>
+                <w:sz w:val="20"/>
+              </w:rPr>
+              <w:t>Contabilidad y apoyo fiscal</w:t>
+            </w:r>
+          </w:p>
+        </w:tc>
+        <w:tc>
+          <w:tcPr>
+            <w:tcW w:type="dxa" w:w="1152"/>
+            <w:vAlign w:val="center"/>
+            <w:tcBorders>
+              <w:top w:val="single" w:sz="4" w:color="D9D9D9"/>
+              <w:bottom w:val="single" w:sz="4" w:color="D9D9D9"/>
+              <w:left w:val="single" w:sz="4" w:color="D9D9D9"/>
+              <w:right w:val="single" w:sz="4" w:color="D9D9D9"/>
+            </w:tcBorders>
+          </w:tcPr>
+          <w:p>
+            <w:pPr>
+              <w:keepNext w:val="0"/>
+              <w:spacing w:line="252" w:lineRule="auto" w:before="20" w:after="20"/>
+            </w:pPr>
+            <w:r>
+              <w:rPr>
+                <w:rFonts w:ascii="Arial" w:hAnsi="Arial"/>
+                <w:b w:val="0"/>
+                <w:sz w:val="20"/>
+              </w:rPr>
+              <w:t>P7</w:t>
+            </w:r>
+          </w:p>
+        </w:tc>
+        <w:tc>
+          <w:tcPr>
+            <w:tcW w:type="dxa" w:w="4896"/>
+            <w:vAlign w:val="center"/>
+            <w:tcBorders>
+              <w:top w:val="single" w:sz="4" w:color="D9D9D9"/>
+              <w:bottom w:val="single" w:sz="4" w:color="D9D9D9"/>
+              <w:left w:val="single" w:sz="4" w:color="D9D9D9"/>
+              <w:right w:val="single" w:sz="4" w:color="D9D9D9"/>
+            </w:tcBorders>
+          </w:tcPr>
+          <w:p>
+            <w:pPr>
+              <w:keepNext w:val="0"/>
+              <w:spacing w:line="252" w:lineRule="auto" w:before="20" w:after="20"/>
+            </w:pPr>
+            <w:r>
+              <w:rPr>
+                <w:rFonts w:ascii="Arial" w:hAnsi="Arial"/>
+                <w:b w:val="0"/>
+                <w:sz w:val="20"/>
+              </w:rPr>
+              <w:t>P1 contrata y revisa entregables; P2/P5 proporcionan registros.</w:t>
+            </w:r>
+          </w:p>
+        </w:tc>
+      </w:tr>
+      <w:tr>
+        <w:trPr>
+          <w:cantSplit/>
+        </w:trPr>
+        <w:tc>
+          <w:tcPr>
+            <w:tcW w:type="dxa" w:w="3312"/>
+            <w:vAlign w:val="center"/>
+            <w:tcBorders>
+              <w:top w:val="single" w:sz="4" w:color="D9D9D9"/>
+              <w:bottom w:val="single" w:sz="4" w:color="D9D9D9"/>
+              <w:left w:val="single" w:sz="4" w:color="D9D9D9"/>
+              <w:right w:val="single" w:sz="4" w:color="D9D9D9"/>
+            </w:tcBorders>
+          </w:tcPr>
+          <w:p>
+            <w:pPr>
+              <w:keepNext w:val="0"/>
+              <w:spacing w:line="252" w:lineRule="auto" w:before="20" w:after="20"/>
+            </w:pPr>
+            <w:r>
+              <w:rPr>
+                <w:rFonts w:ascii="Arial" w:hAnsi="Arial"/>
+                <w:b w:val="0"/>
+                <w:sz w:val="20"/>
+              </w:rPr>
+              <w:t>Contratos y asuntos jurídicos</w:t>
+            </w:r>
+          </w:p>
+        </w:tc>
+        <w:tc>
+          <w:tcPr>
+            <w:tcW w:type="dxa" w:w="1152"/>
+            <w:vAlign w:val="center"/>
+            <w:tcBorders>
+              <w:top w:val="single" w:sz="4" w:color="D9D9D9"/>
+              <w:bottom w:val="single" w:sz="4" w:color="D9D9D9"/>
+              <w:left w:val="single" w:sz="4" w:color="D9D9D9"/>
+              <w:right w:val="single" w:sz="4" w:color="D9D9D9"/>
+            </w:tcBorders>
+          </w:tcPr>
+          <w:p>
+            <w:pPr>
+              <w:keepNext w:val="0"/>
+              <w:spacing w:line="252" w:lineRule="auto" w:before="20" w:after="20"/>
+            </w:pPr>
+            <w:r>
+              <w:rPr>
+                <w:rFonts w:ascii="Arial" w:hAnsi="Arial"/>
+                <w:b w:val="0"/>
+                <w:sz w:val="20"/>
+              </w:rPr>
+              <w:t>P8</w:t>
+            </w:r>
+          </w:p>
+        </w:tc>
+        <w:tc>
+          <w:tcPr>
+            <w:tcW w:type="dxa" w:w="4896"/>
+            <w:vAlign w:val="center"/>
+            <w:tcBorders>
+              <w:top w:val="single" w:sz="4" w:color="D9D9D9"/>
+              <w:bottom w:val="single" w:sz="4" w:color="D9D9D9"/>
+              <w:left w:val="single" w:sz="4" w:color="D9D9D9"/>
+              <w:right w:val="single" w:sz="4" w:color="D9D9D9"/>
+            </w:tcBorders>
+          </w:tcPr>
+          <w:p>
+            <w:pPr>
+              <w:keepNext w:val="0"/>
+              <w:spacing w:line="252" w:lineRule="auto" w:before="20" w:after="20"/>
+            </w:pPr>
+            <w:r>
+              <w:rPr>
+                <w:rFonts w:ascii="Arial" w:hAnsi="Arial"/>
+                <w:b w:val="0"/>
+                <w:sz w:val="20"/>
+              </w:rPr>
+              <w:t>P1 define el encargo y ejecuta las decisiones que le competen.</w:t>
+            </w:r>
+          </w:p>
+        </w:tc>
+      </w:tr>
+      <w:tr>
+        <w:trPr>
+          <w:cantSplit/>
+        </w:trPr>
+        <w:tc>
+          <w:tcPr>
+            <w:tcW w:type="dxa" w:w="3312"/>
+            <w:vAlign w:val="center"/>
+            <w:tcBorders>
+              <w:top w:val="single" w:sz="4" w:color="D9D9D9"/>
+              <w:bottom w:val="single" w:sz="4" w:color="D9D9D9"/>
+              <w:left w:val="single" w:sz="4" w:color="D9D9D9"/>
+              <w:right w:val="single" w:sz="4" w:color="D9D9D9"/>
+            </w:tcBorders>
+          </w:tcPr>
+          <w:p>
+            <w:pPr>
+              <w:keepNext w:val="0"/>
+              <w:spacing w:line="252" w:lineRule="auto" w:before="20" w:after="20"/>
+            </w:pPr>
+            <w:r>
+              <w:rPr>
+                <w:rFonts w:ascii="Arial" w:hAnsi="Arial"/>
+                <w:b w:val="0"/>
+                <w:sz w:val="20"/>
+              </w:rPr>
+              <w:t>Soporte de agenda, mantenimiento de equipos, seguridad y residuos</w:t>
+            </w:r>
+          </w:p>
+        </w:tc>
+        <w:tc>
+          <w:tcPr>
+            <w:tcW w:type="dxa" w:w="1152"/>
+            <w:vAlign w:val="center"/>
+            <w:tcBorders>
+              <w:top w:val="single" w:sz="4" w:color="D9D9D9"/>
+              <w:bottom w:val="single" w:sz="4" w:color="D9D9D9"/>
+              <w:left w:val="single" w:sz="4" w:color="D9D9D9"/>
+              <w:right w:val="single" w:sz="4" w:color="D9D9D9"/>
+            </w:tcBorders>
+          </w:tcPr>
+          <w:p>
+            <w:pPr>
+              <w:keepNext w:val="0"/>
+              <w:spacing w:line="252" w:lineRule="auto" w:before="20" w:after="20"/>
+            </w:pPr>
+            <w:r>
+              <w:rPr>
+                <w:rFonts w:ascii="Arial" w:hAnsi="Arial"/>
+                <w:b w:val="0"/>
+                <w:sz w:val="20"/>
+              </w:rPr>
+              <w:t>P1</w:t>
+            </w:r>
+          </w:p>
+        </w:tc>
+        <w:tc>
+          <w:tcPr>
+            <w:tcW w:type="dxa" w:w="4896"/>
+            <w:vAlign w:val="center"/>
+            <w:tcBorders>
+              <w:top w:val="single" w:sz="4" w:color="D9D9D9"/>
+              <w:bottom w:val="single" w:sz="4" w:color="D9D9D9"/>
+              <w:left w:val="single" w:sz="4" w:color="D9D9D9"/>
+              <w:right w:val="single" w:sz="4" w:color="D9D9D9"/>
+            </w:tcBorders>
+          </w:tcPr>
+          <w:p>
+            <w:pPr>
+              <w:keepNext w:val="0"/>
+              <w:spacing w:line="252" w:lineRule="auto" w:before="20" w:after="20"/>
+            </w:pPr>
+            <w:r>
+              <w:rPr>
+                <w:rFonts w:ascii="Arial" w:hAnsi="Arial"/>
+                <w:b w:val="0"/>
+                <w:sz w:val="20"/>
+              </w:rPr>
+              <w:t>Personal competente o proveedor especializado según necesidad; no se supone que P6 cubra estas especialidades.</w:t>
+            </w:r>
+          </w:p>
+        </w:tc>
+      </w:tr>
+      <w:tr>
+        <w:trPr>
+          <w:cantSplit/>
+        </w:trPr>
+        <w:tc>
+          <w:tcPr>
+            <w:tcW w:type="dxa" w:w="3312"/>
+            <w:vAlign w:val="center"/>
+            <w:tcBorders>
+              <w:top w:val="single" w:sz="4" w:color="D9D9D9"/>
+              <w:bottom w:val="single" w:sz="4" w:color="D9D9D9"/>
+              <w:left w:val="single" w:sz="4" w:color="D9D9D9"/>
+              <w:right w:val="single" w:sz="4" w:color="D9D9D9"/>
+            </w:tcBorders>
+          </w:tcPr>
+          <w:p>
+            <w:pPr>
+              <w:keepNext w:val="0"/>
+              <w:spacing w:line="252" w:lineRule="auto" w:before="20" w:after="20"/>
+            </w:pPr>
+            <w:r>
+              <w:rPr>
+                <w:rFonts w:ascii="Arial" w:hAnsi="Arial"/>
+                <w:b w:val="0"/>
+                <w:sz w:val="20"/>
+              </w:rPr>
+              <w:t>Sondeo real y seguimiento de servicio, frecuencia, gasto y satisfacción</w:t>
+            </w:r>
+          </w:p>
+        </w:tc>
+        <w:tc>
+          <w:tcPr>
+            <w:tcW w:type="dxa" w:w="1152"/>
+            <w:vAlign w:val="center"/>
+            <w:tcBorders>
+              <w:top w:val="single" w:sz="4" w:color="D9D9D9"/>
+              <w:bottom w:val="single" w:sz="4" w:color="D9D9D9"/>
+              <w:left w:val="single" w:sz="4" w:color="D9D9D9"/>
+              <w:right w:val="single" w:sz="4" w:color="D9D9D9"/>
+            </w:tcBorders>
+          </w:tcPr>
+          <w:p>
+            <w:pPr>
+              <w:keepNext w:val="0"/>
+              <w:spacing w:line="252" w:lineRule="auto" w:before="20" w:after="20"/>
+            </w:pPr>
+            <w:r>
+              <w:rPr>
+                <w:rFonts w:ascii="Arial" w:hAnsi="Arial"/>
+                <w:b w:val="0"/>
+                <w:sz w:val="20"/>
+              </w:rPr>
+              <w:t>P2</w:t>
+            </w:r>
+          </w:p>
+        </w:tc>
+        <w:tc>
+          <w:tcPr>
+            <w:tcW w:type="dxa" w:w="4896"/>
+            <w:vAlign w:val="center"/>
+            <w:tcBorders>
+              <w:top w:val="single" w:sz="4" w:color="D9D9D9"/>
+              <w:bottom w:val="single" w:sz="4" w:color="D9D9D9"/>
+              <w:left w:val="single" w:sz="4" w:color="D9D9D9"/>
+              <w:right w:val="single" w:sz="4" w:color="D9D9D9"/>
+            </w:tcBorders>
+          </w:tcPr>
+          <w:p>
+            <w:pPr>
+              <w:keepNext w:val="0"/>
+              <w:spacing w:line="252" w:lineRule="auto" w:before="20" w:after="20"/>
+            </w:pPr>
+            <w:r>
+              <w:rPr>
+                <w:rFonts w:ascii="Arial" w:hAnsi="Arial"/>
+                <w:b w:val="0"/>
+                <w:sz w:val="20"/>
+              </w:rPr>
+              <w:t>P1 organiza el levantamiento y revisa calidad y procedencia de datos.</w:t>
+            </w:r>
+          </w:p>
+        </w:tc>
+      </w:tr>
+    </w:tbl>
+    <w:p>
+      <w:pPr>
+        <w:pStyle w:val="Heading2"/>
+        <w:keepNext/>
+        <w:pageBreakBefore w:val="0"/>
+      </w:pPr>
+      <w:r>
+        <w:rPr>
+          <w:b/>
+          <w:sz w:val="24"/>
+        </w:rPr>
+        <w:t>Asignación gradual y controles</w:t>
+      </w:r>
+    </w:p>
+    <w:p>
+      <w:pPr/>
+      <w:r>
+        <w:t>Las etapas son criterios de decisión, no fechas ni contrataciones comprometidas. P1 revisará la evidencia antes de incorporar personal; una necesidad de revisión técnica o asesoría no se pospone por encontrarse en la etapa inicial.</w:t>
+      </w:r>
+    </w:p>
+    <w:tbl>
+      <w:tblPr>
+        <w:tblW w:type="auto" w:w="0"/>
+        <w:jc w:val="center"/>
+        <w:tblLayout w:type="fixed"/>
+        <w:tblLook w:firstColumn="1" w:firstRow="1" w:lastColumn="0" w:lastRow="0" w:noHBand="0" w:noVBand="1" w:val="04A0"/>
+      </w:tblPr>
+      <w:tblGrid>
+        <w:gridCol w:w="1512"/>
+        <w:gridCol w:w="2808"/>
+        <w:gridCol w:w="2520"/>
+        <w:gridCol w:w="2520"/>
+      </w:tblGrid>
+      <w:tr>
+        <w:trPr>
+          <w:cantSplit/>
+          <w:tblHeader/>
+        </w:trPr>
+        <w:tc>
+          <w:tcPr>
+            <w:tcW w:type="dxa" w:w="1512"/>
+            <w:vAlign w:val="center"/>
+            <w:tcBorders>
+              <w:top w:val="single" w:sz="4" w:color="D9D9D9"/>
+              <w:bottom w:val="single" w:sz="4" w:color="D9D9D9"/>
+              <w:left w:val="single" w:sz="4" w:color="D9D9D9"/>
+              <w:right w:val="single" w:sz="4" w:color="D9D9D9"/>
+            </w:tcBorders>
+            <w:shd w:fill="E7EDF2"/>
+          </w:tcPr>
+          <w:p>
+            <w:pPr>
+              <w:keepNext w:val="0"/>
+              <w:spacing w:line="252" w:lineRule="auto" w:before="20" w:after="20"/>
+            </w:pPr>
+            <w:r>
+              <w:rPr>
+                <w:rFonts w:ascii="Arial" w:hAnsi="Arial"/>
+                <w:b/>
+                <w:sz w:val="20"/>
+              </w:rPr>
+              <w:t>Etapa</w:t>
+            </w:r>
+          </w:p>
+        </w:tc>
+        <w:tc>
+          <w:tcPr>
+            <w:tcW w:type="dxa" w:w="2808"/>
+            <w:vAlign w:val="center"/>
+            <w:tcBorders>
+              <w:top w:val="single" w:sz="4" w:color="D9D9D9"/>
+              <w:bottom w:val="single" w:sz="4" w:color="D9D9D9"/>
+              <w:left w:val="single" w:sz="4" w:color="D9D9D9"/>
+              <w:right w:val="single" w:sz="4" w:color="D9D9D9"/>
+            </w:tcBorders>
+            <w:shd w:fill="E7EDF2"/>
+          </w:tcPr>
+          <w:p>
+            <w:pPr>
+              <w:keepNext w:val="0"/>
+              <w:spacing w:line="252" w:lineRule="auto" w:before="20" w:after="20"/>
+            </w:pPr>
+            <w:r>
+              <w:rPr>
+                <w:rFonts w:ascii="Arial" w:hAnsi="Arial"/>
+                <w:b/>
+                <w:sz w:val="20"/>
+              </w:rPr>
+              <w:t>Agrupación o incorporación</w:t>
+            </w:r>
+          </w:p>
+        </w:tc>
+        <w:tc>
+          <w:tcPr>
+            <w:tcW w:type="dxa" w:w="2520"/>
+            <w:vAlign w:val="center"/>
+            <w:tcBorders>
+              <w:top w:val="single" w:sz="4" w:color="D9D9D9"/>
+              <w:bottom w:val="single" w:sz="4" w:color="D9D9D9"/>
+              <w:left w:val="single" w:sz="4" w:color="D9D9D9"/>
+              <w:right w:val="single" w:sz="4" w:color="D9D9D9"/>
+            </w:tcBorders>
+            <w:shd w:fill="E7EDF2"/>
+          </w:tcPr>
+          <w:p>
+            <w:pPr>
+              <w:keepNext w:val="0"/>
+              <w:spacing w:line="252" w:lineRule="auto" w:before="20" w:after="20"/>
+            </w:pPr>
+            <w:r>
+              <w:rPr>
+                <w:rFonts w:ascii="Arial" w:hAnsi="Arial"/>
+                <w:b/>
+                <w:sz w:val="20"/>
+              </w:rPr>
+              <w:t>Cuándo decidir</w:t>
+            </w:r>
+          </w:p>
+        </w:tc>
+        <w:tc>
+          <w:tcPr>
+            <w:tcW w:type="dxa" w:w="2520"/>
+            <w:vAlign w:val="center"/>
+            <w:tcBorders>
+              <w:top w:val="single" w:sz="4" w:color="D9D9D9"/>
+              <w:bottom w:val="single" w:sz="4" w:color="D9D9D9"/>
+              <w:left w:val="single" w:sz="4" w:color="D9D9D9"/>
+              <w:right w:val="single" w:sz="4" w:color="D9D9D9"/>
+            </w:tcBorders>
+            <w:shd w:fill="E7EDF2"/>
+          </w:tcPr>
+          <w:p>
+            <w:pPr>
+              <w:keepNext w:val="0"/>
+              <w:spacing w:line="252" w:lineRule="auto" w:before="20" w:after="20"/>
+            </w:pPr>
+            <w:r>
+              <w:rPr>
+                <w:rFonts w:ascii="Arial" w:hAnsi="Arial"/>
+                <w:b/>
+                <w:sz w:val="20"/>
+              </w:rPr>
+              <w:t>Evidencia necesaria</w:t>
+            </w:r>
+          </w:p>
+        </w:tc>
+      </w:tr>
+      <w:tr>
+        <w:trPr>
+          <w:cantSplit/>
+        </w:trPr>
+        <w:tc>
+          <w:tcPr>
+            <w:tcW w:type="dxa" w:w="1512"/>
+            <w:vAlign w:val="center"/>
+            <w:tcBorders>
+              <w:top w:val="single" w:sz="4" w:color="D9D9D9"/>
+              <w:bottom w:val="single" w:sz="4" w:color="D9D9D9"/>
+              <w:left w:val="single" w:sz="4" w:color="D9D9D9"/>
+              <w:right w:val="single" w:sz="4" w:color="D9D9D9"/>
+            </w:tcBorders>
+          </w:tcPr>
+          <w:p>
+            <w:pPr>
+              <w:keepNext w:val="0"/>
+              <w:spacing w:line="252" w:lineRule="auto" w:before="20" w:after="20"/>
+            </w:pPr>
+            <w:r>
+              <w:rPr>
+                <w:rFonts w:ascii="Arial" w:hAnsi="Arial"/>
+                <w:b w:val="0"/>
+                <w:sz w:val="20"/>
+              </w:rPr>
+              <w:t>Diseño y arranque</w:t>
+            </w:r>
+          </w:p>
+        </w:tc>
+        <w:tc>
+          <w:tcPr>
+            <w:tcW w:type="dxa" w:w="2808"/>
+            <w:vAlign w:val="center"/>
+            <w:tcBorders>
+              <w:top w:val="single" w:sz="4" w:color="D9D9D9"/>
+              <w:bottom w:val="single" w:sz="4" w:color="D9D9D9"/>
+              <w:left w:val="single" w:sz="4" w:color="D9D9D9"/>
+              <w:right w:val="single" w:sz="4" w:color="D9D9D9"/>
+            </w:tcBorders>
+          </w:tcPr>
+          <w:p>
+            <w:pPr>
+              <w:keepNext w:val="0"/>
+              <w:spacing w:line="252" w:lineRule="auto" w:before="20" w:after="20"/>
+            </w:pPr>
+            <w:r>
+              <w:rPr>
+                <w:rFonts w:ascii="Arial" w:hAnsi="Arial"/>
+                <w:b w:val="0"/>
+                <w:sz w:val="20"/>
+              </w:rPr>
+              <w:t>P1, P2 y P5 pueden agruparse. P3 requiere competencia técnica; P6 se asigna expresamente. P7 y P8 se contratan por necesidad desde esta etapa.</w:t>
+            </w:r>
+          </w:p>
+        </w:tc>
+        <w:tc>
+          <w:tcPr>
+            <w:tcW w:type="dxa" w:w="2520"/>
+            <w:vAlign w:val="center"/>
+            <w:tcBorders>
+              <w:top w:val="single" w:sz="4" w:color="D9D9D9"/>
+              <w:bottom w:val="single" w:sz="4" w:color="D9D9D9"/>
+              <w:left w:val="single" w:sz="4" w:color="D9D9D9"/>
+              <w:right w:val="single" w:sz="4" w:color="D9D9D9"/>
+            </w:tcBorders>
+          </w:tcPr>
+          <w:p>
+            <w:pPr>
+              <w:keepNext w:val="0"/>
+              <w:spacing w:line="252" w:lineRule="auto" w:before="20" w:after="20"/>
+            </w:pPr>
+            <w:r>
+              <w:rPr>
+                <w:rFonts w:ascii="Arial" w:hAnsi="Arial"/>
+                <w:b w:val="0"/>
+                <w:sz w:val="20"/>
+              </w:rPr>
+              <w:t>Antes de aceptar servicios: comprobar recursos, disponibilidad y competencia. No se presupone que una persona pueda cubrir todo simultáneamente.</w:t>
+            </w:r>
+          </w:p>
+        </w:tc>
+        <w:tc>
+          <w:tcPr>
+            <w:tcW w:type="dxa" w:w="2520"/>
+            <w:vAlign w:val="center"/>
+            <w:tcBorders>
+              <w:top w:val="single" w:sz="4" w:color="D9D9D9"/>
+              <w:bottom w:val="single" w:sz="4" w:color="D9D9D9"/>
+              <w:left w:val="single" w:sz="4" w:color="D9D9D9"/>
+              <w:right w:val="single" w:sz="4" w:color="D9D9D9"/>
+            </w:tcBorders>
+          </w:tcPr>
+          <w:p>
+            <w:pPr>
+              <w:keepNext w:val="0"/>
+              <w:spacing w:line="252" w:lineRule="auto" w:before="20" w:after="20"/>
+            </w:pPr>
+            <w:r>
+              <w:rPr>
+                <w:rFonts w:ascii="Arial" w:hAnsi="Arial"/>
+                <w:b w:val="0"/>
+                <w:sz w:val="20"/>
+              </w:rPr>
+              <w:t>Asignación por función, agenda, recursos verificados e inducción. Sin capacidad suficiente, limitar el alcance o reprogramar.</w:t>
+            </w:r>
+          </w:p>
+        </w:tc>
+      </w:tr>
+      <w:tr>
+        <w:trPr>
+          <w:cantSplit/>
+        </w:trPr>
+        <w:tc>
+          <w:tcPr>
+            <w:tcW w:type="dxa" w:w="1512"/>
+            <w:vAlign w:val="center"/>
+            <w:tcBorders>
+              <w:top w:val="single" w:sz="4" w:color="D9D9D9"/>
+              <w:bottom w:val="single" w:sz="4" w:color="D9D9D9"/>
+              <w:left w:val="single" w:sz="4" w:color="D9D9D9"/>
+              <w:right w:val="single" w:sz="4" w:color="D9D9D9"/>
+            </w:tcBorders>
+          </w:tcPr>
+          <w:p>
+            <w:pPr>
+              <w:keepNext w:val="0"/>
+              <w:spacing w:line="252" w:lineRule="auto" w:before="20" w:after="20"/>
+            </w:pPr>
+            <w:r>
+              <w:rPr>
+                <w:rFonts w:ascii="Arial" w:hAnsi="Arial"/>
+                <w:b w:val="0"/>
+                <w:sz w:val="20"/>
+              </w:rPr>
+              <w:t>Separación funcional</w:t>
+            </w:r>
+          </w:p>
+        </w:tc>
+        <w:tc>
+          <w:tcPr>
+            <w:tcW w:type="dxa" w:w="2808"/>
+            <w:vAlign w:val="center"/>
+            <w:tcBorders>
+              <w:top w:val="single" w:sz="4" w:color="D9D9D9"/>
+              <w:bottom w:val="single" w:sz="4" w:color="D9D9D9"/>
+              <w:left w:val="single" w:sz="4" w:color="D9D9D9"/>
+              <w:right w:val="single" w:sz="4" w:color="D9D9D9"/>
+            </w:tcBorders>
+          </w:tcPr>
+          <w:p>
+            <w:pPr>
+              <w:keepNext w:val="0"/>
+              <w:spacing w:line="252" w:lineRule="auto" w:before="20" w:after="20"/>
+            </w:pPr>
+            <w:r>
+              <w:rPr>
+                <w:rFonts w:ascii="Arial" w:hAnsi="Arial"/>
+                <w:b w:val="0"/>
+                <w:sz w:val="20"/>
+              </w:rPr>
+              <w:t>Priorizar la separación de recepción/caja (P2) e inventario/compras (P5) respecto de P1, según el problema observado.</w:t>
+            </w:r>
+          </w:p>
+        </w:tc>
+        <w:tc>
+          <w:tcPr>
+            <w:tcW w:type="dxa" w:w="2520"/>
+            <w:vAlign w:val="center"/>
+            <w:tcBorders>
+              <w:top w:val="single" w:sz="4" w:color="D9D9D9"/>
+              <w:bottom w:val="single" w:sz="4" w:color="D9D9D9"/>
+              <w:left w:val="single" w:sz="4" w:color="D9D9D9"/>
+              <w:right w:val="single" w:sz="4" w:color="D9D9D9"/>
+            </w:tcBorders>
+          </w:tcPr>
+          <w:p>
+            <w:pPr>
+              <w:keepNext w:val="0"/>
+              <w:spacing w:line="252" w:lineRule="auto" w:before="20" w:after="20"/>
+            </w:pPr>
+            <w:r>
+              <w:rPr>
+                <w:rFonts w:ascii="Arial" w:hAnsi="Arial"/>
+                <w:b w:val="0"/>
+                <w:sz w:val="20"/>
+              </w:rPr>
+              <w:t>Esperas, omisiones o diferencias de caja e inventario recurrentes, sustentadas en registros; no solo una expectativa de ventas.</w:t>
+            </w:r>
+          </w:p>
+        </w:tc>
+        <w:tc>
+          <w:tcPr>
+            <w:tcW w:type="dxa" w:w="2520"/>
+            <w:vAlign w:val="center"/>
+            <w:tcBorders>
+              <w:top w:val="single" w:sz="4" w:color="D9D9D9"/>
+              <w:bottom w:val="single" w:sz="4" w:color="D9D9D9"/>
+              <w:left w:val="single" w:sz="4" w:color="D9D9D9"/>
+              <w:right w:val="single" w:sz="4" w:color="D9D9D9"/>
+            </w:tcBorders>
+          </w:tcPr>
+          <w:p>
+            <w:pPr>
+              <w:keepNext w:val="0"/>
+              <w:spacing w:line="252" w:lineRule="auto" w:before="20" w:after="20"/>
+            </w:pPr>
+            <w:r>
+              <w:rPr>
+                <w:rFonts w:ascii="Arial" w:hAnsi="Arial"/>
+                <w:b w:val="0"/>
+                <w:sz w:val="20"/>
+              </w:rPr>
+              <w:t>Carga de trabajo, incidencias, acciones previas y presupuesto. P1 justifica qué función necesita dedicación diferenciada.</w:t>
+            </w:r>
+          </w:p>
+        </w:tc>
+      </w:tr>
+      <w:tr>
+        <w:trPr>
+          <w:cantSplit/>
+        </w:trPr>
+        <w:tc>
+          <w:tcPr>
+            <w:tcW w:type="dxa" w:w="1512"/>
+            <w:vAlign w:val="center"/>
+            <w:tcBorders>
+              <w:top w:val="single" w:sz="4" w:color="D9D9D9"/>
+              <w:bottom w:val="single" w:sz="4" w:color="D9D9D9"/>
+              <w:left w:val="single" w:sz="4" w:color="D9D9D9"/>
+              <w:right w:val="single" w:sz="4" w:color="D9D9D9"/>
+            </w:tcBorders>
+          </w:tcPr>
+          <w:p>
+            <w:pPr>
+              <w:keepNext w:val="0"/>
+              <w:spacing w:line="252" w:lineRule="auto" w:before="20" w:after="20"/>
+            </w:pPr>
+            <w:r>
+              <w:rPr>
+                <w:rFonts w:ascii="Arial" w:hAnsi="Arial"/>
+                <w:b w:val="0"/>
+                <w:sz w:val="20"/>
+              </w:rPr>
+              <w:t>Ampliación técnica</w:t>
+            </w:r>
+          </w:p>
+        </w:tc>
+        <w:tc>
+          <w:tcPr>
+            <w:tcW w:type="dxa" w:w="2808"/>
+            <w:vAlign w:val="center"/>
+            <w:tcBorders>
+              <w:top w:val="single" w:sz="4" w:color="D9D9D9"/>
+              <w:bottom w:val="single" w:sz="4" w:color="D9D9D9"/>
+              <w:left w:val="single" w:sz="4" w:color="D9D9D9"/>
+              <w:right w:val="single" w:sz="4" w:color="D9D9D9"/>
+            </w:tcBorders>
+          </w:tcPr>
+          <w:p>
+            <w:pPr>
+              <w:keepNext w:val="0"/>
+              <w:spacing w:line="252" w:lineRule="auto" w:before="20" w:after="20"/>
+            </w:pPr>
+            <w:r>
+              <w:rPr>
+                <w:rFonts w:ascii="Arial" w:hAnsi="Arial"/>
+                <w:b w:val="0"/>
+                <w:sz w:val="20"/>
+              </w:rPr>
+              <w:t>Evaluar otra persona competente para P3 y activar P4 solo con recursos y demanda acreditados. Una revisión independiente exigible se resuelve antes, sin esperar esta etapa.</w:t>
+            </w:r>
+          </w:p>
+        </w:tc>
+        <w:tc>
+          <w:tcPr>
+            <w:tcW w:type="dxa" w:w="2520"/>
+            <w:vAlign w:val="center"/>
+            <w:tcBorders>
+              <w:top w:val="single" w:sz="4" w:color="D9D9D9"/>
+              <w:bottom w:val="single" w:sz="4" w:color="D9D9D9"/>
+              <w:left w:val="single" w:sz="4" w:color="D9D9D9"/>
+              <w:right w:val="single" w:sz="4" w:color="D9D9D9"/>
+            </w:tcBorders>
+          </w:tcPr>
+          <w:p>
+            <w:pPr>
+              <w:keepNext w:val="0"/>
+              <w:spacing w:line="252" w:lineRule="auto" w:before="20" w:after="20"/>
+            </w:pPr>
+            <w:r>
+              <w:rPr>
+                <w:rFonts w:ascii="Arial" w:hAnsi="Arial"/>
+                <w:b w:val="0"/>
+                <w:sz w:val="20"/>
+              </w:rPr>
+              <w:t>Carga técnica o servicios de llantas que no puedan atenderse con la capacidad comprobada y cuenten con viabilidad financiera.</w:t>
+            </w:r>
+          </w:p>
+        </w:tc>
+        <w:tc>
+          <w:tcPr>
+            <w:tcW w:type="dxa" w:w="2520"/>
+            <w:vAlign w:val="center"/>
+            <w:tcBorders>
+              <w:top w:val="single" w:sz="4" w:color="D9D9D9"/>
+              <w:bottom w:val="single" w:sz="4" w:color="D9D9D9"/>
+              <w:left w:val="single" w:sz="4" w:color="D9D9D9"/>
+              <w:right w:val="single" w:sz="4" w:color="D9D9D9"/>
+            </w:tcBorders>
+          </w:tcPr>
+          <w:p>
+            <w:pPr>
+              <w:keepNext w:val="0"/>
+              <w:spacing w:line="252" w:lineRule="auto" w:before="20" w:after="20"/>
+            </w:pPr>
+            <w:r>
+              <w:rPr>
+                <w:rFonts w:ascii="Arial" w:hAnsi="Arial"/>
+                <w:b w:val="0"/>
+                <w:sz w:val="20"/>
+              </w:rPr>
+              <w:t>Servicios solicitados, tiempos observados, competencias, equipo y costo de incorporación. Sin respaldo, no prometer capacidad adicional.</w:t>
+            </w:r>
+          </w:p>
+        </w:tc>
+      </w:tr>
+    </w:tbl>
+    <w:p>
+      <w:pPr>
+        <w:pStyle w:val="Heading2"/>
+        <w:keepNext/>
+        <w:pageBreakBefore w:val="0"/>
+      </w:pPr>
+      <w:r>
+        <w:rPr>
+          <w:b/>
+          <w:sz w:val="24"/>
+        </w:rPr>
+        <w:t>Revisión técnica y liberación</w:t>
+      </w:r>
+    </w:p>
+    <w:p>
+      <w:pPr/>
+      <w:r>
+        <w:t>Ejecutar, comprobar y autorizar la entrega son responsabilidades relacionadas, pero distintas. P3 responde técnicamente; P1 asegura la asignación del revisor; P2 controla el cierre administrativo y la comunicación con el cliente. La intervención de P1 no equivale a aprobación técnica.</w:t>
+      </w:r>
+    </w:p>
+    <w:tbl>
+      <w:tblPr>
+        <w:tblW w:type="auto" w:w="0"/>
+        <w:jc w:val="center"/>
+        <w:tblLayout w:type="fixed"/>
+        <w:tblLook w:firstColumn="1" w:firstRow="1" w:lastColumn="0" w:lastRow="0" w:noHBand="0" w:noVBand="1" w:val="04A0"/>
+      </w:tblPr>
+      <w:tblGrid>
+        <w:gridCol w:w="1512"/>
+        <w:gridCol w:w="2304"/>
+        <w:gridCol w:w="2736"/>
+        <w:gridCol w:w="2808"/>
+      </w:tblGrid>
+      <w:tr>
+        <w:trPr>
+          <w:cantSplit/>
+          <w:tblHeader/>
+        </w:trPr>
+        <w:tc>
+          <w:tcPr>
+            <w:tcW w:type="dxa" w:w="1512"/>
+            <w:vAlign w:val="center"/>
+            <w:tcBorders>
+              <w:top w:val="single" w:sz="4" w:color="D9D9D9"/>
+              <w:bottom w:val="single" w:sz="4" w:color="D9D9D9"/>
+              <w:left w:val="single" w:sz="4" w:color="D9D9D9"/>
+              <w:right w:val="single" w:sz="4" w:color="D9D9D9"/>
+            </w:tcBorders>
+            <w:shd w:fill="E7EDF2"/>
+          </w:tcPr>
+          <w:p>
+            <w:pPr>
+              <w:keepNext w:val="0"/>
+              <w:spacing w:line="252" w:lineRule="auto" w:before="20" w:after="20"/>
+            </w:pPr>
+            <w:r>
+              <w:rPr>
+                <w:rFonts w:ascii="Arial" w:hAnsi="Arial"/>
+                <w:b/>
+                <w:sz w:val="20"/>
+              </w:rPr>
+              <w:t>Situación</w:t>
+            </w:r>
+          </w:p>
+        </w:tc>
+        <w:tc>
+          <w:tcPr>
+            <w:tcW w:type="dxa" w:w="2304"/>
+            <w:vAlign w:val="center"/>
+            <w:tcBorders>
+              <w:top w:val="single" w:sz="4" w:color="D9D9D9"/>
+              <w:bottom w:val="single" w:sz="4" w:color="D9D9D9"/>
+              <w:left w:val="single" w:sz="4" w:color="D9D9D9"/>
+              <w:right w:val="single" w:sz="4" w:color="D9D9D9"/>
+            </w:tcBorders>
+            <w:shd w:fill="E7EDF2"/>
+          </w:tcPr>
+          <w:p>
+            <w:pPr>
+              <w:keepNext w:val="0"/>
+              <w:spacing w:line="252" w:lineRule="auto" w:before="20" w:after="20"/>
+            </w:pPr>
+            <w:r>
+              <w:rPr>
+                <w:rFonts w:ascii="Arial" w:hAnsi="Arial"/>
+                <w:b/>
+                <w:sz w:val="20"/>
+              </w:rPr>
+              <w:t>Ejecución</w:t>
+            </w:r>
+          </w:p>
+        </w:tc>
+        <w:tc>
+          <w:tcPr>
+            <w:tcW w:type="dxa" w:w="2736"/>
+            <w:vAlign w:val="center"/>
+            <w:tcBorders>
+              <w:top w:val="single" w:sz="4" w:color="D9D9D9"/>
+              <w:bottom w:val="single" w:sz="4" w:color="D9D9D9"/>
+              <w:left w:val="single" w:sz="4" w:color="D9D9D9"/>
+              <w:right w:val="single" w:sz="4" w:color="D9D9D9"/>
+            </w:tcBorders>
+            <w:shd w:fill="E7EDF2"/>
+          </w:tcPr>
+          <w:p>
+            <w:pPr>
+              <w:keepNext w:val="0"/>
+              <w:spacing w:line="252" w:lineRule="auto" w:before="20" w:after="20"/>
+            </w:pPr>
+            <w:r>
+              <w:rPr>
+                <w:rFonts w:ascii="Arial" w:hAnsi="Arial"/>
+                <w:b/>
+                <w:sz w:val="20"/>
+              </w:rPr>
+              <w:t>Verificación</w:t>
+            </w:r>
+          </w:p>
+        </w:tc>
+        <w:tc>
+          <w:tcPr>
+            <w:tcW w:type="dxa" w:w="2808"/>
+            <w:vAlign w:val="center"/>
+            <w:tcBorders>
+              <w:top w:val="single" w:sz="4" w:color="D9D9D9"/>
+              <w:bottom w:val="single" w:sz="4" w:color="D9D9D9"/>
+              <w:left w:val="single" w:sz="4" w:color="D9D9D9"/>
+              <w:right w:val="single" w:sz="4" w:color="D9D9D9"/>
+            </w:tcBorders>
+            <w:shd w:fill="E7EDF2"/>
+          </w:tcPr>
+          <w:p>
+            <w:pPr>
+              <w:keepNext w:val="0"/>
+              <w:spacing w:line="252" w:lineRule="auto" w:before="20" w:after="20"/>
+            </w:pPr>
+            <w:r>
+              <w:rPr>
+                <w:rFonts w:ascii="Arial" w:hAnsi="Arial"/>
+                <w:b/>
+                <w:sz w:val="20"/>
+              </w:rPr>
+              <w:t>Condición de liberación</w:t>
+            </w:r>
+          </w:p>
+        </w:tc>
+      </w:tr>
+      <w:tr>
+        <w:trPr>
+          <w:cantSplit/>
+        </w:trPr>
+        <w:tc>
+          <w:tcPr>
+            <w:tcW w:type="dxa" w:w="1512"/>
+            <w:vAlign w:val="center"/>
+            <w:tcBorders>
+              <w:top w:val="single" w:sz="4" w:color="D9D9D9"/>
+              <w:bottom w:val="single" w:sz="4" w:color="D9D9D9"/>
+              <w:left w:val="single" w:sz="4" w:color="D9D9D9"/>
+              <w:right w:val="single" w:sz="4" w:color="D9D9D9"/>
+            </w:tcBorders>
+          </w:tcPr>
+          <w:p>
+            <w:pPr>
+              <w:keepNext w:val="0"/>
+              <w:spacing w:line="252" w:lineRule="auto" w:before="20" w:after="20"/>
+            </w:pPr>
+            <w:r>
+              <w:rPr>
+                <w:rFonts w:ascii="Arial" w:hAnsi="Arial"/>
+                <w:b w:val="0"/>
+                <w:sz w:val="20"/>
+              </w:rPr>
+              <w:t>Autocontrol del trabajo</w:t>
+            </w:r>
+          </w:p>
+        </w:tc>
+        <w:tc>
+          <w:tcPr>
+            <w:tcW w:type="dxa" w:w="2304"/>
+            <w:vAlign w:val="center"/>
+            <w:tcBorders>
+              <w:top w:val="single" w:sz="4" w:color="D9D9D9"/>
+              <w:bottom w:val="single" w:sz="4" w:color="D9D9D9"/>
+              <w:left w:val="single" w:sz="4" w:color="D9D9D9"/>
+              <w:right w:val="single" w:sz="4" w:color="D9D9D9"/>
+            </w:tcBorders>
+          </w:tcPr>
+          <w:p>
+            <w:pPr>
+              <w:keepNext w:val="0"/>
+              <w:spacing w:line="252" w:lineRule="auto" w:before="20" w:after="20"/>
+            </w:pPr>
+            <w:r>
+              <w:rPr>
+                <w:rFonts w:ascii="Arial" w:hAnsi="Arial"/>
+                <w:b w:val="0"/>
+                <w:sz w:val="20"/>
+              </w:rPr>
+              <w:t>P3 ejecuta y registra materiales, hallazgos y correcciones.</w:t>
+            </w:r>
+          </w:p>
+        </w:tc>
+        <w:tc>
+          <w:tcPr>
+            <w:tcW w:type="dxa" w:w="2736"/>
+            <w:vAlign w:val="center"/>
+            <w:tcBorders>
+              <w:top w:val="single" w:sz="4" w:color="D9D9D9"/>
+              <w:bottom w:val="single" w:sz="4" w:color="D9D9D9"/>
+              <w:left w:val="single" w:sz="4" w:color="D9D9D9"/>
+              <w:right w:val="single" w:sz="4" w:color="D9D9D9"/>
+            </w:tcBorders>
+          </w:tcPr>
+          <w:p>
+            <w:pPr>
+              <w:keepNext w:val="0"/>
+              <w:spacing w:line="252" w:lineRule="auto" w:before="20" w:after="20"/>
+            </w:pPr>
+            <w:r>
+              <w:rPr>
+                <w:rFonts w:ascii="Arial" w:hAnsi="Arial"/>
+                <w:b w:val="0"/>
+                <w:sz w:val="20"/>
+              </w:rPr>
+              <w:t>P3 comprueba el servicio según el procedimiento aplicable; identifica el registro como autocontrol, no revisión independiente.</w:t>
+            </w:r>
+          </w:p>
+        </w:tc>
+        <w:tc>
+          <w:tcPr>
+            <w:tcW w:type="dxa" w:w="2808"/>
+            <w:vAlign w:val="center"/>
+            <w:tcBorders>
+              <w:top w:val="single" w:sz="4" w:color="D9D9D9"/>
+              <w:bottom w:val="single" w:sz="4" w:color="D9D9D9"/>
+              <w:left w:val="single" w:sz="4" w:color="D9D9D9"/>
+              <w:right w:val="single" w:sz="4" w:color="D9D9D9"/>
+            </w:tcBorders>
+          </w:tcPr>
+          <w:p>
+            <w:pPr>
+              <w:keepNext w:val="0"/>
+              <w:spacing w:line="252" w:lineRule="auto" w:before="20" w:after="20"/>
+            </w:pPr>
+            <w:r>
+              <w:rPr>
+                <w:rFonts w:ascii="Arial" w:hAnsi="Arial"/>
+                <w:b w:val="0"/>
+                <w:sz w:val="20"/>
+              </w:rPr>
+              <w:t>P3 documenta la conformidad técnica. P2 entrega solo con cierre técnico y conciliación administrativa.</w:t>
+            </w:r>
+          </w:p>
+        </w:tc>
+      </w:tr>
+      <w:tr>
+        <w:trPr>
+          <w:cantSplit/>
+        </w:trPr>
+        <w:tc>
+          <w:tcPr>
+            <w:tcW w:type="dxa" w:w="1512"/>
+            <w:vAlign w:val="center"/>
+            <w:tcBorders>
+              <w:top w:val="single" w:sz="4" w:color="D9D9D9"/>
+              <w:bottom w:val="single" w:sz="4" w:color="D9D9D9"/>
+              <w:left w:val="single" w:sz="4" w:color="D9D9D9"/>
+              <w:right w:val="single" w:sz="4" w:color="D9D9D9"/>
+            </w:tcBorders>
+          </w:tcPr>
+          <w:p>
+            <w:pPr>
+              <w:keepNext w:val="0"/>
+              <w:spacing w:line="252" w:lineRule="auto" w:before="20" w:after="20"/>
+            </w:pPr>
+            <w:r>
+              <w:rPr>
+                <w:rFonts w:ascii="Arial" w:hAnsi="Arial"/>
+                <w:b w:val="0"/>
+                <w:sz w:val="20"/>
+              </w:rPr>
+              <w:t>Se requiere revisión independiente</w:t>
+            </w:r>
+          </w:p>
+        </w:tc>
+        <w:tc>
+          <w:tcPr>
+            <w:tcW w:type="dxa" w:w="2304"/>
+            <w:vAlign w:val="center"/>
+            <w:tcBorders>
+              <w:top w:val="single" w:sz="4" w:color="D9D9D9"/>
+              <w:bottom w:val="single" w:sz="4" w:color="D9D9D9"/>
+              <w:left w:val="single" w:sz="4" w:color="D9D9D9"/>
+              <w:right w:val="single" w:sz="4" w:color="D9D9D9"/>
+            </w:tcBorders>
+          </w:tcPr>
+          <w:p>
+            <w:pPr>
+              <w:keepNext w:val="0"/>
+              <w:spacing w:line="252" w:lineRule="auto" w:before="20" w:after="20"/>
+            </w:pPr>
+            <w:r>
+              <w:rPr>
+                <w:rFonts w:ascii="Arial" w:hAnsi="Arial"/>
+                <w:b w:val="0"/>
+                <w:sz w:val="20"/>
+              </w:rPr>
+              <w:t>P3 conserva el registro del trabajo y lo pone a disposición del revisor.</w:t>
+            </w:r>
+          </w:p>
+        </w:tc>
+        <w:tc>
+          <w:tcPr>
+            <w:tcW w:type="dxa" w:w="2736"/>
+            <w:vAlign w:val="center"/>
+            <w:tcBorders>
+              <w:top w:val="single" w:sz="4" w:color="D9D9D9"/>
+              <w:bottom w:val="single" w:sz="4" w:color="D9D9D9"/>
+              <w:left w:val="single" w:sz="4" w:color="D9D9D9"/>
+              <w:right w:val="single" w:sz="4" w:color="D9D9D9"/>
+            </w:tcBorders>
+          </w:tcPr>
+          <w:p>
+            <w:pPr>
+              <w:keepNext w:val="0"/>
+              <w:spacing w:line="252" w:lineRule="auto" w:before="20" w:after="20"/>
+            </w:pPr>
+            <w:r>
+              <w:rPr>
+                <w:rFonts w:ascii="Arial" w:hAnsi="Arial"/>
+                <w:b w:val="0"/>
+                <w:sz w:val="20"/>
+              </w:rPr>
+              <w:t>P1 asigna una persona distinta con competencia acreditada para ese servicio. P4 solo puede revisar si posee esa competencia, no por su título de puesto.</w:t>
+            </w:r>
+          </w:p>
+        </w:tc>
+        <w:tc>
+          <w:tcPr>
+            <w:tcW w:type="dxa" w:w="2808"/>
+            <w:vAlign w:val="center"/>
+            <w:tcBorders>
+              <w:top w:val="single" w:sz="4" w:color="D9D9D9"/>
+              <w:bottom w:val="single" w:sz="4" w:color="D9D9D9"/>
+              <w:left w:val="single" w:sz="4" w:color="D9D9D9"/>
+              <w:right w:val="single" w:sz="4" w:color="D9D9D9"/>
+            </w:tcBorders>
+          </w:tcPr>
+          <w:p>
+            <w:pPr>
+              <w:keepNext w:val="0"/>
+              <w:spacing w:line="252" w:lineRule="auto" w:before="20" w:after="20"/>
+            </w:pPr>
+            <w:r>
+              <w:rPr>
+                <w:rFonts w:ascii="Arial" w:hAnsi="Arial"/>
+                <w:b w:val="0"/>
+                <w:sz w:val="20"/>
+              </w:rPr>
+              <w:t>Si no existe revisor competente, no se libera la orden como conforme: se documenta la limitación y se coordina apoyo o reprogramación.</w:t>
+            </w:r>
+          </w:p>
+        </w:tc>
+      </w:tr>
+      <w:tr>
+        <w:trPr>
+          <w:cantSplit/>
+        </w:trPr>
+        <w:tc>
+          <w:tcPr>
+            <w:tcW w:type="dxa" w:w="1512"/>
+            <w:vAlign w:val="center"/>
+            <w:tcBorders>
+              <w:top w:val="single" w:sz="4" w:color="D9D9D9"/>
+              <w:bottom w:val="single" w:sz="4" w:color="D9D9D9"/>
+              <w:left w:val="single" w:sz="4" w:color="D9D9D9"/>
+              <w:right w:val="single" w:sz="4" w:color="D9D9D9"/>
+            </w:tcBorders>
+          </w:tcPr>
+          <w:p>
+            <w:pPr>
+              <w:keepNext w:val="0"/>
+              <w:spacing w:line="252" w:lineRule="auto" w:before="20" w:after="20"/>
+            </w:pPr>
+            <w:r>
+              <w:rPr>
+                <w:rFonts w:ascii="Arial" w:hAnsi="Arial"/>
+                <w:b w:val="0"/>
+                <w:sz w:val="20"/>
+              </w:rPr>
+              <w:t>Desviación o cambio de alcance</w:t>
+            </w:r>
+          </w:p>
+        </w:tc>
+        <w:tc>
+          <w:tcPr>
+            <w:tcW w:type="dxa" w:w="2304"/>
+            <w:vAlign w:val="center"/>
+            <w:tcBorders>
+              <w:top w:val="single" w:sz="4" w:color="D9D9D9"/>
+              <w:bottom w:val="single" w:sz="4" w:color="D9D9D9"/>
+              <w:left w:val="single" w:sz="4" w:color="D9D9D9"/>
+              <w:right w:val="single" w:sz="4" w:color="D9D9D9"/>
+            </w:tcBorders>
+          </w:tcPr>
+          <w:p>
+            <w:pPr>
+              <w:keepNext w:val="0"/>
+              <w:spacing w:line="252" w:lineRule="auto" w:before="20" w:after="20"/>
+            </w:pPr>
+            <w:r>
+              <w:rPr>
+                <w:rFonts w:ascii="Arial" w:hAnsi="Arial"/>
+                <w:b w:val="0"/>
+                <w:sz w:val="20"/>
+              </w:rPr>
+              <w:t>P3 corrige una desviación del trabajo propio; un servicio diferente vuelve a evaluación de alcance.</w:t>
+            </w:r>
+          </w:p>
+        </w:tc>
+        <w:tc>
+          <w:tcPr>
+            <w:tcW w:type="dxa" w:w="2736"/>
+            <w:vAlign w:val="center"/>
+            <w:tcBorders>
+              <w:top w:val="single" w:sz="4" w:color="D9D9D9"/>
+              <w:bottom w:val="single" w:sz="4" w:color="D9D9D9"/>
+              <w:left w:val="single" w:sz="4" w:color="D9D9D9"/>
+              <w:right w:val="single" w:sz="4" w:color="D9D9D9"/>
+            </w:tcBorders>
+          </w:tcPr>
+          <w:p>
+            <w:pPr>
+              <w:keepNext w:val="0"/>
+              <w:spacing w:line="252" w:lineRule="auto" w:before="20" w:after="20"/>
+            </w:pPr>
+            <w:r>
+              <w:rPr>
+                <w:rFonts w:ascii="Arial" w:hAnsi="Arial"/>
+                <w:b w:val="0"/>
+                <w:sz w:val="20"/>
+              </w:rPr>
+              <w:t>Se registra una nueva comprobación. P1 asegura recursos, pero no firma una liberación técnica para la que no tenga competencia.</w:t>
+            </w:r>
+          </w:p>
+        </w:tc>
+        <w:tc>
+          <w:tcPr>
+            <w:tcW w:type="dxa" w:w="2808"/>
+            <w:vAlign w:val="center"/>
+            <w:tcBorders>
+              <w:top w:val="single" w:sz="4" w:color="D9D9D9"/>
+              <w:bottom w:val="single" w:sz="4" w:color="D9D9D9"/>
+              <w:left w:val="single" w:sz="4" w:color="D9D9D9"/>
+              <w:right w:val="single" w:sz="4" w:color="D9D9D9"/>
+            </w:tcBorders>
+          </w:tcPr>
+          <w:p>
+            <w:pPr>
+              <w:keepNext w:val="0"/>
+              <w:spacing w:line="252" w:lineRule="auto" w:before="20" w:after="20"/>
+            </w:pPr>
+            <w:r>
+              <w:rPr>
+                <w:rFonts w:ascii="Arial" w:hAnsi="Arial"/>
+                <w:b w:val="0"/>
+                <w:sz w:val="20"/>
+              </w:rPr>
+              <w:t>P2 obtiene reautorización si cambia el alcance o importe. No se añade automáticamente un cargo por corregir el trabajo propio.</w:t>
+            </w:r>
+          </w:p>
+        </w:tc>
+      </w:tr>
+    </w:tbl>
+    <w:p>
+      <w:pPr/>
+      <w:r>
+        <w:t>Cada orden identificará a quien desempeña cada función y su suplencia. Si una persona concentra solicitud, compra, recepción y pago, conservará registros separados y documentará esa limitación: no equivale a segregación independiente. P1 y, dentro de su encargo, P7 contrastarán los comprobantes; las diferencias o la carga observada orientarán la separación de funciones.</w:t>
+      </w:r>
+    </w:p>
+    <w:p>
+      <w:pPr/>
+      <w:r>
+        <w:t>La selección se basará en competencias demostrables para la función, no en edad, género u otros datos ajenos al puesto. La inducción abarcará alcance autorizado, registro de órdenes, comunicación de hallazgos, control de insumos, seguridad pertinente y resguardo de información. Las modalidades, horarios, remuneraciones y obligaciones se definirán con información real y asesoría aplicable antes de contratar; no son hechos acreditados por esta propuesta.</w:t>
+      </w:r>
+    </w:p>
+    <w:p>
+      <w:pPr/>
+      <w:r>
+        <w:t>P2 registrará servicio, frecuencia, gasto y satisfacción mediante respuestas reales del sondeo solicitado por la docente. El seguimiento de clientes atendidos puede aportar información de operación, pero no sustituye el sondeo por conveniencia en la zona prevista. La ausencia de respuestas no valida la demanda, la satisfacción ni el número de personas por contratar. P1 deberá evaluar el crecimiento de puestos con demanda observada, carga real, competencias y viabilidad financiera.</w:t>
       </w:r>
     </w:p>
     <w:p>
       <w:pPr>
-        <w:numPr>
-          <w:ilvl w:val="0"/>
-          <w:numId w:val="1001"/>
-        </w:numPr>
+        <w:pStyle w:val="Heading2"/>
+        <w:keepNext/>
+        <w:pageBreakBefore w:val="0"/>
       </w:pPr>
       <w:r>
-        <w:t xml:space="preserve">Organizar horarios, cargas de trabajo y prioridades de servicio.</w:t>
+        <w:rPr>
+          <w:b/>
+          <w:sz w:val="24"/>
+        </w:rPr>
+        <w:t>Seguimiento propuesto</w:t>
+      </w:r>
+    </w:p>
+    <w:p>
+      <w:pPr/>
+      <w:r>
+        <w:t>Los indicadores siguientes son criterios de revisión, no resultados ni metas alcanzadas. Las razones pueden expresarse como porcentaje; se anotarán numerador, denominador y periodo. Con denominador cero se registrará no aplicable. La revisión inicial se propone al cierre de cada orden y mediante consolidación periódica de P1, ajustable a la operación real.</w:t>
+      </w:r>
+    </w:p>
+    <w:tbl>
+      <w:tblPr>
+        <w:tblW w:type="auto" w:w="0"/>
+        <w:jc w:val="center"/>
+        <w:tblLayout w:type="fixed"/>
+        <w:tblLook w:firstColumn="1" w:firstRow="1" w:lastColumn="0" w:lastRow="0" w:noHBand="0" w:noVBand="1" w:val="04A0"/>
+      </w:tblPr>
+      <w:tblGrid>
+        <w:gridCol w:w="1800"/>
+        <w:gridCol w:w="4320"/>
+        <w:gridCol w:w="3240"/>
+      </w:tblGrid>
+      <w:tr>
+        <w:trPr>
+          <w:cantSplit/>
+          <w:tblHeader/>
+        </w:trPr>
+        <w:tc>
+          <w:tcPr>
+            <w:tcW w:type="dxa" w:w="1800"/>
+            <w:vAlign w:val="center"/>
+            <w:tcBorders>
+              <w:top w:val="single" w:sz="4" w:color="D9D9D9"/>
+              <w:bottom w:val="single" w:sz="4" w:color="D9D9D9"/>
+              <w:left w:val="single" w:sz="4" w:color="D9D9D9"/>
+              <w:right w:val="single" w:sz="4" w:color="D9D9D9"/>
+            </w:tcBorders>
+            <w:shd w:fill="E7EDF2"/>
+          </w:tcPr>
+          <w:p>
+            <w:pPr>
+              <w:keepNext w:val="0"/>
+              <w:spacing w:line="252" w:lineRule="auto" w:before="20" w:after="20"/>
+            </w:pPr>
+            <w:r>
+              <w:rPr>
+                <w:rFonts w:ascii="Arial" w:hAnsi="Arial"/>
+                <w:b/>
+                <w:sz w:val="20"/>
+              </w:rPr>
+              <w:t>Criterio</w:t>
+            </w:r>
+          </w:p>
+        </w:tc>
+        <w:tc>
+          <w:tcPr>
+            <w:tcW w:type="dxa" w:w="4320"/>
+            <w:vAlign w:val="center"/>
+            <w:tcBorders>
+              <w:top w:val="single" w:sz="4" w:color="D9D9D9"/>
+              <w:bottom w:val="single" w:sz="4" w:color="D9D9D9"/>
+              <w:left w:val="single" w:sz="4" w:color="D9D9D9"/>
+              <w:right w:val="single" w:sz="4" w:color="D9D9D9"/>
+            </w:tcBorders>
+            <w:shd w:fill="E7EDF2"/>
+          </w:tcPr>
+          <w:p>
+            <w:pPr>
+              <w:keepNext w:val="0"/>
+              <w:spacing w:line="252" w:lineRule="auto" w:before="20" w:after="20"/>
+            </w:pPr>
+            <w:r>
+              <w:rPr>
+                <w:rFonts w:ascii="Arial" w:hAnsi="Arial"/>
+                <w:b/>
+                <w:sz w:val="20"/>
+              </w:rPr>
+              <w:t>Cálculo o evidencia</w:t>
+            </w:r>
+          </w:p>
+        </w:tc>
+        <w:tc>
+          <w:tcPr>
+            <w:tcW w:type="dxa" w:w="3240"/>
+            <w:vAlign w:val="center"/>
+            <w:tcBorders>
+              <w:top w:val="single" w:sz="4" w:color="D9D9D9"/>
+              <w:bottom w:val="single" w:sz="4" w:color="D9D9D9"/>
+              <w:left w:val="single" w:sz="4" w:color="D9D9D9"/>
+              <w:right w:val="single" w:sz="4" w:color="D9D9D9"/>
+            </w:tcBorders>
+            <w:shd w:fill="E7EDF2"/>
+          </w:tcPr>
+          <w:p>
+            <w:pPr>
+              <w:keepNext w:val="0"/>
+              <w:spacing w:line="252" w:lineRule="auto" w:before="20" w:after="20"/>
+            </w:pPr>
+            <w:r>
+              <w:rPr>
+                <w:rFonts w:ascii="Arial" w:hAnsi="Arial"/>
+                <w:b/>
+                <w:sz w:val="20"/>
+              </w:rPr>
+              <w:t>Responsable y uso</w:t>
+            </w:r>
+          </w:p>
+        </w:tc>
+      </w:tr>
+      <w:tr>
+        <w:trPr>
+          <w:cantSplit/>
+        </w:trPr>
+        <w:tc>
+          <w:tcPr>
+            <w:tcW w:type="dxa" w:w="1800"/>
+            <w:vAlign w:val="center"/>
+            <w:tcBorders>
+              <w:top w:val="single" w:sz="4" w:color="D9D9D9"/>
+              <w:bottom w:val="single" w:sz="4" w:color="D9D9D9"/>
+              <w:left w:val="single" w:sz="4" w:color="D9D9D9"/>
+              <w:right w:val="single" w:sz="4" w:color="D9D9D9"/>
+            </w:tcBorders>
+          </w:tcPr>
+          <w:p>
+            <w:pPr>
+              <w:keepNext w:val="0"/>
+              <w:spacing w:line="252" w:lineRule="auto" w:before="20" w:after="20"/>
+            </w:pPr>
+            <w:r>
+              <w:rPr>
+                <w:rFonts w:ascii="Arial" w:hAnsi="Arial"/>
+                <w:b w:val="0"/>
+                <w:sz w:val="20"/>
+              </w:rPr>
+              <w:t>Autorización trazable</w:t>
+            </w:r>
+          </w:p>
+        </w:tc>
+        <w:tc>
+          <w:tcPr>
+            <w:tcW w:type="dxa" w:w="4320"/>
+            <w:vAlign w:val="center"/>
+            <w:tcBorders>
+              <w:top w:val="single" w:sz="4" w:color="D9D9D9"/>
+              <w:bottom w:val="single" w:sz="4" w:color="D9D9D9"/>
+              <w:left w:val="single" w:sz="4" w:color="D9D9D9"/>
+              <w:right w:val="single" w:sz="4" w:color="D9D9D9"/>
+            </w:tcBorders>
+          </w:tcPr>
+          <w:p>
+            <w:pPr>
+              <w:keepNext w:val="0"/>
+              <w:spacing w:line="252" w:lineRule="auto" w:before="20" w:after="20"/>
+            </w:pPr>
+            <w:r>
+              <w:rPr>
+                <w:rFonts w:ascii="Arial" w:hAnsi="Arial"/>
+                <w:b w:val="0"/>
+                <w:sz w:val="20"/>
+              </w:rPr>
+              <w:t>Órdenes con alcance e importe aceptados antes de la intervención / órdenes con trabajo cobrable revisadas.</w:t>
+            </w:r>
+          </w:p>
+        </w:tc>
+        <w:tc>
+          <w:tcPr>
+            <w:tcW w:type="dxa" w:w="3240"/>
+            <w:vAlign w:val="center"/>
+            <w:tcBorders>
+              <w:top w:val="single" w:sz="4" w:color="D9D9D9"/>
+              <w:bottom w:val="single" w:sz="4" w:color="D9D9D9"/>
+              <w:left w:val="single" w:sz="4" w:color="D9D9D9"/>
+              <w:right w:val="single" w:sz="4" w:color="D9D9D9"/>
+            </w:tcBorders>
+          </w:tcPr>
+          <w:p>
+            <w:pPr>
+              <w:keepNext w:val="0"/>
+              <w:spacing w:line="252" w:lineRule="auto" w:before="20" w:after="20"/>
+            </w:pPr>
+            <w:r>
+              <w:rPr>
+                <w:rFonts w:ascii="Arial" w:hAnsi="Arial"/>
+                <w:b w:val="0"/>
+                <w:sz w:val="20"/>
+              </w:rPr>
+              <w:t>P2. P1 revisa registros y detiene ampliaciones sin aceptación.</w:t>
+            </w:r>
+          </w:p>
+        </w:tc>
+      </w:tr>
+      <w:tr>
+        <w:trPr>
+          <w:cantSplit/>
+        </w:trPr>
+        <w:tc>
+          <w:tcPr>
+            <w:tcW w:type="dxa" w:w="1800"/>
+            <w:vAlign w:val="center"/>
+            <w:tcBorders>
+              <w:top w:val="single" w:sz="4" w:color="D9D9D9"/>
+              <w:bottom w:val="single" w:sz="4" w:color="D9D9D9"/>
+              <w:left w:val="single" w:sz="4" w:color="D9D9D9"/>
+              <w:right w:val="single" w:sz="4" w:color="D9D9D9"/>
+            </w:tcBorders>
+          </w:tcPr>
+          <w:p>
+            <w:pPr>
+              <w:keepNext w:val="0"/>
+              <w:spacing w:line="252" w:lineRule="auto" w:before="20" w:after="20"/>
+            </w:pPr>
+            <w:r>
+              <w:rPr>
+                <w:rFonts w:ascii="Arial" w:hAnsi="Arial"/>
+                <w:b w:val="0"/>
+                <w:sz w:val="20"/>
+              </w:rPr>
+              <w:t>Control de insumos</w:t>
+            </w:r>
+          </w:p>
+        </w:tc>
+        <w:tc>
+          <w:tcPr>
+            <w:tcW w:type="dxa" w:w="4320"/>
+            <w:vAlign w:val="center"/>
+            <w:tcBorders>
+              <w:top w:val="single" w:sz="4" w:color="D9D9D9"/>
+              <w:bottom w:val="single" w:sz="4" w:color="D9D9D9"/>
+              <w:left w:val="single" w:sz="4" w:color="D9D9D9"/>
+              <w:right w:val="single" w:sz="4" w:color="D9D9D9"/>
+            </w:tcBorders>
+          </w:tcPr>
+          <w:p>
+            <w:pPr>
+              <w:keepNext w:val="0"/>
+              <w:spacing w:line="252" w:lineRule="auto" w:before="20" w:after="20"/>
+            </w:pPr>
+            <w:r>
+              <w:rPr>
+                <w:rFonts w:ascii="Arial" w:hAnsi="Arial"/>
+                <w:b w:val="0"/>
+                <w:sz w:val="20"/>
+              </w:rPr>
+              <w:t>Salidas vinculadas a orden o venta / salidas de insumos revisadas.</w:t>
+            </w:r>
+          </w:p>
+        </w:tc>
+        <w:tc>
+          <w:tcPr>
+            <w:tcW w:type="dxa" w:w="3240"/>
+            <w:vAlign w:val="center"/>
+            <w:tcBorders>
+              <w:top w:val="single" w:sz="4" w:color="D9D9D9"/>
+              <w:bottom w:val="single" w:sz="4" w:color="D9D9D9"/>
+              <w:left w:val="single" w:sz="4" w:color="D9D9D9"/>
+              <w:right w:val="single" w:sz="4" w:color="D9D9D9"/>
+            </w:tcBorders>
+          </w:tcPr>
+          <w:p>
+            <w:pPr>
+              <w:keepNext w:val="0"/>
+              <w:spacing w:line="252" w:lineRule="auto" w:before="20" w:after="20"/>
+            </w:pPr>
+            <w:r>
+              <w:rPr>
+                <w:rFonts w:ascii="Arial" w:hAnsi="Arial"/>
+                <w:b w:val="0"/>
+                <w:sz w:val="20"/>
+              </w:rPr>
+              <w:t>P5. P1 contrasta registro y comprobantes; no se compensan diferencias sin investigar.</w:t>
+            </w:r>
+          </w:p>
+        </w:tc>
+      </w:tr>
+      <w:tr>
+        <w:trPr>
+          <w:cantSplit/>
+        </w:trPr>
+        <w:tc>
+          <w:tcPr>
+            <w:tcW w:type="dxa" w:w="1800"/>
+            <w:vAlign w:val="center"/>
+            <w:tcBorders>
+              <w:top w:val="single" w:sz="4" w:color="D9D9D9"/>
+              <w:bottom w:val="single" w:sz="4" w:color="D9D9D9"/>
+              <w:left w:val="single" w:sz="4" w:color="D9D9D9"/>
+              <w:right w:val="single" w:sz="4" w:color="D9D9D9"/>
+            </w:tcBorders>
+          </w:tcPr>
+          <w:p>
+            <w:pPr>
+              <w:keepNext w:val="0"/>
+              <w:spacing w:line="252" w:lineRule="auto" w:before="20" w:after="20"/>
+            </w:pPr>
+            <w:r>
+              <w:rPr>
+                <w:rFonts w:ascii="Arial" w:hAnsi="Arial"/>
+                <w:b w:val="0"/>
+                <w:sz w:val="20"/>
+              </w:rPr>
+              <w:t>Verificación del servicio</w:t>
+            </w:r>
+          </w:p>
+        </w:tc>
+        <w:tc>
+          <w:tcPr>
+            <w:tcW w:type="dxa" w:w="4320"/>
+            <w:vAlign w:val="center"/>
+            <w:tcBorders>
+              <w:top w:val="single" w:sz="4" w:color="D9D9D9"/>
+              <w:bottom w:val="single" w:sz="4" w:color="D9D9D9"/>
+              <w:left w:val="single" w:sz="4" w:color="D9D9D9"/>
+              <w:right w:val="single" w:sz="4" w:color="D9D9D9"/>
+            </w:tcBorders>
+          </w:tcPr>
+          <w:p>
+            <w:pPr>
+              <w:keepNext w:val="0"/>
+              <w:spacing w:line="252" w:lineRule="auto" w:before="20" w:after="20"/>
+            </w:pPr>
+            <w:r>
+              <w:rPr>
+                <w:rFonts w:ascii="Arial" w:hAnsi="Arial"/>
+                <w:b w:val="0"/>
+                <w:sz w:val="20"/>
+              </w:rPr>
+              <w:t>Órdenes concluidas con revisión técnica documentada / órdenes concluidas revisadas.</w:t>
+            </w:r>
+          </w:p>
+        </w:tc>
+        <w:tc>
+          <w:tcPr>
+            <w:tcW w:type="dxa" w:w="3240"/>
+            <w:vAlign w:val="center"/>
+            <w:tcBorders>
+              <w:top w:val="single" w:sz="4" w:color="D9D9D9"/>
+              <w:bottom w:val="single" w:sz="4" w:color="D9D9D9"/>
+              <w:left w:val="single" w:sz="4" w:color="D9D9D9"/>
+              <w:right w:val="single" w:sz="4" w:color="D9D9D9"/>
+            </w:tcBorders>
+          </w:tcPr>
+          <w:p>
+            <w:pPr>
+              <w:keepNext w:val="0"/>
+              <w:spacing w:line="252" w:lineRule="auto" w:before="20" w:after="20"/>
+            </w:pPr>
+            <w:r>
+              <w:rPr>
+                <w:rFonts w:ascii="Arial" w:hAnsi="Arial"/>
+                <w:b w:val="0"/>
+                <w:sz w:val="20"/>
+              </w:rPr>
+              <w:t>P3. Distinguir autocontrol y revisión por otra persona; registrar correcciones.</w:t>
+            </w:r>
+          </w:p>
+        </w:tc>
+      </w:tr>
+      <w:tr>
+        <w:trPr>
+          <w:cantSplit/>
+        </w:trPr>
+        <w:tc>
+          <w:tcPr>
+            <w:tcW w:type="dxa" w:w="1800"/>
+            <w:vAlign w:val="center"/>
+            <w:tcBorders>
+              <w:top w:val="single" w:sz="4" w:color="D9D9D9"/>
+              <w:bottom w:val="single" w:sz="4" w:color="D9D9D9"/>
+              <w:left w:val="single" w:sz="4" w:color="D9D9D9"/>
+              <w:right w:val="single" w:sz="4" w:color="D9D9D9"/>
+            </w:tcBorders>
+          </w:tcPr>
+          <w:p>
+            <w:pPr>
+              <w:keepNext w:val="0"/>
+              <w:spacing w:line="252" w:lineRule="auto" w:before="20" w:after="20"/>
+            </w:pPr>
+            <w:r>
+              <w:rPr>
+                <w:rFonts w:ascii="Arial" w:hAnsi="Arial"/>
+                <w:b w:val="0"/>
+                <w:sz w:val="20"/>
+              </w:rPr>
+              <w:t>Respuesta al seguimiento</w:t>
+            </w:r>
+          </w:p>
+        </w:tc>
+        <w:tc>
+          <w:tcPr>
+            <w:tcW w:type="dxa" w:w="4320"/>
+            <w:vAlign w:val="center"/>
+            <w:tcBorders>
+              <w:top w:val="single" w:sz="4" w:color="D9D9D9"/>
+              <w:bottom w:val="single" w:sz="4" w:color="D9D9D9"/>
+              <w:left w:val="single" w:sz="4" w:color="D9D9D9"/>
+              <w:right w:val="single" w:sz="4" w:color="D9D9D9"/>
+            </w:tcBorders>
+          </w:tcPr>
+          <w:p>
+            <w:pPr>
+              <w:keepNext w:val="0"/>
+              <w:spacing w:line="252" w:lineRule="auto" w:before="20" w:after="20"/>
+            </w:pPr>
+            <w:r>
+              <w:rPr>
+                <w:rFonts w:ascii="Arial" w:hAnsi="Arial"/>
+                <w:b w:val="0"/>
+                <w:sz w:val="20"/>
+              </w:rPr>
+              <w:t>Clientes que responden / clientes contactados con consentimiento; satisfacción se calcula solo entre respuestas válidas.</w:t>
+            </w:r>
+          </w:p>
+        </w:tc>
+        <w:tc>
+          <w:tcPr>
+            <w:tcW w:type="dxa" w:w="3240"/>
+            <w:vAlign w:val="center"/>
+            <w:tcBorders>
+              <w:top w:val="single" w:sz="4" w:color="D9D9D9"/>
+              <w:bottom w:val="single" w:sz="4" w:color="D9D9D9"/>
+              <w:left w:val="single" w:sz="4" w:color="D9D9D9"/>
+              <w:right w:val="single" w:sz="4" w:color="D9D9D9"/>
+            </w:tcBorders>
+          </w:tcPr>
+          <w:p>
+            <w:pPr>
+              <w:keepNext w:val="0"/>
+              <w:spacing w:line="252" w:lineRule="auto" w:before="20" w:after="20"/>
+            </w:pPr>
+            <w:r>
+              <w:rPr>
+                <w:rFonts w:ascii="Arial" w:hAnsi="Arial"/>
+                <w:b w:val="0"/>
+                <w:sz w:val="20"/>
+              </w:rPr>
+              <w:t>P2. P1 distingue no respuesta, queja y satisfacción expresada.</w:t>
+            </w:r>
+          </w:p>
+        </w:tc>
+      </w:tr>
+    </w:tbl>
+    <w:p>
+      <w:pPr>
+        <w:pStyle w:val="Heading1"/>
+        <w:keepNext/>
+        <w:pageBreakBefore/>
+      </w:pPr>
+      <w:r>
+        <w:rPr>
+          <w:b/>
+          <w:sz w:val="30"/>
+        </w:rPr>
+        <w:t>Conclusiones</w:t>
+      </w:r>
+    </w:p>
+    <w:p>
+      <w:pPr/>
+      <w:r>
+        <w:t>AM Taller Autocentro requiere coordinar funciones comerciales, administrativas, técnicas y de apoyo, aunque inicialmente una persona asuma varias. La distribución propuesta asigna responsables a los 16 pasos del mantenimiento y a las actividades complementarias de llantas, refacciones, limpieza y servicios profesionales. La trazabilidad de la orden conecta aceptación, ejecución, insumos, revisión y cobro: el control depende de esa conexión, no del número de nombres en un organigrama.</w:t>
+      </w:r>
+    </w:p>
+    <w:p>
+      <w:pPr/>
+      <w:r>
+        <w:t>Considero preferible una estructura pequeña con límites y registros claros antes que una plantilla amplia sin sustento de demanda o capacidad financiera. La separación entre autorización comercial, decisión del cliente y revisión técnica reduce ambigüedades; reconocer las limitaciones de una operación individual evita simular controles inexistentes. La incorporación de personas deberá justificarse con carga real, competencias y recursos. El siguiente paso administrativo es asignar personas y probar el funcionamiento de los registros, mientras el sondeo pendiente aporta evidencia para dimensionar el proyecto, sin presentarlo como concluido.</w:t>
+      </w:r>
+      <w:r>
+        <w:footnoteReference w:id="1"/>
       </w:r>
     </w:p>
     <w:p>
       <w:pPr>
-        <w:numPr>
-          <w:ilvl w:val="0"/>
-          <w:numId w:val="1001"/>
-        </w:numPr>
+        <w:pStyle w:val="Heading1"/>
+        <w:keepNext/>
+        <w:pageBreakBefore/>
       </w:pPr>
       <w:r>
-        <w:t xml:space="preserve">Autorizar compras, pagos y solicitudes de cotización.</w:t>
+        <w:rPr>
+          <w:b/>
+          <w:sz w:val="30"/>
+        </w:rPr>
+        <w:t>Referencias</w:t>
       </w:r>
     </w:p>
     <w:p>
       <w:pPr>
-        <w:numPr>
-          <w:ilvl w:val="0"/>
-          <w:numId w:val="1001"/>
-        </w:numPr>
+        <w:ind w:left="720" w:hanging="720"/>
       </w:pPr>
       <w:r>
-        <w:t xml:space="preserve">Supervisar los registros de ingresos, egresos y documentación administrativa.</w:t>
+        <w:t xml:space="preserve">Instituto Tecnológico Superior de Cajeme. (s. f.). </w:t>
+      </w:r>
+      <w:r>
+        <w:rPr>
+          <w:i/>
+        </w:rPr>
+        <w:t>Administración de Recursos Humanos (Puestos y funciones)</w:t>
+      </w:r>
+      <w:r>
+        <w:t xml:space="preserve"> [Consigna de Plan de Negocios]. https://cursos3.e-itesca.edu.mx/mod/assign/view.php?id=6551</w:t>
       </w:r>
     </w:p>
     <w:p>
       <w:pPr>
-        <w:numPr>
-          <w:ilvl w:val="0"/>
-          <w:numId w:val="1001"/>
-        </w:numPr>
+        <w:ind w:left="720" w:hanging="720"/>
       </w:pPr>
       <w:r>
-        <w:t xml:space="preserve">Coordinar la selección, inducción y evaluación del personal cuando existan contrataciones.</w:t>
+        <w:t xml:space="preserve">OpenStax. (s. f.). 10.1 Organizational structures and design. En </w:t>
+      </w:r>
+      <w:r>
+        <w:rPr>
+          <w:i/>
+        </w:rPr>
+        <w:t>Principles of management</w:t>
+      </w:r>
+      <w:r>
+        <w:t>. https://openstax.org/books/principles-management/pages/10-1-organizational-structures-and-design</w:t>
       </w:r>
     </w:p>
     <w:p>
       <w:pPr>
-        <w:numPr>
-          <w:ilvl w:val="0"/>
-          <w:numId w:val="1001"/>
-        </w:numPr>
+        <w:ind w:left="720" w:hanging="720"/>
       </w:pPr>
+      <w:r/>
       <w:r>
-        <w:t xml:space="preserve">Verificar que los trabajos cuenten con autorización antes de ejecutarse.</w:t>
+        <w:rPr>
+          <w:i/>
+        </w:rPr>
+        <w:t>Propuesta de glosario de conceptos</w:t>
+      </w:r>
+      <w:r>
+        <w:t>. (2024). [Material didáctico de Plan de Negocios, apartados 4.2 y 4.3]. ITESCA Virtual. https://cursos3.e-itesca.edu.mx/mod/resource/view.php?id=6527</w:t>
       </w:r>
     </w:p>
-    <w:p>
-      <w:pPr>
-        <w:numPr>
-          <w:ilvl w:val="0"/>
-          <w:numId w:val="1001"/>
-        </w:numPr>
-      </w:pPr>
-      <w:r>
-        <w:t xml:space="preserve">Revisar la relación con proveedores potenciales sin asumir contratos todavía no documentados.</w:t>
-      </w:r>
-    </w:p>
-    <w:p>
-      <w:pPr>
-        <w:numPr>
-          <w:ilvl w:val="0"/>
-          <w:numId w:val="1001"/>
-        </w:numPr>
-      </w:pPr>
-      <w:r>
-        <w:t xml:space="preserve">Atender incidentes y decisiones que excedan la autoridad de otros puestos.</w:t>
-      </w:r>
-    </w:p>
-    <w:p>
-      <w:pPr>
-        <w:pStyle w:val="FirstParagraph"/>
-      </w:pPr>
-      <w:r>
-        <w:t xml:space="preserve">Durante el inicio, este puesto podría acumular las funciones de caja, compras y supervisión. En ese supuesto, cada movimiento deberá conservar evidencia documental y someterse a revisiones periódicas para reducir errores y mantener un control básico de los recursos.</w:t>
-      </w:r>
-    </w:p>
-    <w:bookmarkEnd w:id="21"/>
-    <w:bookmarkStart w:id="22" w:name="X9dfa0e15addbca674611ef34ee3425c2f01ba58"/>
-    <w:p>
-      <w:pPr>
-        <w:pStyle w:val="Heading2"/>
-      </w:pPr>
-      <w:r>
-        <w:t xml:space="preserve">Responsable de recepción, ventas y atención</w:t>
-      </w:r>
-    </w:p>
-    <w:p>
-      <w:pPr>
-        <w:pStyle w:val="FirstParagraph"/>
-      </w:pPr>
-      <w:r>
-        <w:rPr>
-          <w:b/>
-          <w:bCs/>
-        </w:rPr>
-        <w:t xml:space="preserve">Función principal:</w:t>
-      </w:r>
-      <w:r>
-        <w:t xml:space="preserve"> </w:t>
-      </w:r>
-      <w:r>
-        <w:t xml:space="preserve">recibir solicitudes y mantener la comunicación relacionada con citas, cotizaciones y seguimiento de servicios.</w:t>
-      </w:r>
-    </w:p>
-    <w:p>
-      <w:pPr>
-        <w:pStyle w:val="BodyText"/>
-      </w:pPr>
-      <w:r>
-        <w:rPr>
-          <w:b/>
-          <w:bCs/>
-        </w:rPr>
-        <w:t xml:space="preserve">Actividades propuestas:</w:t>
-      </w:r>
-    </w:p>
-    <w:p>
-      <w:pPr>
-        <w:numPr>
-          <w:ilvl w:val="0"/>
-          <w:numId w:val="1002"/>
-        </w:numPr>
-      </w:pPr>
-      <w:r>
-        <w:t xml:space="preserve">Registrar los datos indispensables de contacto y del vehículo.</w:t>
-      </w:r>
-    </w:p>
-    <w:p>
-      <w:pPr>
-        <w:numPr>
-          <w:ilvl w:val="0"/>
-          <w:numId w:val="1002"/>
-        </w:numPr>
-      </w:pPr>
-      <w:r>
-        <w:t xml:space="preserve">Administrar la agenda de citas conforme a la capacidad operativa confirmada.</w:t>
-      </w:r>
-    </w:p>
-    <w:p>
-      <w:pPr>
-        <w:numPr>
-          <w:ilvl w:val="0"/>
-          <w:numId w:val="1002"/>
-        </w:numPr>
-      </w:pPr>
-      <w:r>
-        <w:t xml:space="preserve">Recibir solicitudes de servicios de mecánica, llantas o refacciones.</w:t>
-      </w:r>
-    </w:p>
-    <w:p>
-      <w:pPr>
-        <w:numPr>
-          <w:ilvl w:val="0"/>
-          <w:numId w:val="1002"/>
-        </w:numPr>
-      </w:pPr>
-      <w:r>
-        <w:t xml:space="preserve">Elaborar cotizaciones preliminares sin presentar como disponibles las referencias de catálogo pendientes de precio, existencia o compatibilidad.</w:t>
-      </w:r>
-    </w:p>
-    <w:p>
-      <w:pPr>
-        <w:numPr>
-          <w:ilvl w:val="0"/>
-          <w:numId w:val="1002"/>
-        </w:numPr>
-      </w:pPr>
-      <w:r>
-        <w:t xml:space="preserve">Canalizar las consultas técnicas al personal competente.</w:t>
-      </w:r>
-    </w:p>
-    <w:p>
-      <w:pPr>
-        <w:numPr>
-          <w:ilvl w:val="0"/>
-          <w:numId w:val="1002"/>
-        </w:numPr>
-      </w:pPr>
-      <w:r>
-        <w:t xml:space="preserve">Solicitar autorización ante cualquier modificación de alcance o costo.</w:t>
-      </w:r>
-    </w:p>
-    <w:p>
-      <w:pPr>
-        <w:numPr>
-          <w:ilvl w:val="0"/>
-          <w:numId w:val="1002"/>
-        </w:numPr>
-      </w:pPr>
-      <w:r>
-        <w:t xml:space="preserve">Registrar pagos únicamente mediante el procedimiento administrativo establecido.</w:t>
-      </w:r>
-    </w:p>
-    <w:p>
-      <w:pPr>
-        <w:numPr>
-          <w:ilvl w:val="0"/>
-          <w:numId w:val="1002"/>
-        </w:numPr>
-      </w:pPr>
-      <w:r>
-        <w:t xml:space="preserve">Resguardar los datos proporcionados conforme a las disposiciones aplicables.</w:t>
-      </w:r>
-    </w:p>
-    <w:p>
-      <w:pPr>
-        <w:pStyle w:val="FirstParagraph"/>
-      </w:pPr>
-      <w:r>
-        <w:t xml:space="preserve">La persona responsable deberá evitar diagnósticos no confirmados y promesas sobre resultados, tiempos, garantías o disponibilidad. Su comunicación deberá ser clara, respetuosa y congruente con la identidad existente de AM Taller Autocentro.</w:t>
-      </w:r>
-    </w:p>
-    <w:bookmarkEnd w:id="22"/>
-    <w:bookmarkStart w:id="23" w:name="técnico-responsable-de-mecánica"/>
-    <w:p>
-      <w:pPr>
-        <w:pStyle w:val="Heading2"/>
-      </w:pPr>
-      <w:r>
-        <w:t xml:space="preserve">Técnico responsable de mecánica</w:t>
-      </w:r>
-    </w:p>
-    <w:p>
-      <w:pPr>
-        <w:pStyle w:val="FirstParagraph"/>
-      </w:pPr>
-      <w:r>
-        <w:rPr>
-          <w:b/>
-          <w:bCs/>
-        </w:rPr>
-        <w:t xml:space="preserve">Función principal:</w:t>
-      </w:r>
-      <w:r>
-        <w:t xml:space="preserve"> </w:t>
-      </w:r>
-      <w:r>
-        <w:t xml:space="preserve">revisar los vehículos y ejecutar los trabajos mecánicos previamente diagnosticados y autorizados.</w:t>
-      </w:r>
-    </w:p>
-    <w:p>
-      <w:pPr>
-        <w:pStyle w:val="BodyText"/>
-      </w:pPr>
-      <w:r>
-        <w:rPr>
-          <w:b/>
-          <w:bCs/>
-        </w:rPr>
-        <w:t xml:space="preserve">Actividades propuestas:</w:t>
-      </w:r>
-    </w:p>
-    <w:p>
-      <w:pPr>
-        <w:numPr>
-          <w:ilvl w:val="0"/>
-          <w:numId w:val="1003"/>
-        </w:numPr>
-      </w:pPr>
-      <w:r>
-        <w:t xml:space="preserve">Realizar una inspección inicial y documentar las condiciones observables.</w:t>
-      </w:r>
-    </w:p>
-    <w:p>
-      <w:pPr>
-        <w:numPr>
-          <w:ilvl w:val="0"/>
-          <w:numId w:val="1003"/>
-        </w:numPr>
-      </w:pPr>
-      <w:r>
-        <w:t xml:space="preserve">Proponer procedimientos de diagnóstico antes de sustituir componentes.</w:t>
-      </w:r>
-    </w:p>
-    <w:p>
-      <w:pPr>
-        <w:numPr>
-          <w:ilvl w:val="0"/>
-          <w:numId w:val="1003"/>
-        </w:numPr>
-      </w:pPr>
-      <w:r>
-        <w:t xml:space="preserve">Informar los insumos, herramientas y tiempo estimado requeridos.</w:t>
-      </w:r>
-    </w:p>
-    <w:p>
-      <w:pPr>
-        <w:numPr>
-          <w:ilvl w:val="0"/>
-          <w:numId w:val="1003"/>
-        </w:numPr>
-      </w:pPr>
-      <w:r>
-        <w:t xml:space="preserve">Ejecutar solamente las actividades incluidas en la orden autorizada.</w:t>
-      </w:r>
-    </w:p>
-    <w:p>
-      <w:pPr>
-        <w:numPr>
-          <w:ilvl w:val="0"/>
-          <w:numId w:val="1003"/>
-        </w:numPr>
-      </w:pPr>
-      <w:r>
-        <w:t xml:space="preserve">Registrar trabajos efectuados, piezas utilizadas y observaciones posteriores.</w:t>
-      </w:r>
-    </w:p>
-    <w:p>
-      <w:pPr>
-        <w:numPr>
-          <w:ilvl w:val="0"/>
-          <w:numId w:val="1003"/>
-        </w:numPr>
-      </w:pPr>
-      <w:r>
-        <w:t xml:space="preserve">Mantener orden, limpieza y condiciones seguras en el área de trabajo.</w:t>
-      </w:r>
-    </w:p>
-    <w:p>
-      <w:pPr>
-        <w:numPr>
-          <w:ilvl w:val="0"/>
-          <w:numId w:val="1003"/>
-        </w:numPr>
-      </w:pPr>
-      <w:r>
-        <w:t xml:space="preserve">Reportar daños, riesgos o necesidades adicionales antes de intervenir.</w:t>
-      </w:r>
-    </w:p>
-    <w:p>
-      <w:pPr>
-        <w:numPr>
-          <w:ilvl w:val="0"/>
-          <w:numId w:val="1003"/>
-        </w:numPr>
-      </w:pPr>
-      <w:r>
-        <w:t xml:space="preserve">Participar en la capacitación técnica y de seguridad que se determine.</w:t>
-      </w:r>
-    </w:p>
-    <w:p>
-      <w:pPr>
-        <w:pStyle w:val="FirstParagraph"/>
-      </w:pPr>
-      <w:r>
-        <w:t xml:space="preserve">La asignación de trabajos deberá corresponder con la experiencia y las competencias comprobables de la persona técnica. Las intervenciones que excedan su capacidad deberán detenerse o canalizarse con un profesional competente.</w:t>
-      </w:r>
-    </w:p>
-    <w:bookmarkEnd w:id="23"/>
-    <w:bookmarkStart w:id="24" w:name="técnico-responsable-de-llantas"/>
-    <w:p>
-      <w:pPr>
-        <w:pStyle w:val="Heading2"/>
-      </w:pPr>
-      <w:r>
-        <w:t xml:space="preserve">Técnico responsable de llantas</w:t>
-      </w:r>
-    </w:p>
-    <w:p>
-      <w:pPr>
-        <w:pStyle w:val="FirstParagraph"/>
-      </w:pPr>
-      <w:r>
-        <w:rPr>
-          <w:b/>
-          <w:bCs/>
-        </w:rPr>
-        <w:t xml:space="preserve">Función principal:</w:t>
-      </w:r>
-      <w:r>
-        <w:t xml:space="preserve"> </w:t>
-      </w:r>
-      <w:r>
-        <w:t xml:space="preserve">atender los servicios relacionados con revisión, instalación y mantenimiento de llantas dentro de la capacidad técnica disponible.</w:t>
-      </w:r>
-    </w:p>
-    <w:p>
-      <w:pPr>
-        <w:pStyle w:val="BodyText"/>
-      </w:pPr>
-      <w:r>
-        <w:rPr>
-          <w:b/>
-          <w:bCs/>
-        </w:rPr>
-        <w:t xml:space="preserve">Actividades propuestas:</w:t>
-      </w:r>
-    </w:p>
-    <w:p>
-      <w:pPr>
-        <w:numPr>
-          <w:ilvl w:val="0"/>
-          <w:numId w:val="1004"/>
-        </w:numPr>
-      </w:pPr>
-      <w:r>
-        <w:t xml:space="preserve">Revisar el estado visible de llantas, válvulas y componentes relacionados.</w:t>
-      </w:r>
-    </w:p>
-    <w:p>
-      <w:pPr>
-        <w:numPr>
-          <w:ilvl w:val="0"/>
-          <w:numId w:val="1004"/>
-        </w:numPr>
-      </w:pPr>
-      <w:r>
-        <w:t xml:space="preserve">Confirmar medidas y especificaciones antes de solicitar una cotización.</w:t>
-      </w:r>
-    </w:p>
-    <w:p>
-      <w:pPr>
-        <w:numPr>
-          <w:ilvl w:val="0"/>
-          <w:numId w:val="1004"/>
-        </w:numPr>
-      </w:pPr>
-      <w:r>
-        <w:t xml:space="preserve">Ejecutar los procedimientos autorizados con herramientas adecuadas.</w:t>
-      </w:r>
-    </w:p>
-    <w:p>
-      <w:pPr>
-        <w:numPr>
-          <w:ilvl w:val="0"/>
-          <w:numId w:val="1004"/>
-        </w:numPr>
-      </w:pPr>
-      <w:r>
-        <w:t xml:space="preserve">Aplicar medidas de seguridad durante la elevación, el desmontaje y el montaje.</w:t>
-      </w:r>
-    </w:p>
-    <w:p>
-      <w:pPr>
-        <w:numPr>
-          <w:ilvl w:val="0"/>
-          <w:numId w:val="1004"/>
-        </w:numPr>
-      </w:pPr>
-      <w:r>
-        <w:t xml:space="preserve">Registrar los materiales utilizados y mantener identificados los bienes recibidos.</w:t>
-      </w:r>
-    </w:p>
-    <w:p>
-      <w:pPr>
-        <w:numPr>
-          <w:ilvl w:val="0"/>
-          <w:numId w:val="1004"/>
-        </w:numPr>
-      </w:pPr>
-      <w:r>
-        <w:t xml:space="preserve">Informar sobre condiciones que requieran una revisión especializada.</w:t>
-      </w:r>
-    </w:p>
-    <w:p>
-      <w:pPr>
-        <w:pStyle w:val="FirstParagraph"/>
-      </w:pPr>
-      <w:r>
-        <w:t xml:space="preserve">Este puesto no presupone que el proyecto cuente actualmente con maquinaria, inventario o personal especializado. Tales recursos permanecen sujetos a confirmación antes de ofrecer cualquier servicio.</w:t>
-      </w:r>
-    </w:p>
-    <w:bookmarkEnd w:id="24"/>
-    <w:bookmarkStart w:id="25" w:name="Xa44702befcba1d6c28e0b43bafe333afc005ff9"/>
-    <w:p>
-      <w:pPr>
-        <w:pStyle w:val="Heading2"/>
-      </w:pPr>
-      <w:r>
-        <w:t xml:space="preserve">Responsable de refacciones, compras e inventario</w:t>
-      </w:r>
-    </w:p>
-    <w:p>
-      <w:pPr>
-        <w:pStyle w:val="FirstParagraph"/>
-      </w:pPr>
-      <w:r>
-        <w:rPr>
-          <w:b/>
-          <w:bCs/>
-        </w:rPr>
-        <w:t xml:space="preserve">Función principal:</w:t>
-      </w:r>
-      <w:r>
-        <w:t xml:space="preserve"> </w:t>
-      </w:r>
-      <w:r>
-        <w:t xml:space="preserve">controlar las solicitudes, entradas, salidas y resguardo de refacciones e insumos.</w:t>
-      </w:r>
-    </w:p>
-    <w:p>
-      <w:pPr>
-        <w:pStyle w:val="BodyText"/>
-      </w:pPr>
-      <w:r>
-        <w:rPr>
-          <w:b/>
-          <w:bCs/>
-        </w:rPr>
-        <w:t xml:space="preserve">Actividades propuestas:</w:t>
-      </w:r>
-    </w:p>
-    <w:p>
-      <w:pPr>
-        <w:numPr>
-          <w:ilvl w:val="0"/>
-          <w:numId w:val="1005"/>
-        </w:numPr>
-      </w:pPr>
-      <w:r>
-        <w:t xml:space="preserve">Solicitar cotizaciones a proveedores potenciales y comparar sus condiciones.</w:t>
-      </w:r>
-    </w:p>
-    <w:p>
-      <w:pPr>
-        <w:numPr>
-          <w:ilvl w:val="0"/>
-          <w:numId w:val="1005"/>
-        </w:numPr>
-      </w:pPr>
-      <w:r>
-        <w:t xml:space="preserve">Verificar números de parte, medidas y compatibilidades con apoyo técnico.</w:t>
-      </w:r>
-    </w:p>
-    <w:p>
-      <w:pPr>
-        <w:numPr>
-          <w:ilvl w:val="0"/>
-          <w:numId w:val="1005"/>
-        </w:numPr>
-      </w:pPr>
-      <w:r>
-        <w:t xml:space="preserve">Registrar entradas y salidas asociándolas con una orden de servicio.</w:t>
-      </w:r>
-    </w:p>
-    <w:p>
-      <w:pPr>
-        <w:numPr>
-          <w:ilvl w:val="0"/>
-          <w:numId w:val="1005"/>
-        </w:numPr>
-      </w:pPr>
-      <w:r>
-        <w:t xml:space="preserve">Identificar diferencias entre existencias físicas y registros.</w:t>
-      </w:r>
-    </w:p>
-    <w:p>
-      <w:pPr>
-        <w:numPr>
-          <w:ilvl w:val="0"/>
-          <w:numId w:val="1005"/>
-        </w:numPr>
-      </w:pPr>
-      <w:r>
-        <w:t xml:space="preserve">Separar materiales pendientes de revisión, devolución o reclamación.</w:t>
-      </w:r>
-    </w:p>
-    <w:p>
-      <w:pPr>
-        <w:numPr>
-          <w:ilvl w:val="0"/>
-          <w:numId w:val="1005"/>
-        </w:numPr>
-      </w:pPr>
-      <w:r>
-        <w:t xml:space="preserve">Proponer reposiciones con base en información real, sin asumir una demanda validada.</w:t>
-      </w:r>
-    </w:p>
-    <w:p>
-      <w:pPr>
-        <w:numPr>
-          <w:ilvl w:val="0"/>
-          <w:numId w:val="1005"/>
-        </w:numPr>
-      </w:pPr>
-      <w:r>
-        <w:t xml:space="preserve">Conservar comprobantes de compra y documentos de recepción.</w:t>
-      </w:r>
-    </w:p>
-    <w:p>
-      <w:pPr>
-        <w:pStyle w:val="FirstParagraph"/>
-      </w:pPr>
-      <w:r>
-        <w:t xml:space="preserve">Si una sola persona realiza compras e inventario, la administración deberá revisar cotizaciones, autorizaciones y recepciones para reducir errores y posibles conflictos de interés.</w:t>
-      </w:r>
-    </w:p>
-    <w:bookmarkEnd w:id="25"/>
-    <w:bookmarkStart w:id="26" w:name="servicios-profesionales-externos"/>
-    <w:p>
-      <w:pPr>
-        <w:pStyle w:val="Heading2"/>
-      </w:pPr>
-      <w:r>
-        <w:t xml:space="preserve">Servicios profesionales externos</w:t>
-      </w:r>
-    </w:p>
-    <w:p>
-      <w:pPr>
-        <w:pStyle w:val="FirstParagraph"/>
-      </w:pPr>
-      <w:r>
-        <w:rPr>
-          <w:b/>
-          <w:bCs/>
-        </w:rPr>
-        <w:t xml:space="preserve">Función principal:</w:t>
-      </w:r>
-      <w:r>
-        <w:t xml:space="preserve"> </w:t>
-      </w:r>
-      <w:r>
-        <w:t xml:space="preserve">proporcionar asesoría especializada sin integrarse necesariamente a la plantilla permanente.</w:t>
-      </w:r>
-    </w:p>
-    <w:p>
-      <w:pPr>
-        <w:pStyle w:val="BodyText"/>
-      </w:pPr>
-      <w:r>
-        <w:t xml:space="preserve">Podrían considerarse servicios de contabilidad y cumplimiento fiscal, asesoría jurídica, seguridad e higiene, mantenimiento de equipos y soporte para la agenda y los registros. Cada contratación requeriría una cotización, un alcance definido, la identificación de responsables, condiciones de confidencialidad y entregables verificables. Su incorporación dependerá de la formalización del proyecto y de las obligaciones aplicables.</w:t>
-      </w:r>
-    </w:p>
-    <w:bookmarkEnd w:id="26"/>
-    <w:bookmarkEnd w:id="27"/>
-    <w:bookmarkStart w:id="28" w:name="X76ec608f4042d75c2876de8ef8fa558d1b9b471"/>
-    <w:p>
-      <w:pPr>
-        <w:pStyle w:val="Heading1"/>
-      </w:pPr>
-      <w:r>
-        <w:t xml:space="preserve">Asignación y control de responsabilidades</w:t>
-      </w:r>
-    </w:p>
-    <w:p>
-      <w:pPr>
-        <w:pStyle w:val="FirstParagraph"/>
-      </w:pPr>
-      <w:r>
-        <w:t xml:space="preserve">Cada solicitud deberá identificar responsables de recepción, autorización administrativa, ejecución técnica y control de insumos, aunque inicialmente varias funciones recaigan en una sola persona. El flujo propuesto es el siguiente:</w:t>
-      </w:r>
-    </w:p>
-    <w:p>
-      <w:pPr>
-        <w:numPr>
-          <w:ilvl w:val="0"/>
-          <w:numId w:val="1006"/>
-        </w:numPr>
-      </w:pPr>
-      <w:r>
-        <w:t xml:space="preserve">Recepción registra la solicitud y los datos indispensables.</w:t>
-      </w:r>
-    </w:p>
-    <w:p>
-      <w:pPr>
-        <w:numPr>
-          <w:ilvl w:val="0"/>
-          <w:numId w:val="1006"/>
-        </w:numPr>
-      </w:pPr>
-      <w:r>
-        <w:t xml:space="preserve">El área técnica revisa el vehículo y propone el alcance.</w:t>
-      </w:r>
-    </w:p>
-    <w:p>
-      <w:pPr>
-        <w:numPr>
-          <w:ilvl w:val="0"/>
-          <w:numId w:val="1006"/>
-        </w:numPr>
-      </w:pPr>
-      <w:r>
-        <w:t xml:space="preserve">Administración valida los recursos y prepara la cotización.</w:t>
-      </w:r>
-    </w:p>
-    <w:p>
-      <w:pPr>
-        <w:numPr>
-          <w:ilvl w:val="0"/>
-          <w:numId w:val="1006"/>
-        </w:numPr>
-      </w:pPr>
-      <w:r>
-        <w:t xml:space="preserve">La persona solicitante autoriza antes del inicio del trabajo.</w:t>
-      </w:r>
-    </w:p>
-    <w:p>
-      <w:pPr>
-        <w:numPr>
-          <w:ilvl w:val="0"/>
-          <w:numId w:val="1006"/>
-        </w:numPr>
-      </w:pPr>
-      <w:r>
-        <w:t xml:space="preserve">El personal técnico ejecuta y documenta el servicio.</w:t>
-      </w:r>
-    </w:p>
-    <w:p>
-      <w:pPr>
-        <w:numPr>
-          <w:ilvl w:val="0"/>
-          <w:numId w:val="1006"/>
-        </w:numPr>
-      </w:pPr>
-      <w:r>
-        <w:t xml:space="preserve">Inventario registra los insumos utilizados.</w:t>
-      </w:r>
-    </w:p>
-    <w:p>
-      <w:pPr>
-        <w:numPr>
-          <w:ilvl w:val="0"/>
-          <w:numId w:val="1006"/>
-        </w:numPr>
-      </w:pPr>
-      <w:r>
-        <w:t xml:space="preserve">Recepción comunica la conclusión y conserva la evidencia correspondiente.</w:t>
-      </w:r>
-    </w:p>
-    <w:p>
-      <w:pPr>
-        <w:pStyle w:val="FirstParagraph"/>
-      </w:pPr>
-      <w:r>
-        <w:t xml:space="preserve">La evaluación interna podría considerar cumplimiento de procedimientos, calidad de los registros, cuidado de herramientas, atención respetuosa, puntualidad y reporte oportuno de incidentes. Posteriormente, estos criterios deberán convertirse en descripciones formales de puesto e indicadores verificables.</w:t>
-      </w:r>
-    </w:p>
-    <w:bookmarkEnd w:id="28"/>
-    <w:bookmarkStart w:id="29" w:name="Xabbd8bec2336b976fc4f0ad314ea41da4b31118"/>
-    <w:p>
-      <w:pPr>
-        <w:pStyle w:val="Heading1"/>
-      </w:pPr>
-      <w:r>
-        <w:t xml:space="preserve">Datos requeridos para la versión definitiva</w:t>
-      </w:r>
-    </w:p>
-    <w:p>
-      <w:pPr>
-        <w:pStyle w:val="FirstParagraph"/>
-      </w:pPr>
-      <w:r>
-        <w:t xml:space="preserve">Para convertir este borrador en un trabajo real se necesita confirmar la cantidad de personas participantes, las funciones actualmente realizadas, horarios, competencias técnicas, capacidad instalada, equipo disponible, modalidad de contratación, presupuesto de nómina y necesidad de servicios externos. También permanecen pendientes el formato, la rúbrica y el peso individual de la actividad, así como la validación de las obligaciones laborales, fiscales, de protección de datos y de seguridad aplicables a AM Taller Autocentro.</w:t>
-      </w:r>
-    </w:p>
-    <w:bookmarkEnd w:id="29"/>
     <w:sectPr>
       <w:footnotePr>
         <w:numRestart w:val="eachSect"/>
@@ -964,6 +7974,23 @@
     <w:p>
       <w:r>
         <w:separator/>
+      </w:r>
+    </w:p>
+  </w:footnote>
+  <w:footnote w:id="1">
+    <w:p>
+      <w:pPr>
+        <w:pStyle w:val="FootnoteText"/>
+      </w:pPr>
+      <w:r>
+        <w:footnoteRef/>
+      </w:r>
+      <w:r>
+        <w:rPr>
+          <w:rFonts w:ascii="Arial" w:hAnsi="Arial"/>
+          <w:sz w:val="18"/>
+        </w:rPr>
+        <w:t xml:space="preserve"> Se utilizó GitHub Copilot para organizar las fichas, revisar su correspondencia con el proceso y preparar los documentos. La asistencia automatizada no acredita contrataciones, resultados del sondeo, revisión docente ni operación real; corresponde al estudiante revisar y asumir el contenido final.</w:t>
       </w:r>
     </w:p>
   </w:footnote>
@@ -1243,18 +8270,6 @@
     <w:abstractNumId w:val="991"/>
   </w:num>
   <w:num w:numId="1002">
-    <w:abstractNumId w:val="991"/>
-  </w:num>
-  <w:num w:numId="1003">
-    <w:abstractNumId w:val="991"/>
-  </w:num>
-  <w:num w:numId="1004">
-    <w:abstractNumId w:val="991"/>
-  </w:num>
-  <w:num w:numId="1005">
-    <w:abstractNumId w:val="991"/>
-  </w:num>
-  <w:num w:numId="1006">
     <w:abstractNumId w:val="99201"/>
     <w:lvlOverride w:ilvl="0">
       <w:startOverride w:val="1"/>
@@ -1284,6 +8299,9 @@
       <w:startOverride w:val="1"/>
     </w:lvlOverride>
   </w:num>
+  <w:num w:numId="1003">
+    <w:abstractNumId w:val="991"/>
+  </w:num>
 </w:numbering>
 </file>
 
@@ -1309,11 +8327,12 @@
     <w:name w:val="Normal"/>
     <w:qFormat/>
     <w:pPr>
-      <w:spacing w:line="360" w:lineRule="auto"/>
+      <w:spacing w:line="288" w:lineRule="auto" w:after="160"/>
     </w:pPr>
     <w:rPr>
       <w:rFonts w:ascii="Arial" w:hAnsi="Arial"/>
-      <w:sz w:val="24"/>
+      <w:color w:val="000000"/>
+      <w:sz w:val="22"/>
     </w:rPr>
   </w:style>
   <w:style w:styleId="BodyText" w:type="paragraph">
@@ -1353,7 +8372,8 @@
       <w:jc w:val="center"/>
     </w:pPr>
     <w:rPr>
-      <w:rFonts w:asciiTheme="majorHAnsi" w:cstheme="majorBidi" w:eastAsiaTheme="majorEastAsia" w:hAnsiTheme="majorHAnsi"/>
+      <w:rFonts w:asciiTheme="majorHAnsi" w:cstheme="majorBidi" w:eastAsiaTheme="majorEastAsia" w:hAnsiTheme="majorHAnsi" w:ascii="Arial" w:hAnsi="Arial"/>
+      <w:color w:val="000000"/>
       <w:sz w:val="56"/>
       <w:szCs w:val="56"/>
     </w:rPr>
@@ -1385,6 +8405,7 @@
     </w:pPr>
     <w:rPr>
       <w:rFonts w:cstheme="majorBidi" w:eastAsiaTheme="majorEastAsia"/>
+      <w:color w:val="000000"/>
       <w:spacing w:val="15"/>
       <w:sz w:val="28"/>
       <w:szCs w:val="28"/>
@@ -1487,9 +8508,9 @@
       <w:outlineLvl w:val="0"/>
     </w:pPr>
     <w:rPr>
-      <w:rFonts w:asciiTheme="majorHAnsi" w:cstheme="majorBidi" w:eastAsiaTheme="majorEastAsia" w:hAnsiTheme="majorHAnsi"/>
-      <w:color w:themeColor="accent1" w:themeShade="BF" w:val="0F4761"/>
-      <w:sz w:val="40"/>
+      <w:rFonts w:asciiTheme="majorHAnsi" w:cstheme="majorBidi" w:eastAsiaTheme="majorEastAsia" w:hAnsiTheme="majorHAnsi" w:ascii="Arial" w:hAnsi="Arial"/>
+      <w:color w:val="000000"/>
+      <w:sz w:val="30"/>
       <w:szCs w:val="40"/>
     </w:rPr>
   </w:style>
@@ -1510,9 +8531,9 @@
       <w:outlineLvl w:val="1"/>
     </w:pPr>
     <w:rPr>
-      <w:rFonts w:asciiTheme="majorHAnsi" w:cstheme="majorBidi" w:eastAsiaTheme="majorEastAsia" w:hAnsiTheme="majorHAnsi"/>
-      <w:color w:themeColor="accent1" w:themeShade="BF" w:val="0F4761"/>
-      <w:sz w:val="32"/>
+      <w:rFonts w:asciiTheme="majorHAnsi" w:cstheme="majorBidi" w:eastAsiaTheme="majorEastAsia" w:hAnsiTheme="majorHAnsi" w:ascii="Arial" w:hAnsi="Arial"/>
+      <w:color w:val="000000"/>
+      <w:sz w:val="24"/>
       <w:szCs w:val="32"/>
     </w:rPr>
   </w:style>
@@ -1533,9 +8554,9 @@
       <w:outlineLvl w:val="2"/>
     </w:pPr>
     <w:rPr>
-      <w:rFonts w:cstheme="majorBidi" w:eastAsiaTheme="majorEastAsia"/>
-      <w:color w:themeColor="accent1" w:themeShade="BF" w:val="0F4761"/>
-      <w:sz w:val="28"/>
+      <w:rFonts w:cstheme="majorBidi" w:eastAsiaTheme="majorEastAsia" w:ascii="Arial" w:hAnsi="Arial"/>
+      <w:color w:val="000000"/>
+      <w:sz w:val="22"/>
       <w:szCs w:val="28"/>
     </w:rPr>
   </w:style>
